--- a/docs/armcfgen.docx
+++ b/docs/armcfgen.docx
@@ -29,17 +29,25 @@
         <w:t>Writing a CSUB</w:t>
       </w:r>
       <w:r>
-        <w:t xml:space="preserve"> — what a CSUB is, exactly how BASIC passes arguments to it</w:t>
-      </w:r>
-    </w:p>
-    <w:p>
-      <w:r>
-        <w:t>(integers, floats, strings, arrays and string arrays), the rules you must</w:t>
-      </w:r>
-    </w:p>
-    <w:p>
-      <w:r>
-        <w:t>follow, and worked examples in both *merge* and *join* form.</w:t>
+        <w:t xml:space="preserve"> — what a CSUB is, exactly how BASIC passes arguments to it (integers, floats, strings, arrays and string arrays), the rules you must follow, and worked examples in both </w:t>
+      </w:r>
+      <w:r>
+        <w:rPr>
+          <w:i/>
+        </w:rPr>
+        <w:t>merge</w:t>
+      </w:r>
+      <w:r>
+        <w:t xml:space="preserve"> and </w:t>
+      </w:r>
+      <w:r>
+        <w:rPr>
+          <w:i/>
+        </w:rPr>
+        <w:t>join</w:t>
+      </w:r>
+      <w:r>
+        <w:t xml:space="preserve"> form.</w:t>
       </w:r>
     </w:p>
     <w:p>
@@ -66,12 +74,7 @@
         <w:t>CSUB … END CSUB</w:t>
       </w:r>
       <w:r>
-        <w:t xml:space="preserve"> block</w:t>
-      </w:r>
-    </w:p>
-    <w:p>
-      <w:r>
-        <w:t xml:space="preserve">with </w:t>
+        <w:t xml:space="preserve"> block with </w:t>
       </w:r>
       <w:r>
         <w:rPr>
@@ -102,6 +105,31 @@
       </w:r>
     </w:p>
     <w:p>
+      <w:r>
+        <w:t xml:space="preserve">If you would rather not write C at all, </w:t>
+      </w:r>
+      <w:r>
+        <w:rPr>
+          <w:rFonts w:ascii="Consolas" w:hAnsi="Consolas"/>
+          <w:sz w:val="18"/>
+        </w:rPr>
+        <w:t>mmb2csub.py</w:t>
+      </w:r>
+      <w:r>
+        <w:t xml:space="preserve"> converts an MMBasic SUB or FUNCTION into a CSUB for you, using these same CallTable routines — see </w:t>
+      </w:r>
+      <w:r>
+        <w:rPr>
+          <w:rFonts w:ascii="Consolas" w:hAnsi="Consolas"/>
+          <w:sz w:val="18"/>
+        </w:rPr>
+        <w:t>docs/mmb2csub.md</w:t>
+      </w:r>
+      <w:r>
+        <w:t>. This manual is the one to read when you want control over the C, or when what you need is not something MMBasic can express.</w:t>
+      </w:r>
+    </w:p>
+    <w:p>
       <w:pPr>
         <w:pStyle w:val="Title"/>
       </w:pPr>
@@ -128,12 +156,7 @@
         <w:t>CSUB</w:t>
       </w:r>
       <w:r>
-        <w:t xml:space="preserve"> is a block of compiled machine code embedded directly in a BASIC</w:t>
-      </w:r>
-    </w:p>
-    <w:p>
-      <w:r>
-        <w:t>program as hexadecimal words:</w:t>
+        <w:t xml:space="preserve"> is a block of compiled machine code embedded directly in a BASIC program as hexadecimal words:</w:t>
       </w:r>
     </w:p>
     <w:p>
@@ -189,27 +212,12 @@
         <w:t>myfunc x</w:t>
       </w:r>
       <w:r>
-        <w:t>, the interpreter jumps straight into that machine</w:t>
+        <w:t>, the interpreter jumps straight into that machine code. A CSUB therefore lets you write performance‑critical or hardware‑level work in C (or assembler) and call it from BASIC like any other subroutine.</w:t>
       </w:r>
     </w:p>
     <w:p>
       <w:r>
-        <w:t>code. A CSUB therefore lets you write performance‑critical or hardware‑level</w:t>
-      </w:r>
-    </w:p>
-    <w:p>
-      <w:r>
-        <w:t>work in C (or assembler) and call it from BASIC like any other subroutine.</w:t>
-      </w:r>
-    </w:p>
-    <w:p>
-      <w:r>
-        <w:t>Three consequences follow from "it's just embedded machine code", and they shape</w:t>
-      </w:r>
-    </w:p>
-    <w:p>
-      <w:r>
-        <w:t>everything else in this manual:</w:t>
+        <w:t>Three consequences follow from "it's just embedded machine code", and they shape everything else in this manual:</w:t>
       </w:r>
     </w:p>
     <w:p>
@@ -223,17 +231,16 @@
         <w:t>There is no linker.</w:t>
       </w:r>
       <w:r>
-        <w:t xml:space="preserve"> A CSUB cannot call firmware functions or C library</w:t>
-      </w:r>
-    </w:p>
-    <w:p>
-      <w:r>
-        <w:t>functions by name. The *only* way it reaches anything in the firmware is</w:t>
-      </w:r>
-    </w:p>
-    <w:p>
-      <w:r>
-        <w:t xml:space="preserve">through the </w:t>
+        <w:t xml:space="preserve"> A CSUB cannot call firmware functions or C library functions by name. The </w:t>
+      </w:r>
+      <w:r>
+        <w:rPr>
+          <w:i/>
+        </w:rPr>
+        <w:t>only</w:t>
+      </w:r>
+      <w:r>
+        <w:t xml:space="preserve"> way it reaches anything in the firmware is through the </w:t>
       </w:r>
       <w:r>
         <w:rPr>
@@ -242,12 +249,7 @@
         <w:t>CallTable</w:t>
       </w:r>
       <w:r>
-        <w:t xml:space="preserve"> — a table of function pointers the firmware exposes</w:t>
-      </w:r>
-    </w:p>
-    <w:p>
-      <w:r>
-        <w:t>(see §1.5 and Appendix A).</w:t>
+        <w:t xml:space="preserve"> — a table of function pointers the firmware exposes (see §1.5 and Appendix A).</w:t>
       </w:r>
     </w:p>
     <w:p>
@@ -261,22 +263,7 @@
         <w:t>It must be self‑contained and position independent.</w:t>
       </w:r>
       <w:r>
-        <w:t xml:space="preserve"> The blob is pasted</w:t>
-      </w:r>
-    </w:p>
-    <w:p>
-      <w:r>
-        <w:t>into flash wherever your program happens to live, so it can't depend on a fixed</w:t>
-      </w:r>
-    </w:p>
-    <w:p>
-      <w:r>
-        <w:t>load address — the firmware does no relocation. The build handles this for you,</w:t>
-      </w:r>
-    </w:p>
-    <w:p>
-      <w:r>
-        <w:t>including read‑only data (see §1.4).</w:t>
+        <w:t xml:space="preserve"> The blob is pasted into flash wherever your program happens to live, so it can't depend on a fixed load address — the firmware does no relocation. The build handles this for you, including read‑only data (see §1.4).</w:t>
       </w:r>
     </w:p>
     <w:p>
@@ -290,27 +277,41 @@
         <w:t>It targets Cortex‑M0+.</w:t>
       </w:r>
       <w:r>
-        <w:t xml:space="preserve"> Code built for the M0+ instruction set runs</w:t>
+        <w:t xml:space="preserve"> Code built for the M0+ instruction set runs unchanged on both the RP2040 (M0+) and the RP2350 (M33), so one blob works on every PicoMite board, unless it reads the BASIC variable table (</w:t>
+      </w:r>
+      <w:r>
+        <w:rPr>
+          <w:rFonts w:ascii="Consolas" w:hAnsi="Consolas"/>
+          <w:sz w:val="18"/>
+        </w:rPr>
+        <w:t>g_vartbl</w:t>
+      </w:r>
+      <w:r>
+        <w:t xml:space="preserve">) or the </w:t>
+      </w:r>
+      <w:r>
+        <w:rPr>
+          <w:rFonts w:ascii="Consolas" w:hAnsi="Consolas"/>
+          <w:sz w:val="18"/>
+        </w:rPr>
+        <w:t>Option</w:t>
+      </w:r>
+      <w:r>
+        <w:t xml:space="preserve"> structure, whose layouts differ between the chips and variants (see §1.5).</w:t>
       </w:r>
     </w:p>
     <w:p>
       <w:r>
-        <w:t>unchanged on both the RP2040 (M0+) and the RP2350 (M33), so one blob works on</w:t>
-      </w:r>
-    </w:p>
-    <w:p>
-      <w:r>
-        <w:t>every PicoMite board.</w:t>
-      </w:r>
-    </w:p>
-    <w:p>
-      <w:r>
-        <w:t>A CSUB is a *subroutine*: it returns nothing usable to BASIC (its C return value</w:t>
-      </w:r>
-    </w:p>
-    <w:p>
-      <w:r>
-        <w:t xml:space="preserve">is ignored). It communicates results by </w:t>
+        <w:t xml:space="preserve">A CSUB is a </w:t>
+      </w:r>
+      <w:r>
+        <w:rPr>
+          <w:i/>
+        </w:rPr>
+        <w:t>subroutine</w:t>
+      </w:r>
+      <w:r>
+        <w:t xml:space="preserve">: it returns nothing usable to BASIC (its C return value is ignored). It communicates results by </w:t>
       </w:r>
       <w:r>
         <w:rPr>
@@ -319,12 +320,7 @@
         <w:t>writing back through its arguments</w:t>
       </w:r>
       <w:r>
-        <w:t>.</w:t>
-      </w:r>
-    </w:p>
-    <w:p>
-      <w:r>
-        <w:t xml:space="preserve">(A </w:t>
+        <w:t xml:space="preserve">. (A </w:t>
       </w:r>
       <w:r>
         <w:rPr>
@@ -334,12 +330,7 @@
         <w:t>CFUNCTION</w:t>
       </w:r>
       <w:r>
-        <w:t xml:space="preserve"> is the value‑returning sibling; this manual concentrates on CSUBs,</w:t>
-      </w:r>
-    </w:p>
-    <w:p>
-      <w:r>
-        <w:t>but the argument rules are identical.)</w:t>
+        <w:t xml:space="preserve"> is the value‑returning sibling; this manual concentrates on CSUBs, but the argument rules are identical.)</w:t>
       </w:r>
     </w:p>
     <w:p>
@@ -363,17 +354,16 @@
     </w:p>
     <w:p>
       <w:r>
-        <w:t>BASIC never passes a value in a register — it passes the *address* of the</w:t>
-      </w:r>
-    </w:p>
-    <w:p>
-      <w:r>
-        <w:t>argument's storage. Your C function therefore always receives pointers, one per</w:t>
-      </w:r>
-    </w:p>
-    <w:p>
-      <w:r>
-        <w:t>BASIC argument, in order:</w:t>
+        <w:t xml:space="preserve">BASIC never passes a value in a register — it passes the </w:t>
+      </w:r>
+      <w:r>
+        <w:rPr>
+          <w:i/>
+        </w:rPr>
+        <w:t>address</w:t>
+      </w:r>
+      <w:r>
+        <w:t xml:space="preserve"> of the argument's storage. Your C function therefore always receives pointers, one per BASIC argument, in order:</w:t>
       </w:r>
     </w:p>
     <w:p>
@@ -401,31 +391,30 @@
     </w:p>
     <w:p>
       <w:r>
-        <w:t>Because you get the address of the caller's storage, **writing through the</w:t>
+        <w:t xml:space="preserve">Because you get the address of the caller's storage, </w:t>
+      </w:r>
+      <w:r>
+        <w:rPr>
+          <w:b/>
+        </w:rPr>
+        <w:t>writing through the pointer changes the BASIC variable in place</w:t>
+      </w:r>
+      <w:r>
+        <w:t xml:space="preserve"> — that is how a CSUB returns results. The C return type is always </w:t>
+      </w:r>
+      <w:r>
+        <w:rPr>
+          <w:rFonts w:ascii="Consolas" w:hAnsi="Consolas"/>
+          <w:sz w:val="18"/>
+        </w:rPr>
+        <w:t>long long</w:t>
+      </w:r>
+      <w:r>
+        <w:t xml:space="preserve"> and is ignored.</w:t>
       </w:r>
     </w:p>
     <w:p>
       <w:r>
-        <w:t>pointer changes the BASIC variable in place** — that is how a CSUB returns</w:t>
-      </w:r>
-    </w:p>
-    <w:p>
-      <w:r>
-        <w:t xml:space="preserve">results. The C return type is always </w:t>
-      </w:r>
-      <w:r>
-        <w:rPr>
-          <w:rFonts w:ascii="Consolas" w:hAnsi="Consolas"/>
-          <w:sz w:val="18"/>
-        </w:rPr>
-        <w:t>long long</w:t>
-      </w:r>
-      <w:r>
-        <w:t xml:space="preserve"> and is ignored.</w:t>
-      </w:r>
-    </w:p>
-    <w:p>
-      <w:r>
         <w:t xml:space="preserve">Two limits: a CSUB may take at most </w:t>
       </w:r>
       <w:r>
@@ -435,12 +424,16 @@
         <w:t>10</w:t>
       </w:r>
       <w:r>
-        <w:t xml:space="preserve"> arguments, and array **bounds are not</w:t>
-      </w:r>
-    </w:p>
-    <w:p>
-      <w:r>
-        <w:t>passed** (see §1.3.4).</w:t>
+        <w:t xml:space="preserve"> arguments, and array </w:t>
+      </w:r>
+      <w:r>
+        <w:rPr>
+          <w:b/>
+        </w:rPr>
+        <w:t>bounds are not passed</w:t>
+      </w:r>
+      <w:r>
+        <w:t xml:space="preserve"> (see §1.3.4).</w:t>
       </w:r>
     </w:p>
     <w:p>
@@ -618,13 +611,8 @@
         </w:rPr>
         <w:t>multiply/divide</w:t>
       </w:r>
-    </w:p>
-    <w:p>
-      <w:pPr>
-        <w:pStyle w:val="IntenseQuote"/>
-      </w:pPr>
-      <w:r>
-        <w:t xml:space="preserve">need a helper that isn't in the blob (see §1.4). For </w:t>
+      <w:r>
+        <w:t xml:space="preserve"> need a helper that isn't in the blob (see §1.4). For </w:t>
       </w:r>
       <w:r>
         <w:rPr>
@@ -634,15 +622,7 @@
         <w:t>*a * 2</w:t>
       </w:r>
       <w:r>
-        <w:t xml:space="preserve"> GCC uses a shift,</w:t>
-      </w:r>
-    </w:p>
-    <w:p>
-      <w:pPr>
-        <w:pStyle w:val="IntenseQuote"/>
-      </w:pPr>
-      <w:r>
-        <w:t>so it's fine; a general 64×64 multiply is not.</w:t>
+        <w:t xml:space="preserve"> GCC uses a shift, so it's fine; a general 64×64 multiply is not.</w:t>
       </w:r>
     </w:p>
     <w:p>
@@ -661,7 +641,15 @@
         <w:rPr>
           <w:b/>
         </w:rPr>
-        <w:t>C `double`</w:t>
+        <w:t xml:space="preserve">C </w:t>
+      </w:r>
+      <w:r>
+        <w:rPr>
+          <w:rFonts w:ascii="Consolas" w:hAnsi="Consolas"/>
+          <w:b/>
+          <w:sz w:val="18"/>
+        </w:rPr>
+        <w:t>double</w:t>
       </w:r>
       <w:r>
         <w:t xml:space="preserve"> (64‑bit). You receive a pointer to it:</w:t>
@@ -888,12 +876,7 @@
     </w:p>
     <w:p>
       <w:r>
-        <w:t>Maximum length is 255. If you want a normal null‑terminated C string to work</w:t>
-      </w:r>
-    </w:p>
-    <w:p>
-      <w:r>
-        <w:t xml:space="preserve">with, you must convert it yourself (read </w:t>
+        <w:t xml:space="preserve">Maximum length is 255. If you want a normal null‑terminated C string to work with, you must convert it yourself (read </w:t>
       </w:r>
       <w:r>
         <w:rPr>
@@ -923,12 +906,7 @@
         <w:t>\0</w:t>
       </w:r>
       <w:r>
-        <w:t>);</w:t>
-      </w:r>
-    </w:p>
-    <w:p>
-      <w:r>
-        <w:t xml:space="preserve">the firmware's internal </w:t>
+        <w:t xml:space="preserve">); the firmware's internal </w:t>
       </w:r>
       <w:r>
         <w:rPr>
@@ -971,10 +949,8 @@
         <w:t>a()</w:t>
       </w:r>
       <w:r>
-        <w:t xml:space="preserve"> in the call) passes a pointer to the array's</w:t>
-      </w:r>
-    </w:p>
-    <w:p>
+        <w:t xml:space="preserve"> in the call) passes a pointer to the array's </w:t>
+      </w:r>
       <w:r>
         <w:rPr>
           <w:b/>
@@ -1002,12 +978,7 @@
         <w:t>double *</w:t>
       </w:r>
       <w:r>
-        <w:t xml:space="preserve"> for a float</w:t>
-      </w:r>
-    </w:p>
-    <w:p>
-      <w:r>
-        <w:t>array:</w:t>
+        <w:t xml:space="preserve"> for a float array:</w:t>
       </w:r>
     </w:p>
     <w:p>
@@ -1140,53 +1111,32 @@
         <w:t>a()</w:t>
       </w:r>
       <w:r>
-        <w:t xml:space="preserve"> is, so pass</w:t>
+        <w:t xml:space="preserve"> is, so pass the element count as a separate argument (as </w:t>
+      </w:r>
+      <w:r>
+        <w:rPr>
+          <w:rFonts w:ascii="Consolas" w:hAnsi="Consolas"/>
+          <w:sz w:val="18"/>
+        </w:rPr>
+        <w:t>n</w:t>
+      </w:r>
+      <w:r>
+        <w:t xml:space="preserve"> above) — or agree on a fixed size. Reading past the end corrupts memory.</w:t>
       </w:r>
     </w:p>
     <w:p>
-      <w:pPr>
-        <w:pStyle w:val="IntenseQuote"/>
-      </w:pPr>
-      <w:r>
-        <w:t xml:space="preserve">the element count as a separate argument (as </w:t>
+      <w:r>
+        <w:t>You can also pass a single element (</w:t>
       </w:r>
       <w:r>
         <w:rPr>
           <w:rFonts w:ascii="Consolas" w:hAnsi="Consolas"/>
           <w:sz w:val="18"/>
         </w:rPr>
-        <w:t>n</w:t>
-      </w:r>
-      <w:r>
-        <w:t xml:space="preserve"> above) — or agree on a fixed</w:t>
-      </w:r>
-    </w:p>
-    <w:p>
-      <w:pPr>
-        <w:pStyle w:val="IntenseQuote"/>
-      </w:pPr>
-      <w:r>
-        <w:t>size. Reading past the end corrupts memory.</w:t>
-      </w:r>
-    </w:p>
-    <w:p>
-      <w:r>
-        <w:t>You can also pass a single element (</w:t>
-      </w:r>
-      <w:r>
-        <w:rPr>
-          <w:rFonts w:ascii="Consolas" w:hAnsi="Consolas"/>
-          <w:sz w:val="18"/>
-        </w:rPr>
         <w:t>a(3)</w:t>
       </w:r>
       <w:r>
-        <w:t>), which gives a pointer to that one</w:t>
-      </w:r>
-    </w:p>
-    <w:p>
-      <w:r>
-        <w:t>element's storage.</w:t>
+        <w:t>), which gives a pointer to that one element's storage.</w:t>
       </w:r>
     </w:p>
     <w:p>
@@ -1208,12 +1158,7 @@
         <w:t>first element</w:t>
       </w:r>
       <w:r>
-        <w:t>. The elements are laid</w:t>
-      </w:r>
-    </w:p>
-    <w:p>
-      <w:r>
-        <w:t>out back‑to‑back, each one a length‑prefixed string of fixed width:</w:t>
+        <w:t>. The elements are laid out back‑to‑back, each one a length‑prefixed string of fixed width:</w:t>
       </w:r>
     </w:p>
     <w:p>
@@ -1268,10 +1213,8 @@
         <w:t>stride</w:t>
       </w:r>
       <w:r>
-        <w:t xml:space="preserve"> (i.e. the</w:t>
-      </w:r>
-    </w:p>
-    <w:p>
+        <w:t xml:space="preserve"> (i.e. the </w:t>
+      </w:r>
       <w:r>
         <w:rPr>
           <w:rFonts w:ascii="Consolas" w:hAnsi="Consolas"/>
@@ -1431,12 +1374,7 @@
         <w:t>LENGTH</w:t>
       </w:r>
       <w:r>
-        <w:t xml:space="preserve"> you declared the array with; if you used the default,</w:t>
-      </w:r>
-    </w:p>
-    <w:p>
-      <w:r>
-        <w:t>the stride is 256.</w:t>
+        <w:t xml:space="preserve"> you declared the array with; if you used the default, the stride is 256.</w:t>
       </w:r>
     </w:p>
     <w:p>
@@ -1951,138 +1889,491 @@
         <w:rPr>
           <w:b/>
         </w:rPr>
-        <w:t>No floating‑point or 64‑bit‑multiply C operators.</w:t>
-      </w:r>
-      <w:r>
-        <w:t xml:space="preserve"> Cortex‑M0+ has no FPU</w:t>
+        <w:t>No floating‑point or 64‑bit multiply/divide/variable‑shift C operators.</w:t>
+      </w:r>
+      <w:r>
+        <w:t xml:space="preserve"> Cortex‑M0+ has no FPU, no 64‑bit multiply and no divide, and the blob links without libgcc — so those operators make the compiler emit a helper (</w:t>
+      </w:r>
+      <w:r>
+        <w:rPr>
+          <w:rFonts w:ascii="Consolas" w:hAnsi="Consolas"/>
+          <w:sz w:val="18"/>
+        </w:rPr>
+        <w:t>__aeabi_dadd</w:t>
+      </w:r>
+      <w:r>
+        <w:t xml:space="preserve">, </w:t>
+      </w:r>
+      <w:r>
+        <w:rPr>
+          <w:rFonts w:ascii="Consolas" w:hAnsi="Consolas"/>
+          <w:sz w:val="18"/>
+        </w:rPr>
+        <w:t>__aeabi_dmul</w:t>
+      </w:r>
+      <w:r>
+        <w:t xml:space="preserve">, </w:t>
+      </w:r>
+      <w:r>
+        <w:rPr>
+          <w:rFonts w:ascii="Consolas" w:hAnsi="Consolas"/>
+          <w:sz w:val="18"/>
+        </w:rPr>
+        <w:t>__aeabi_lmul</w:t>
+      </w:r>
+      <w:r>
+        <w:t xml:space="preserve">, </w:t>
+      </w:r>
+      <w:r>
+        <w:rPr>
+          <w:rFonts w:ascii="Consolas" w:hAnsi="Consolas"/>
+          <w:sz w:val="18"/>
+        </w:rPr>
+        <w:t>__aeabi_ldivmod</w:t>
+      </w:r>
+      <w:r>
+        <w:t xml:space="preserve">, </w:t>
+      </w:r>
+      <w:r>
+        <w:rPr>
+          <w:rFonts w:ascii="Consolas" w:hAnsi="Consolas"/>
+          <w:sz w:val="18"/>
+        </w:rPr>
+        <w:t>__aeabi_llsl</w:t>
+      </w:r>
+      <w:r>
+        <w:t xml:space="preserve">, …) that is </w:t>
+      </w:r>
+      <w:r>
+        <w:rPr>
+          <w:b/>
+        </w:rPr>
+        <w:t>not in the blob</w:t>
+      </w:r>
+      <w:r>
+        <w:t>. Do that maths by calling the firmware instead (§1.5).</w:t>
       </w:r>
     </w:p>
     <w:p>
       <w:r>
-        <w:t xml:space="preserve">and no 64‑bit multiply, so </w:t>
+        <w:t xml:space="preserve">For </w:t>
       </w:r>
       <w:r>
         <w:rPr>
           <w:rFonts w:ascii="Consolas" w:hAnsi="Consolas"/>
           <w:sz w:val="18"/>
         </w:rPr>
-        <w:t>a * b</w:t>
+        <w:t>double</w:t>
       </w:r>
       <w:r>
         <w:t xml:space="preserve">, </w:t>
+      </w:r>
+      <w:r>
+        <w:rPr>
+          <w:b/>
+        </w:rPr>
+        <w:t>every</w:t>
+      </w:r>
+      <w:r>
+        <w:t xml:space="preserve"> operator needs a firmware call. For </w:t>
       </w:r>
       <w:r>
         <w:rPr>
           <w:rFonts w:ascii="Consolas" w:hAnsi="Consolas"/>
           <w:sz w:val="18"/>
         </w:rPr>
-        <w:t>a + b</w:t>
-      </w:r>
-      <w:r>
-        <w:t xml:space="preserve">, etc. on </w:t>
+        <w:t>long long</w:t>
+      </w:r>
+      <w:r>
+        <w:t xml:space="preserve">, only five do — </w:t>
       </w:r>
       <w:r>
         <w:rPr>
           <w:rFonts w:ascii="Consolas" w:hAnsi="Consolas"/>
           <w:sz w:val="18"/>
         </w:rPr>
-        <w:t>double</w:t>
-      </w:r>
-      <w:r>
-        <w:t xml:space="preserve"> (and </w:t>
+        <w:t>*</w:t>
+      </w:r>
+      <w:r>
+        <w:t xml:space="preserve">, </w:t>
       </w:r>
       <w:r>
         <w:rPr>
           <w:rFonts w:ascii="Consolas" w:hAnsi="Consolas"/>
           <w:sz w:val="18"/>
         </w:rPr>
-        <w:t>*</w:t>
-      </w:r>
-      <w:r>
         <w:t>/</w:t>
+      </w:r>
+      <w:r>
+        <w:t xml:space="preserve">, </w:t>
       </w:r>
       <w:r>
         <w:rPr>
           <w:rFonts w:ascii="Consolas" w:hAnsi="Consolas"/>
           <w:sz w:val="18"/>
         </w:rPr>
+        <w:t>%</w:t>
+      </w:r>
+      <w:r>
+        <w:t xml:space="preserve">, and </w:t>
+      </w:r>
+      <w:r>
+        <w:rPr>
+          <w:rFonts w:ascii="Consolas" w:hAnsi="Consolas"/>
+          <w:sz w:val="18"/>
+        </w:rPr>
+        <w:t>&lt;&lt;</w:t>
+      </w:r>
+      <w:r>
         <w:t>/</w:t>
       </w:r>
       <w:r>
-        <w:t xml:space="preserve"> on</w:t>
+        <w:rPr>
+          <w:rFonts w:ascii="Consolas" w:hAnsi="Consolas"/>
+          <w:sz w:val="18"/>
+        </w:rPr>
+        <w:t>&gt;&gt;</w:t>
+      </w:r>
+      <w:r>
+        <w:t xml:space="preserve"> by a </w:t>
+      </w:r>
+      <w:r>
+        <w:rPr>
+          <w:b/>
+        </w:rPr>
+        <w:t>variable</w:t>
+      </w:r>
+      <w:r>
+        <w:t xml:space="preserve"> count. Add, subtract, negate, compare, </w:t>
+      </w:r>
+      <w:r>
+        <w:rPr>
+          <w:rFonts w:ascii="Consolas" w:hAnsi="Consolas"/>
+          <w:sz w:val="18"/>
+        </w:rPr>
+        <w:t>&amp;</w:t>
+      </w:r>
+      <w:r>
+        <w:t>/</w:t>
+      </w:r>
+      <w:r>
+        <w:rPr>
+          <w:rFonts w:ascii="Consolas" w:hAnsi="Consolas"/>
+          <w:sz w:val="18"/>
+        </w:rPr>
+        <w:t>|</w:t>
+      </w:r>
+      <w:r>
+        <w:t>/</w:t>
+      </w:r>
+      <w:r>
+        <w:rPr>
+          <w:rFonts w:ascii="Consolas" w:hAnsi="Consolas"/>
+          <w:sz w:val="18"/>
+        </w:rPr>
+        <w:t>^</w:t>
+      </w:r>
+      <w:r>
+        <w:t>/</w:t>
+      </w:r>
+      <w:r>
+        <w:rPr>
+          <w:rFonts w:ascii="Consolas" w:hAnsi="Consolas"/>
+          <w:sz w:val="18"/>
+        </w:rPr>
+        <w:t>~</w:t>
+      </w:r>
+      <w:r>
+        <w:t xml:space="preserve"> and shifts by a </w:t>
+      </w:r>
+      <w:r>
+        <w:rPr>
+          <w:b/>
+        </w:rPr>
+        <w:t>constant</w:t>
+      </w:r>
+      <w:r>
+        <w:t xml:space="preserve"> all compile inline and are fine as written, as is all 32‑bit integer maths.</w:t>
       </w:r>
     </w:p>
     <w:p>
       <w:r>
+        <w:t xml:space="preserve">From firmware 6.03.02b8 the five have CallTable slots of their own — </w:t>
+      </w:r>
+      <w:r>
         <w:rPr>
           <w:rFonts w:ascii="Consolas" w:hAnsi="Consolas"/>
           <w:sz w:val="18"/>
         </w:rPr>
-        <w:t>long long</w:t>
-      </w:r>
-      <w:r>
-        <w:t>) make the compiler emit a libgcc helper (</w:t>
+        <w:t>LMul</w:t>
+      </w:r>
+      <w:r>
+        <w:t xml:space="preserve">, </w:t>
       </w:r>
       <w:r>
         <w:rPr>
           <w:rFonts w:ascii="Consolas" w:hAnsi="Consolas"/>
           <w:sz w:val="18"/>
         </w:rPr>
-        <w:t>__aeabi_dadd</w:t>
-      </w:r>
-      <w:r>
-        <w:t>,</w:t>
+        <w:t>LDiv</w:t>
+      </w:r>
+      <w:r>
+        <w:t xml:space="preserve">, </w:t>
+      </w:r>
+      <w:r>
+        <w:rPr>
+          <w:rFonts w:ascii="Consolas" w:hAnsi="Consolas"/>
+          <w:sz w:val="18"/>
+        </w:rPr>
+        <w:t>LMod</w:t>
+      </w:r>
+      <w:r>
+        <w:t xml:space="preserve">, </w:t>
+      </w:r>
+      <w:r>
+        <w:rPr>
+          <w:rFonts w:ascii="Consolas" w:hAnsi="Consolas"/>
+          <w:sz w:val="18"/>
+        </w:rPr>
+        <w:t>LShl</w:t>
+      </w:r>
+      <w:r>
+        <w:t xml:space="preserve">, </w:t>
+      </w:r>
+      <w:r>
+        <w:rPr>
+          <w:rFonts w:ascii="Consolas" w:hAnsi="Consolas"/>
+          <w:sz w:val="18"/>
+        </w:rPr>
+        <w:t>LAsr</w:t>
+      </w:r>
+      <w:r>
+        <w:t xml:space="preserve">, </w:t>
+      </w:r>
+      <w:r>
+        <w:rPr>
+          <w:rFonts w:ascii="Consolas" w:hAnsi="Consolas"/>
+          <w:sz w:val="18"/>
+        </w:rPr>
+        <w:t>LLsr</w:t>
+      </w:r>
+      <w:r>
+        <w:t xml:space="preserve"> (§1.5) — so 64‑bit maths no longer means dropping to 32 bits. Note </w:t>
+      </w:r>
+      <w:r>
+        <w:rPr>
+          <w:rFonts w:ascii="Consolas" w:hAnsi="Consolas"/>
+          <w:sz w:val="18"/>
+        </w:rPr>
+        <w:t>LAsr</w:t>
+      </w:r>
+      <w:r>
+        <w:t xml:space="preserve"> is the </w:t>
+      </w:r>
+      <w:r>
+        <w:rPr>
+          <w:i/>
+        </w:rPr>
+        <w:t>arithmetic</w:t>
+      </w:r>
+      <w:r>
+        <w:t xml:space="preserve"> right shift (sign propagating) and </w:t>
+      </w:r>
+      <w:r>
+        <w:rPr>
+          <w:rFonts w:ascii="Consolas" w:hAnsi="Consolas"/>
+          <w:sz w:val="18"/>
+        </w:rPr>
+        <w:t>LLsr</w:t>
+      </w:r>
+      <w:r>
+        <w:t xml:space="preserve"> the </w:t>
+      </w:r>
+      <w:r>
+        <w:rPr>
+          <w:i/>
+        </w:rPr>
+        <w:t>logical</w:t>
+      </w:r>
+      <w:r>
+        <w:t xml:space="preserve"> one; MMBasic's own </w:t>
+      </w:r>
+      <w:r>
+        <w:rPr>
+          <w:rFonts w:ascii="Consolas" w:hAnsi="Consolas"/>
+          <w:sz w:val="18"/>
+        </w:rPr>
+        <w:t>&gt;&gt;</w:t>
+      </w:r>
+      <w:r>
+        <w:t xml:space="preserve"> operator is logical, so </w:t>
+      </w:r>
+      <w:r>
+        <w:rPr>
+          <w:rFonts w:ascii="Consolas" w:hAnsi="Consolas"/>
+          <w:sz w:val="18"/>
+        </w:rPr>
+        <w:t>LLsr</w:t>
+      </w:r>
+      <w:r>
+        <w:t xml:space="preserve"> is the one that matches it.</w:t>
       </w:r>
     </w:p>
     <w:p>
       <w:r>
         <w:rPr>
+          <w:i/>
+        </w:rPr>
+        <w:t>Safety net:</w:t>
+      </w:r>
+      <w:r>
+        <w:t xml:space="preserve"> if you slip up, the build fails with </w:t>
+      </w:r>
+      <w:r>
+        <w:rPr>
           <w:rFonts w:ascii="Consolas" w:hAnsi="Consolas"/>
           <w:sz w:val="18"/>
         </w:rPr>
-        <w:t>__aeabi_dmul</w:t>
-      </w:r>
-      <w:r>
-        <w:t xml:space="preserve">, </w:t>
+        <w:t>undefined reference to __aeabi_…</w:t>
+      </w:r>
+      <w:r>
+        <w:t xml:space="preserve"> rather than producing a broken blob.</w:t>
+      </w:r>
+    </w:p>
+    <w:p>
+      <w:r>
+        <w:rPr>
+          <w:rFonts w:ascii="Consolas" w:hAnsi="Consolas"/>
+          <w:b/>
+          <w:sz w:val="18"/>
+        </w:rPr>
+        <w:t>memcpy</w:t>
+      </w:r>
+      <w:r>
+        <w:rPr>
+          <w:b/>
+        </w:rPr>
+        <w:t>/</w:t>
+      </w:r>
+      <w:r>
+        <w:rPr>
+          <w:rFonts w:ascii="Consolas" w:hAnsi="Consolas"/>
+          <w:b/>
+          <w:sz w:val="18"/>
+        </w:rPr>
+        <w:t>memset</w:t>
+      </w:r>
+      <w:r>
+        <w:rPr>
+          <w:b/>
+        </w:rPr>
+        <w:t>/</w:t>
+      </w:r>
+      <w:r>
+        <w:rPr>
+          <w:rFonts w:ascii="Consolas" w:hAnsi="Consolas"/>
+          <w:b/>
+          <w:sz w:val="18"/>
+        </w:rPr>
+        <w:t>memmove</w:t>
+      </w:r>
+      <w:r>
+        <w:rPr>
+          <w:b/>
+        </w:rPr>
+        <w:t xml:space="preserve"> are a special case.</w:t>
+      </w:r>
+      <w:r>
+        <w:t xml:space="preserve"> The compiler emits calls to these </w:t>
+      </w:r>
+      <w:r>
+        <w:rPr>
+          <w:i/>
+        </w:rPr>
+        <w:t>by name</w:t>
+      </w:r>
+      <w:r>
+        <w:t xml:space="preserve">, without you writing one — </w:t>
       </w:r>
       <w:r>
         <w:rPr>
           <w:rFonts w:ascii="Consolas" w:hAnsi="Consolas"/>
           <w:sz w:val="18"/>
         </w:rPr>
-        <w:t>__aeabi_lmul</w:t>
-      </w:r>
-      <w:r>
-        <w:t xml:space="preserve">, …) that is </w:t>
-      </w:r>
-      <w:r>
-        <w:rPr>
-          <w:b/>
-        </w:rPr>
-        <w:t>not in the blob</w:t>
-      </w:r>
-      <w:r>
-        <w:t>. Do that maths</w:t>
-      </w:r>
-    </w:p>
-    <w:p>
-      <w:r>
-        <w:t>by calling the firmware instead (§1.5). 32‑bit integer maths and 64‑bit</w:t>
-      </w:r>
-    </w:p>
-    <w:p>
-      <w:r>
-        <w:t>add/subtract are fine.</w:t>
-      </w:r>
-    </w:p>
-    <w:p>
-      <w:r>
-        <w:t>*Safety net:* if you slip up, the build fails with `undefined reference to</w:t>
-      </w:r>
-    </w:p>
-    <w:p>
-      <w:r>
-        <w:t>__aeabi_…` rather than producing a broken blob.</w:t>
+        <w:t>char buf[64] = {0}</w:t>
+      </w:r>
+      <w:r>
+        <w:t xml:space="preserve">, a struct assignment or an array copy all become one — so a CallTable macro cannot catch them and the symbols themselves have to be in the blob. Put </w:t>
+      </w:r>
+      <w:r>
+        <w:rPr>
+          <w:rFonts w:ascii="Consolas" w:hAnsi="Consolas"/>
+          <w:sz w:val="18"/>
+        </w:rPr>
+        <w:t>#define CSUB_MEM_SHIMS</w:t>
+      </w:r>
+      <w:r>
+        <w:t xml:space="preserve"> before </w:t>
+      </w:r>
+      <w:r>
+        <w:rPr>
+          <w:rFonts w:ascii="Consolas" w:hAnsi="Consolas"/>
+          <w:sz w:val="18"/>
+        </w:rPr>
+        <w:t>#include "PicoCFunctions.h"</w:t>
+      </w:r>
+      <w:r>
+        <w:t xml:space="preserve"> and you get shims that forward to the firmware's own routines, 20 bytes each. Leave it undefined and you save the space, at the price of an </w:t>
+      </w:r>
+      <w:r>
+        <w:rPr>
+          <w:rFonts w:ascii="Consolas" w:hAnsi="Consolas"/>
+          <w:sz w:val="18"/>
+        </w:rPr>
+        <w:t>undefined reference to memset</w:t>
+      </w:r>
+      <w:r>
+        <w:t xml:space="preserve"> if the compiler wants one. </w:t>
+      </w:r>
+      <w:r>
+        <w:rPr>
+          <w:rFonts w:ascii="Consolas" w:hAnsi="Consolas"/>
+          <w:sz w:val="18"/>
+        </w:rPr>
+        <w:t>switch</w:t>
+      </w:r>
+      <w:r>
+        <w:t xml:space="preserve"> statements are fine: the tool compiles with </w:t>
+      </w:r>
+      <w:r>
+        <w:rPr>
+          <w:rFonts w:ascii="Consolas" w:hAnsi="Consolas"/>
+          <w:sz w:val="18"/>
+        </w:rPr>
+        <w:t>-fno-jump-tables</w:t>
+      </w:r>
+      <w:r>
+        <w:t xml:space="preserve">, so a </w:t>
+      </w:r>
+      <w:r>
+        <w:rPr>
+          <w:rFonts w:ascii="Consolas" w:hAnsi="Consolas"/>
+          <w:sz w:val="18"/>
+        </w:rPr>
+        <w:t>switch</w:t>
+      </w:r>
+      <w:r>
+        <w:t xml:space="preserve"> (or an if‑chain the optimiser would turn into one) becomes compares and branches rather than a jump table through a libgcc helper (</w:t>
+      </w:r>
+      <w:r>
+        <w:rPr>
+          <w:rFonts w:ascii="Consolas" w:hAnsi="Consolas"/>
+          <w:sz w:val="18"/>
+        </w:rPr>
+        <w:t>__gnu_thumb1_case_*</w:t>
+      </w:r>
+      <w:r>
+        <w:t>) that is not in the blob either.</w:t>
       </w:r>
     </w:p>
     <w:p>
@@ -2096,7 +2387,21 @@
         <w:rPr>
           <w:b/>
         </w:rPr>
-        <w:t>Constant data (`.rodata`) is fine.</w:t>
+        <w:t>Constant data (</w:t>
+      </w:r>
+      <w:r>
+        <w:rPr>
+          <w:rFonts w:ascii="Consolas" w:hAnsi="Consolas"/>
+          <w:b/>
+          <w:sz w:val="18"/>
+        </w:rPr>
+        <w:t>.rodata</w:t>
+      </w:r>
+      <w:r>
+        <w:rPr>
+          <w:b/>
+        </w:rPr>
+        <w:t>) is fine.</w:t>
       </w:r>
       <w:r>
         <w:t xml:space="preserve"> </w:t>
@@ -2118,25 +2423,8 @@
         </w:rPr>
         <w:t>double</w:t>
       </w:r>
-    </w:p>
-    <w:p>
-      <w:r>
-        <w:t>literals work: the tool compiles position‑independent (text‑relative) code and</w:t>
-      </w:r>
-    </w:p>
-    <w:p>
-      <w:r>
-        <w:t>appends the rodata to the blob, reached PC‑relative — so it runs wherever it</w:t>
-      </w:r>
-    </w:p>
-    <w:p>
-      <w:r>
-        <w:t>lands in flash, with no firmware relocation. (Passing values in through an</w:t>
-      </w:r>
-    </w:p>
-    <w:p>
-      <w:r>
-        <w:t>argument array is still slightly leaner when you have the choice.)</w:t>
+      <w:r>
+        <w:t xml:space="preserve"> literals work: the tool compiles position‑independent (text‑relative) code and appends the rodata to the blob, reached PC‑relative — so it runs wherever it lands in flash, with no firmware relocation. (Passing values in through an argument array is still slightly leaner when you have the choice.)</w:t>
       </w:r>
     </w:p>
     <w:p>
@@ -2170,12 +2458,7 @@
         <w:t>At most 10 arguments.</w:t>
       </w:r>
       <w:r>
-        <w:t xml:space="preserve"> Bundle extras (and any state that must persist</w:t>
-      </w:r>
-    </w:p>
-    <w:p>
-      <w:r>
-        <w:t>between calls) into a parameter array.</w:t>
+        <w:t xml:space="preserve"> Bundle extras (and any state that must persist between calls) into a parameter array.</w:t>
       </w:r>
     </w:p>
     <w:p>
@@ -2192,7 +2475,27 @@
         <w:t>Target stays Cortex‑M0+</w:t>
       </w:r>
       <w:r>
-        <w:t xml:space="preserve"> so the blob runs on both chips.</w:t>
+        <w:t xml:space="preserve"> so the blob runs on both chips (but see §1.5 if it reads </w:t>
+      </w:r>
+      <w:r>
+        <w:rPr>
+          <w:rFonts w:ascii="Consolas" w:hAnsi="Consolas"/>
+          <w:sz w:val="18"/>
+        </w:rPr>
+        <w:t>g_vartbl</w:t>
+      </w:r>
+      <w:r>
+        <w:t xml:space="preserve"> or </w:t>
+      </w:r>
+      <w:r>
+        <w:rPr>
+          <w:rFonts w:ascii="Consolas" w:hAnsi="Consolas"/>
+          <w:sz w:val="18"/>
+        </w:rPr>
+        <w:t>Option</w:t>
+      </w:r>
+      <w:r>
+        <w:t>).</w:t>
       </w:r>
     </w:p>
     <w:p>
@@ -2214,12 +2517,7 @@
         <w:t>CallTable</w:t>
       </w:r>
       <w:r>
-        <w:t>.</w:t>
-      </w:r>
-    </w:p>
-    <w:p>
-      <w:r>
-        <w:t>The easy way is to include the header and call routines by name:</w:t>
+        <w:t>. The easy way is to include the header and call routines by name:</w:t>
       </w:r>
     </w:p>
     <w:p>
@@ -2283,57 +2581,181 @@
         <w:t>automatically at runtime</w:t>
       </w:r>
       <w:r>
-        <w:t xml:space="preserve"> (via the</w:t>
+        <w:t xml:space="preserve"> (via the Cortex‑M </w:t>
+      </w:r>
+      <w:r>
+        <w:rPr>
+          <w:rFonts w:ascii="Consolas" w:hAnsi="Consolas"/>
+          <w:sz w:val="18"/>
+        </w:rPr>
+        <w:t>VTOR</w:t>
+      </w:r>
+      <w:r>
+        <w:t xml:space="preserve"> register), so there is </w:t>
+      </w:r>
+      <w:r>
+        <w:rPr>
+          <w:b/>
+        </w:rPr>
+        <w:t>no CallTable argument to pass</w:t>
+      </w:r>
+      <w:r>
+        <w:t xml:space="preserve"> and the </w:t>
+      </w:r>
+      <w:r>
+        <w:rPr>
+          <w:b/>
+        </w:rPr>
+        <w:t>same blob runs on every variant and both chips</w:t>
+      </w:r>
+      <w:r>
+        <w:t xml:space="preserve">. Compile with </w:t>
+      </w:r>
+      <w:r>
+        <w:rPr>
+          <w:rFonts w:ascii="Consolas" w:hAnsi="Consolas"/>
+          <w:sz w:val="18"/>
+        </w:rPr>
+        <w:t>-I</w:t>
+      </w:r>
+      <w:r>
+        <w:t xml:space="preserve"> pointing at the firmware tree so the header is found (Part 2).</w:t>
       </w:r>
     </w:p>
     <w:p>
       <w:r>
-        <w:t xml:space="preserve">Cortex‑M </w:t>
+        <w:rPr>
+          <w:b/>
+        </w:rPr>
+        <w:t xml:space="preserve">The exception: the variable table and </w:t>
+      </w:r>
+      <w:r>
+        <w:rPr>
+          <w:rFonts w:ascii="Consolas" w:hAnsi="Consolas"/>
+          <w:b/>
+          <w:sz w:val="18"/>
+        </w:rPr>
+        <w:t>Option</w:t>
+      </w:r>
+      <w:r>
+        <w:rPr>
+          <w:b/>
+        </w:rPr>
+        <w:t>.</w:t>
+      </w:r>
+      <w:r>
+        <w:t xml:space="preserve"> The CallTable's routines behave the same everywhere, but two of the data structures it points to do not:</w:t>
+      </w:r>
+    </w:p>
+    <w:p>
+      <w:pPr>
+        <w:pStyle w:val="ListBullet"/>
+      </w:pPr>
+      <w:r>
+        <w:t>An entry in the variable table (</w:t>
       </w:r>
       <w:r>
         <w:rPr>
           <w:rFonts w:ascii="Consolas" w:hAnsi="Consolas"/>
           <w:sz w:val="18"/>
         </w:rPr>
-        <w:t>VTOR</w:t>
-      </w:r>
-      <w:r>
-        <w:t xml:space="preserve"> register), so there is </w:t>
-      </w:r>
-      <w:r>
-        <w:rPr>
-          <w:b/>
-        </w:rPr>
-        <w:t>no CallTable argument to pass</w:t>
-      </w:r>
-      <w:r>
-        <w:t xml:space="preserve"> and the</w:t>
+        <w:t>g_vartbl</w:t>
+      </w:r>
+      <w:r>
+        <w:t>) holds an array's dimensions (</w:t>
+      </w:r>
+      <w:r>
+        <w:rPr>
+          <w:rFonts w:ascii="Consolas" w:hAnsi="Consolas"/>
+          <w:sz w:val="18"/>
+        </w:rPr>
+        <w:t>dims[]</w:t>
+      </w:r>
+      <w:r>
+        <w:t xml:space="preserve">) as five </w:t>
+      </w:r>
+      <w:r>
+        <w:rPr>
+          <w:rFonts w:ascii="Consolas" w:hAnsi="Consolas"/>
+          <w:sz w:val="18"/>
+        </w:rPr>
+        <w:t>int</w:t>
+      </w:r>
+      <w:r>
+        <w:t xml:space="preserve">s on the RP2350 and six </w:t>
+      </w:r>
+      <w:r>
+        <w:rPr>
+          <w:rFonts w:ascii="Consolas" w:hAnsi="Consolas"/>
+          <w:sz w:val="18"/>
+        </w:rPr>
+        <w:t>short</w:t>
+      </w:r>
+      <w:r>
+        <w:t xml:space="preserve">s on the RP2040, so the size of an entry, and the offset of </w:t>
+      </w:r>
+      <w:r>
+        <w:rPr>
+          <w:rFonts w:ascii="Consolas" w:hAnsi="Consolas"/>
+          <w:sz w:val="18"/>
+        </w:rPr>
+        <w:t>dims</w:t>
+      </w:r>
+      <w:r>
+        <w:t xml:space="preserve"> and every field after it, differ between the chips.</w:t>
       </w:r>
     </w:p>
     <w:p>
-      <w:r>
-        <w:rPr>
-          <w:b/>
-        </w:rPr>
-        <w:t>same blob runs on every variant and both chips</w:t>
-      </w:r>
-      <w:r>
-        <w:t xml:space="preserve">. Compile with </w:t>
+      <w:pPr>
+        <w:pStyle w:val="ListBullet"/>
+      </w:pPr>
+      <w:r>
+        <w:t xml:space="preserve">The fields of the </w:t>
       </w:r>
       <w:r>
         <w:rPr>
           <w:rFonts w:ascii="Consolas" w:hAnsi="Consolas"/>
           <w:sz w:val="18"/>
         </w:rPr>
-        <w:t>-I</w:t>
-      </w:r>
-      <w:r>
-        <w:t xml:space="preserve"> pointing at</w:t>
+        <w:t>Option</w:t>
+      </w:r>
+      <w:r>
+        <w:t xml:space="preserve"> structure sit at different offsets on different variants (PicoMite, VGA, WEB, HDMI, …) and chips.</w:t>
       </w:r>
     </w:p>
     <w:p>
       <w:r>
-        <w:t>the firmware tree so the header is found (Part 2).</w:t>
+        <w:t xml:space="preserve">A CSUB that reads either works only on the chip (and, for </w:t>
+      </w:r>
+      <w:r>
+        <w:rPr>
+          <w:rFonts w:ascii="Consolas" w:hAnsi="Consolas"/>
+          <w:sz w:val="18"/>
+        </w:rPr>
+        <w:t>Option</w:t>
+      </w:r>
+      <w:r>
+        <w:t xml:space="preserve">, the variant) it was compiled for. Build it with </w:t>
+      </w:r>
+      <w:r>
+        <w:rPr>
+          <w:rFonts w:ascii="Consolas" w:hAnsi="Consolas"/>
+          <w:sz w:val="18"/>
+        </w:rPr>
+        <w:t>PICORP2350</w:t>
+      </w:r>
+      <w:r>
+        <w:t xml:space="preserve"> defined in </w:t>
+      </w:r>
+      <w:r>
+        <w:rPr>
+          <w:rFonts w:ascii="Consolas" w:hAnsi="Consolas"/>
+          <w:sz w:val="18"/>
+        </w:rPr>
+        <w:t>PicoCFunctions.h</w:t>
+      </w:r>
+      <w:r>
+        <w:t xml:space="preserve"> for an RP2350 and commented out for an RP2040, with the variant selected at the top of the header. A CSUB that touches neither, which is almost every CSUB and everything mmb2csub generates, runs everywhere.</w:t>
       </w:r>
     </w:p>
     <w:p>
@@ -2572,6 +2994,116 @@
                 <w:rFonts w:ascii="Consolas" w:hAnsi="Consolas"/>
                 <w:sz w:val="18"/>
               </w:rPr>
+              <w:t>LMul(a,b)</w:t>
+            </w:r>
+            <w:r>
+              <w:t xml:space="preserve"> </w:t>
+            </w:r>
+            <w:r>
+              <w:rPr>
+                <w:rFonts w:ascii="Consolas" w:hAnsi="Consolas"/>
+                <w:sz w:val="18"/>
+              </w:rPr>
+              <w:t>LDiv(a,b)</w:t>
+            </w:r>
+            <w:r>
+              <w:t xml:space="preserve"> </w:t>
+            </w:r>
+            <w:r>
+              <w:rPr>
+                <w:rFonts w:ascii="Consolas" w:hAnsi="Consolas"/>
+                <w:sz w:val="18"/>
+              </w:rPr>
+              <w:t>LMod(a,b)</w:t>
+            </w:r>
+          </w:p>
+        </w:tc>
+        <w:tc>
+          <w:tcPr>
+            <w:tcW w:type="dxa" w:w="4320"/>
+          </w:tcPr>
+          <w:p>
+            <w:r/>
+            <w:r>
+              <w:rPr>
+                <w:rFonts w:ascii="Consolas" w:hAnsi="Consolas"/>
+                <w:sz w:val="18"/>
+              </w:rPr>
+              <w:t>long long</w:t>
+            </w:r>
+            <w:r>
+              <w:t xml:space="preserve"> × ÷ remainder</w:t>
+            </w:r>
+          </w:p>
+        </w:tc>
+      </w:tr>
+      <w:tr>
+        <w:tc>
+          <w:tcPr>
+            <w:tcW w:type="dxa" w:w="4320"/>
+          </w:tcPr>
+          <w:p>
+            <w:r/>
+            <w:r>
+              <w:rPr>
+                <w:rFonts w:ascii="Consolas" w:hAnsi="Consolas"/>
+                <w:sz w:val="18"/>
+              </w:rPr>
+              <w:t>LShl(a,n)</w:t>
+            </w:r>
+            <w:r>
+              <w:t xml:space="preserve"> </w:t>
+            </w:r>
+            <w:r>
+              <w:rPr>
+                <w:rFonts w:ascii="Consolas" w:hAnsi="Consolas"/>
+                <w:sz w:val="18"/>
+              </w:rPr>
+              <w:t>LAsr(a,n)</w:t>
+            </w:r>
+            <w:r>
+              <w:t xml:space="preserve"> </w:t>
+            </w:r>
+            <w:r>
+              <w:rPr>
+                <w:rFonts w:ascii="Consolas" w:hAnsi="Consolas"/>
+                <w:sz w:val="18"/>
+              </w:rPr>
+              <w:t>LLsr(a,n)</w:t>
+            </w:r>
+          </w:p>
+        </w:tc>
+        <w:tc>
+          <w:tcPr>
+            <w:tcW w:type="dxa" w:w="4320"/>
+          </w:tcPr>
+          <w:p>
+            <w:r/>
+            <w:r>
+              <w:rPr>
+                <w:rFonts w:ascii="Consolas" w:hAnsi="Consolas"/>
+                <w:sz w:val="18"/>
+              </w:rPr>
+              <w:t>long long</w:t>
+            </w:r>
+            <w:r>
+              <w:t xml:space="preserve"> shifts by a variable count</w:t>
+            </w:r>
+          </w:p>
+        </w:tc>
+      </w:tr>
+      <w:tr>
+        <w:tc>
+          <w:tcPr>
+            <w:tcW w:type="dxa" w:w="4320"/>
+          </w:tcPr>
+          <w:p>
+            <w:r/>
+            <w:r>
+              <w:rPr>
+                <w:rFonts w:ascii="Consolas" w:hAnsi="Consolas"/>
+                <w:sz w:val="18"/>
+              </w:rPr>
               <w:t>DrawPixel(x,y,c)</w:t>
             </w:r>
           </w:p>
@@ -2678,28 +3210,32 @@
         <w:t>format‑ and version‑independent</w:t>
       </w:r>
       <w:r>
-        <w:t>: you pass a full RGB colour and</w:t>
+        <w:t>: you pass a full RGB colour and the firmware packs it for whatever mode is active — so it is the safe way to plot. The full list is in Appendix A.</w:t>
       </w:r>
     </w:p>
     <w:p>
       <w:r>
-        <w:t>the firmware packs it for whatever mode is active — so it is the safe way to plot.</w:t>
-      </w:r>
-    </w:p>
-    <w:p>
-      <w:r>
-        <w:t>The full list is in Appendix A.</w:t>
-      </w:r>
-    </w:p>
-    <w:p>
-      <w:r>
         <w:t xml:space="preserve">There is also a </w:t>
       </w:r>
       <w:r>
         <w:rPr>
           <w:b/>
         </w:rPr>
-        <w:t>single‑precision (`float`) set</w:t>
+        <w:t>single‑precision (</w:t>
+      </w:r>
+      <w:r>
+        <w:rPr>
+          <w:rFonts w:ascii="Consolas" w:hAnsi="Consolas"/>
+          <w:b/>
+          <w:sz w:val="18"/>
+        </w:rPr>
+        <w:t>float</w:t>
+      </w:r>
+      <w:r>
+        <w:rPr>
+          <w:b/>
+        </w:rPr>
+        <w:t>) set</w:t>
       </w:r>
       <w:r>
         <w:t xml:space="preserve"> — </w:t>
@@ -2742,10 +3278,8 @@
         <w:t>SDiv</w:t>
       </w:r>
       <w:r>
-        <w:t>,</w:t>
-      </w:r>
-    </w:p>
-    <w:p>
+        <w:t xml:space="preserve">, </w:t>
+      </w:r>
       <w:r>
         <w:rPr>
           <w:rFonts w:ascii="Consolas" w:hAnsi="Consolas"/>
@@ -2824,10 +3358,8 @@
         <w:t>StoI</w:t>
       </w:r>
       <w:r>
-        <w:t>/</w:t>
-      </w:r>
-    </w:p>
-    <w:p>
+        <w:t xml:space="preserve">/ </w:t>
+      </w:r>
       <w:r>
         <w:rPr>
           <w:rFonts w:ascii="Consolas" w:hAnsi="Consolas"/>
@@ -2836,10 +3368,8 @@
         <w:t>ItoS</w:t>
       </w:r>
       <w:r>
-        <w:t>. On the RP2350 these run on the M33 FPU and are much faster than the</w:t>
-      </w:r>
-    </w:p>
-    <w:p>
+        <w:t xml:space="preserve">. On the RP2350 these run on the M33 FPU and are much faster than the </w:t>
+      </w:r>
       <w:r>
         <w:rPr>
           <w:rFonts w:ascii="Consolas" w:hAnsi="Consolas"/>
@@ -2848,10 +3378,8 @@
         <w:t>double</w:t>
       </w:r>
       <w:r>
-        <w:t xml:space="preserve"> routines, so they're worth it in hot maths (see Appendix A and</w:t>
-      </w:r>
-    </w:p>
-    <w:p>
+        <w:t xml:space="preserve"> routines, so they're worth it in hot maths (see Appendix A and </w:t>
+      </w:r>
       <w:r>
         <w:rPr>
           <w:rFonts w:ascii="Consolas" w:hAnsi="Consolas"/>
@@ -2904,15 +3432,7 @@
         <w:t>Hot loops:</w:t>
       </w:r>
       <w:r>
-        <w:t xml:space="preserve"> each header wrapper re‑reads the table base. In a tight loop</w:t>
-      </w:r>
-    </w:p>
-    <w:p>
-      <w:pPr>
-        <w:pStyle w:val="IntenseQuote"/>
-      </w:pPr>
-      <w:r>
-        <w:t xml:space="preserve">cache it once — </w:t>
+        <w:t xml:space="preserve"> each header wrapper re‑reads the table base. In a tight loop cache it once — </w:t>
       </w:r>
       <w:r>
         <w:rPr>
@@ -2932,15 +3452,7 @@
         <w:t>(base + 0x90)</w:t>
       </w:r>
       <w:r>
-        <w:t xml:space="preserve"> —</w:t>
-      </w:r>
-    </w:p>
-    <w:p>
-      <w:pPr>
-        <w:pStyle w:val="IntenseQuote"/>
-      </w:pPr>
-      <w:r>
-        <w:t xml:space="preserve">or, for maximum speed, write directly into the framebuffer via </w:t>
+        <w:t xml:space="preserve"> — or, for maximum speed, write directly into the framebuffer via </w:t>
       </w:r>
       <w:r>
         <w:rPr>
@@ -2949,13 +3461,8 @@
         </w:rPr>
         <w:t>WriteBuf</w:t>
       </w:r>
-    </w:p>
-    <w:p>
-      <w:pPr>
-        <w:pStyle w:val="IntenseQuote"/>
-      </w:pPr>
-      <w:r>
-        <w:t>(Appendix A; note its bytes are mode‑specific).</w:t>
+      <w:r>
+        <w:t xml:space="preserve"> (Appendix A; note its bytes are mode‑specific).</w:t>
       </w:r>
     </w:p>
     <w:p>
@@ -3144,7 +3651,7 @@
           <w:color w:val="333333"/>
           <w:sz w:val="17"/>
         </w:rPr>
-        <w:t>python armcfgen.py sqrf.c --compile -n sqrf -e sqrf -I d:\Dropbox\PicoMite\PicoMite</w:t>
+        <w:t>python armcfgen.py sqrf.c --compile -n sqrf -e sqrf -I path\to\PicoMite</w:t>
       </w:r>
     </w:p>
     <w:p>
@@ -3222,7 +3729,13 @@
     </w:p>
     <w:p>
       <w:r>
-        <w:t xml:space="preserve">*Merge* mode puts every function in </w:t>
+        <w:rPr>
+          <w:i/>
+        </w:rPr>
+        <w:t>Merge</w:t>
+      </w:r>
+      <w:r>
+        <w:t xml:space="preserve"> mode puts every function in </w:t>
       </w:r>
       <w:r>
         <w:rPr>
@@ -3290,12 +3803,7 @@
         <w:t>triple</w:t>
       </w:r>
       <w:r>
-        <w:t>; both end up in a single CSUB block with the call between</w:t>
-      </w:r>
-    </w:p>
-    <w:p>
-      <w:r>
-        <w:t>them resolved. The entry function (</w:t>
+        <w:t>; both end up in a single CSUB block with the call between them resolved. The entry function (</w:t>
       </w:r>
       <w:r>
         <w:rPr>
@@ -3318,7 +3826,13 @@
     </w:p>
     <w:p>
       <w:r>
-        <w:t xml:space="preserve">*Join* mode emits a </w:t>
+        <w:rPr>
+          <w:i/>
+        </w:rPr>
+        <w:t>Join</w:t>
+      </w:r>
+      <w:r>
+        <w:t xml:space="preserve"> mode emits a </w:t>
       </w:r>
       <w:r>
         <w:rPr>
@@ -3337,12 +3851,7 @@
         <w:t>CSUB … END CSUB</w:t>
       </w:r>
       <w:r>
-        <w:t xml:space="preserve"> for each function — handy when</w:t>
-      </w:r>
-    </w:p>
-    <w:p>
-      <w:r>
-        <w:t xml:space="preserve">you keep a library of unrelated CSUBs in one </w:t>
+        <w:t xml:space="preserve"> for each function — handy when you keep a library of unrelated CSUBs in one </w:t>
       </w:r>
       <w:r>
         <w:rPr>
@@ -3414,12 +3923,7 @@
         <w:t>CSUB neg …</w:t>
       </w:r>
       <w:r>
-        <w:t xml:space="preserve"> block, ready to paste</w:t>
-      </w:r>
-    </w:p>
-    <w:p>
-      <w:r>
-        <w:t xml:space="preserve">individually. Functions in join mode </w:t>
+        <w:t xml:space="preserve"> block, ready to paste individually. Functions in join mode </w:t>
       </w:r>
       <w:r>
         <w:rPr>
@@ -3428,12 +3932,7 @@
         <w:t>cannot</w:t>
       </w:r>
       <w:r>
-        <w:t xml:space="preserve"> call each other (each is its own</w:t>
-      </w:r>
-    </w:p>
-    <w:p>
-      <w:r>
-        <w:t>standalone blob).</w:t>
+        <w:t xml:space="preserve"> call each other (each is its own standalone blob).</w:t>
       </w:r>
     </w:p>
     <w:p>
@@ -3441,7 +3940,7 @@
         <w:pStyle w:val="Heading2"/>
       </w:pPr>
       <w:r>
-        <w:t>F. Constant data — `.rodata` (merge)</w:t>
+        <w:t>F. Constant data — .rodata (merge)</w:t>
       </w:r>
     </w:p>
     <w:p>
@@ -3526,7 +4025,7 @@
           <w:color w:val="333333"/>
           <w:sz w:val="17"/>
         </w:rPr>
-        <w:t>python armcfgen.py rotest.c --compile -n rotest -e main -I d:\Dropbox\PicoMite\PicoMite</w:t>
+        <w:t>python armcfgen.py rotest.c --compile -n rotest -e main -I path\to\PicoMite</w:t>
       </w:r>
     </w:p>
     <w:p>
@@ -3555,12 +4054,7 @@
         <w:t>"12345678"</w:t>
       </w:r>
       <w:r>
-        <w:t xml:space="preserve"> string is appended to the blob and reached PC‑relative, so it</w:t>
-      </w:r>
-    </w:p>
-    <w:p>
-      <w:r>
-        <w:t xml:space="preserve">prints correctly wherever the CSUB lands in flash. Note </w:t>
+        <w:t xml:space="preserve"> string is appended to the blob and reached PC‑relative, so it prints correctly wherever the CSUB lands in flash. Note </w:t>
       </w:r>
       <w:r>
         <w:rPr>
@@ -3580,12 +4074,7 @@
         <w:t>void</w:t>
       </w:r>
       <w:r>
-        <w:t xml:space="preserve"> —</w:t>
-      </w:r>
-    </w:p>
-    <w:p>
-      <w:r>
-        <w:t>the C return value is ignored either way.</w:t>
+        <w:t xml:space="preserve"> — the C return value is ignored either way.</w:t>
       </w:r>
     </w:p>
     <w:p>
@@ -3615,12 +4104,7 @@
         <w:t>CSUB … END CSUB</w:t>
       </w:r>
       <w:r>
-        <w:t xml:space="preserve"> text. It can</w:t>
-      </w:r>
-    </w:p>
-    <w:p>
-      <w:r>
-        <w:t xml:space="preserve">drive the compiler for you, so you go straight from </w:t>
+        <w:t xml:space="preserve"> text. It can drive the compiler for you, so you go straight from </w:t>
       </w:r>
       <w:r>
         <w:rPr>
@@ -3714,15 +4198,8 @@
         <w:t>PATH</w:t>
       </w:r>
       <w:r>
-        <w:t xml:space="preserve"> — the same one that</w:t>
-      </w:r>
-    </w:p>
-    <w:p>
-      <w:r>
-        <w:t>builds the firmware. On Windows it is typically at</w:t>
-      </w:r>
-    </w:p>
-    <w:p>
+        <w:t xml:space="preserve"> — the same one that builds the firmware. On Windows it is typically at </w:t>
+      </w:r>
       <w:r>
         <w:rPr>
           <w:rFonts w:ascii="Consolas" w:hAnsi="Consolas"/>
@@ -3768,49 +4245,42 @@
         <w:t>#include</w:t>
       </w:r>
       <w:r>
-        <w:t>s it. It ships in</w:t>
+        <w:t xml:space="preserve">s it. It ships in the firmware tree; point at it with </w:t>
+      </w:r>
+      <w:r>
+        <w:rPr>
+          <w:rFonts w:ascii="Consolas" w:hAnsi="Consolas"/>
+          <w:sz w:val="18"/>
+        </w:rPr>
+        <w:t>-I</w:t>
+      </w:r>
+      <w:r>
+        <w:t xml:space="preserve"> rather than copying it.</w:t>
       </w:r>
     </w:p>
     <w:p>
       <w:r>
-        <w:t xml:space="preserve">the firmware tree; point at it with </w:t>
+        <w:t xml:space="preserve">(Only </w:t>
       </w:r>
       <w:r>
         <w:rPr>
           <w:rFonts w:ascii="Consolas" w:hAnsi="Consolas"/>
           <w:sz w:val="18"/>
         </w:rPr>
-        <w:t>-I</w:t>
-      </w:r>
-      <w:r>
-        <w:t xml:space="preserve"> rather than copying it.</w:t>
-      </w:r>
-    </w:p>
-    <w:p>
-      <w:r>
-        <w:t xml:space="preserve">(Only </w:t>
+        <w:t>--compile</w:t>
+      </w:r>
+      <w:r>
+        <w:t xml:space="preserve"> and the link step use the toolchain; an already‑linked </w:t>
       </w:r>
       <w:r>
         <w:rPr>
           <w:rFonts w:ascii="Consolas" w:hAnsi="Consolas"/>
           <w:sz w:val="18"/>
         </w:rPr>
-        <w:t>--compile</w:t>
-      </w:r>
-      <w:r>
-        <w:t xml:space="preserve"> and the link step use the toolchain; an already‑linked </w:t>
-      </w:r>
-      <w:r>
-        <w:rPr>
-          <w:rFonts w:ascii="Consolas" w:hAnsi="Consolas"/>
-          <w:sz w:val="18"/>
-        </w:rPr>
         <w:t>.elf</w:t>
       </w:r>
-    </w:p>
-    <w:p>
-      <w:r>
-        <w:t>needs just Python + pyelftools.)</w:t>
+      <w:r>
+        <w:t xml:space="preserve"> needs just Python + pyelftools.)</w:t>
       </w:r>
     </w:p>
     <w:p>
@@ -3832,7 +4302,7 @@
           <w:color w:val="333333"/>
           <w:sz w:val="17"/>
         </w:rPr>
-        <w:t>python armcfgen.py sqrf.c --compile -n sqrf -e sqrf -I d:\Dropbox\PicoMite\PicoMite</w:t>
+        <w:t>python armcfgen.py sqrf.c --compile -n sqrf -e sqrf -I path\to\PicoMite</w:t>
       </w:r>
     </w:p>
     <w:p>
@@ -3847,7 +4317,17 @@
         <w:t>-o sqrf.bas</w:t>
       </w:r>
       <w:r>
-        <w:t xml:space="preserve"> to write to a file instead of the screen, then copy the</w:t>
+        <w:t xml:space="preserve"> to write to a file instead of the screen, then copy the </w:t>
+      </w:r>
+      <w:r>
+        <w:rPr>
+          <w:rFonts w:ascii="Consolas" w:hAnsi="Consolas"/>
+          <w:sz w:val="18"/>
+        </w:rPr>
+        <w:t>CSUB … END CSUB</w:t>
+      </w:r>
+      <w:r>
+        <w:t xml:space="preserve"> block into your program.</w:t>
       </w:r>
     </w:p>
     <w:p>
@@ -3856,10 +4336,50 @@
           <w:rFonts w:ascii="Consolas" w:hAnsi="Consolas"/>
           <w:sz w:val="18"/>
         </w:rPr>
-        <w:t>CSUB … END CSUB</w:t>
-      </w:r>
-      <w:r>
-        <w:t xml:space="preserve"> block into your program.</w:t>
+        <w:t>path\to\PicoMite</w:t>
+      </w:r>
+      <w:r>
+        <w:t xml:space="preserve"> is wherever you unpacked the firmware source — the folder holding </w:t>
+      </w:r>
+      <w:r>
+        <w:rPr>
+          <w:rFonts w:ascii="Consolas" w:hAnsi="Consolas"/>
+          <w:sz w:val="18"/>
+        </w:rPr>
+        <w:t>PicoCFunctions.h</w:t>
+      </w:r>
+      <w:r>
+        <w:t xml:space="preserve">. If you are running </w:t>
+      </w:r>
+      <w:r>
+        <w:rPr>
+          <w:rFonts w:ascii="Consolas" w:hAnsi="Consolas"/>
+          <w:sz w:val="18"/>
+        </w:rPr>
+        <w:t>armcfgen.py</w:t>
+      </w:r>
+      <w:r>
+        <w:t xml:space="preserve"> from the </w:t>
+      </w:r>
+      <w:r>
+        <w:rPr>
+          <w:rFonts w:ascii="Consolas" w:hAnsi="Consolas"/>
+          <w:sz w:val="18"/>
+        </w:rPr>
+        <w:t>user-tools</w:t>
+      </w:r>
+      <w:r>
+        <w:t xml:space="preserve"> folder it came in, that is simply </w:t>
+      </w:r>
+      <w:r>
+        <w:rPr>
+          <w:rFonts w:ascii="Consolas" w:hAnsi="Consolas"/>
+          <w:sz w:val="18"/>
+        </w:rPr>
+        <w:t>-I ..</w:t>
+      </w:r>
+      <w:r>
+        <w:t>.</w:t>
       </w:r>
     </w:p>
     <w:p>
@@ -4442,27 +4962,17 @@
     </w:p>
     <w:p>
       <w:r>
-        <w:t>Built‑in compile flags: `-mcpu=cortex-m0plus -mthumb -O0 -ffreestanding</w:t>
-      </w:r>
-    </w:p>
-    <w:p>
-      <w:r>
-        <w:t>-fno-exceptions -fpie -mpic-data-is-text-relative -msingle-pic-base`. The</w:t>
-      </w:r>
-    </w:p>
-    <w:p>
-      <w:r>
-        <w:t>text‑relative PIC flags are what make the blob self‑contained (rodata reached</w:t>
-      </w:r>
-    </w:p>
-    <w:p>
-      <w:r>
-        <w:t>PC‑relative, resolved at link — no GOT, no firmware fixup). The list of functions</w:t>
-      </w:r>
-    </w:p>
-    <w:p>
-      <w:r>
-        <w:t>found is printed to stderr.</w:t>
+        <w:t xml:space="preserve">Built‑in compile flags: </w:t>
+      </w:r>
+      <w:r>
+        <w:rPr>
+          <w:rFonts w:ascii="Consolas" w:hAnsi="Consolas"/>
+          <w:sz w:val="18"/>
+        </w:rPr>
+        <w:t>-mcpu=cortex-m0plus -mthumb -O0 -ffreestanding -fno-exceptions -fpie -mpic-data-is-text-relative -msingle-pic-base</w:t>
+      </w:r>
+      <w:r>
+        <w:t>. The text‑relative PIC flags are what make the blob self‑contained (rodata reached PC‑relative, resolved at link — no GOT, no firmware fixup). The list of functions found is printed to stderr.</w:t>
       </w:r>
     </w:p>
     <w:p>
@@ -4481,12 +4991,7 @@
         <w:t>merge</w:t>
       </w:r>
       <w:r>
-        <w:t xml:space="preserve"> (default) — one CSUB containing every function in address order, with</w:t>
-      </w:r>
-    </w:p>
-    <w:p>
-      <w:r>
-        <w:t xml:space="preserve">the entry‑offset word pointing at </w:t>
+        <w:t xml:space="preserve"> (default) — one CSUB containing every function in address order, with the entry‑offset word pointing at </w:t>
       </w:r>
       <w:r>
         <w:rPr>
@@ -4496,12 +5001,7 @@
         <w:t>--entry</w:t>
       </w:r>
       <w:r>
-        <w:t>. Functions can call each other. Use</w:t>
-      </w:r>
-    </w:p>
-    <w:p>
-      <w:r>
-        <w:t>for any single‑function CSUB and for multi‑function drivers.</w:t>
+        <w:t>. Functions can call each other. Use for any single‑function CSUB and for multi‑function drivers.</w:t>
       </w:r>
     </w:p>
     <w:p>
@@ -4515,7 +5015,7 @@
           <w:color w:val="333333"/>
           <w:sz w:val="17"/>
         </w:rPr>
-        <w:t>python armcfgen.py driver.c helpers.c --compile -n driver -e main -I d:\Dropbox\PicoMite\PicoMite</w:t>
+        <w:t>python armcfgen.py driver.c helpers.c --compile -n driver -e main -I path\to\PicoMite</w:t>
       </w:r>
     </w:p>
     <w:p>
@@ -4529,16 +5029,11 @@
         <w:t>4‑byte aligned</w:t>
       </w:r>
       <w:r>
-        <w:t xml:space="preserve"> — make it the first function (the</w:t>
+        <w:t xml:space="preserve"> — make it the first function (the offset word is word‑granular; the tool errors if the entry lands mid‑word).</w:t>
       </w:r>
     </w:p>
     <w:p>
       <w:r>
-        <w:t>offset word is word‑granular; the tool errors if the entry lands mid‑word).</w:t>
-      </w:r>
-    </w:p>
-    <w:p>
-      <w:r>
         <w:rPr>
           <w:b/>
         </w:rPr>
@@ -4555,10 +5050,8 @@
         <w:t>CSUB name … END CSUB</w:t>
       </w:r>
       <w:r>
-        <w:t xml:space="preserve"> per function, each with its own</w:t>
-      </w:r>
-    </w:p>
-    <w:p>
+        <w:t xml:space="preserve"> per function, each with its own </w:t>
+      </w:r>
       <w:r>
         <w:rPr>
           <w:rFonts w:ascii="Consolas" w:hAnsi="Consolas"/>
@@ -4567,12 +5060,7 @@
         <w:t>00000000</w:t>
       </w:r>
       <w:r>
-        <w:t xml:space="preserve"> offset; the entry symbol is dropped. Functions cannot call each other,</w:t>
-      </w:r>
-    </w:p>
-    <w:p>
-      <w:r>
-        <w:t>and constant data is rejected.</w:t>
+        <w:t xml:space="preserve"> offset; the entry symbol is dropped. Functions cannot call each other, and constant data is rejected.</w:t>
       </w:r>
     </w:p>
     <w:p>
@@ -4609,10 +5097,8 @@
         <w:t>.o</w:t>
       </w:r>
       <w:r>
-        <w:t>,</w:t>
-      </w:r>
-    </w:p>
-    <w:p>
+        <w:t xml:space="preserve">, </w:t>
+      </w:r>
       <w:r>
         <w:rPr>
           <w:rFonts w:ascii="Consolas" w:hAnsi="Consolas"/>
@@ -4631,10 +5117,8 @@
         <w:t>.text.startup</w:t>
       </w:r>
       <w:r>
-        <w:t>,</w:t>
-      </w:r>
-    </w:p>
-    <w:p>
+        <w:t xml:space="preserve">, </w:t>
+      </w:r>
       <w:r>
         <w:rPr>
           <w:rFonts w:ascii="Consolas" w:hAnsi="Consolas"/>
@@ -4663,10 +5147,8 @@
         <w:t>.text</w:t>
       </w:r>
       <w:r>
-        <w:t xml:space="preserve"> at address 0). This is what makes</w:t>
-      </w:r>
-    </w:p>
-    <w:p>
+        <w:t xml:space="preserve"> at address 0). This is what makes </w:t>
+      </w:r>
       <w:r>
         <w:rPr>
           <w:b/>
@@ -4684,12 +5166,7 @@
         <w:t>.o</w:t>
       </w:r>
       <w:r>
-        <w:t xml:space="preserve"> still has the calls between</w:t>
-      </w:r>
-    </w:p>
-    <w:p>
-      <w:r>
-        <w:t xml:space="preserve">functions stored as unresolved relocations, and GCC puts </w:t>
+        <w:t xml:space="preserve"> still has the calls between functions stored as unresolved relocations, and GCC puts </w:t>
       </w:r>
       <w:r>
         <w:rPr>
@@ -4699,10 +5176,8 @@
         <w:t>main</w:t>
       </w:r>
       <w:r>
-        <w:t xml:space="preserve"> in a separate</w:t>
-      </w:r>
-    </w:p>
-    <w:p>
+        <w:t xml:space="preserve"> in a separate </w:t>
+      </w:r>
       <w:r>
         <w:rPr>
           <w:rFonts w:ascii="Consolas" w:hAnsi="Consolas"/>
@@ -4711,12 +5186,7 @@
         <w:t>.text.startup</w:t>
       </w:r>
       <w:r>
-        <w:t xml:space="preserve"> section. Linking fixes the calls and merges the fragments. A</w:t>
-      </w:r>
-    </w:p>
-    <w:p>
-      <w:r>
-        <w:t xml:space="preserve">fully linked </w:t>
+        <w:t xml:space="preserve"> section. Linking fixes the calls and merges the fragments. A fully linked </w:t>
       </w:r>
       <w:r>
         <w:rPr>
@@ -4801,10 +5271,8 @@
         </w:rPr>
         <w:t>argument type list you add yourself</w:t>
       </w:r>
-    </w:p>
-    <w:p>
-      <w:r>
-        <w:t xml:space="preserve">(the tool only knows the name). Types are </w:t>
+      <w:r>
+        <w:t xml:space="preserve"> (the tool only knows the name). Types are </w:t>
       </w:r>
       <w:r>
         <w:rPr>
@@ -4834,12 +5302,7 @@
         <w:t>STRING</w:t>
       </w:r>
       <w:r>
-        <w:t>; arrays</w:t>
-      </w:r>
-    </w:p>
-    <w:p>
-      <w:r>
-        <w:t xml:space="preserve">are written </w:t>
+        <w:t xml:space="preserve">; arrays are written </w:t>
       </w:r>
       <w:r>
         <w:rPr>
@@ -4920,12 +5383,7 @@
         <w:t>(double*, long long*)</w:t>
       </w:r>
       <w:r>
-        <w:t xml:space="preserve"> is</w:t>
-      </w:r>
-    </w:p>
-    <w:p>
-      <w:r>
-        <w:t xml:space="preserve">declared </w:t>
+        <w:t xml:space="preserve"> is declared </w:t>
       </w:r>
       <w:r>
         <w:rPr>
@@ -5256,6 +5714,54 @@
                 <w:rFonts w:ascii="Consolas" w:hAnsi="Consolas"/>
                 <w:sz w:val="18"/>
               </w:rPr>
+              <w:t>undefined reference to '__gnu_thumb1_case_…'</w:t>
+            </w:r>
+          </w:p>
+        </w:tc>
+        <w:tc>
+          <w:tcPr>
+            <w:tcW w:type="dxa" w:w="4320"/>
+          </w:tcPr>
+          <w:p>
+            <w:r/>
+            <w:r>
+              <w:t xml:space="preserve">A jump table got in (an object built without the tool's flags) — compile with </w:t>
+            </w:r>
+            <w:r>
+              <w:rPr>
+                <w:rFonts w:ascii="Consolas" w:hAnsi="Consolas"/>
+                <w:sz w:val="18"/>
+              </w:rPr>
+              <w:t>--compile</w:t>
+            </w:r>
+            <w:r>
+              <w:t xml:space="preserve">, or add </w:t>
+            </w:r>
+            <w:r>
+              <w:rPr>
+                <w:rFonts w:ascii="Consolas" w:hAnsi="Consolas"/>
+                <w:sz w:val="18"/>
+              </w:rPr>
+              <w:t>-fno-jump-tables</w:t>
+            </w:r>
+            <w:r>
+              <w:t xml:space="preserve"> to your own build.</w:t>
+            </w:r>
+          </w:p>
+        </w:tc>
+      </w:tr>
+      <w:tr>
+        <w:tc>
+          <w:tcPr>
+            <w:tcW w:type="dxa" w:w="4320"/>
+          </w:tcPr>
+          <w:p>
+            <w:r/>
+            <w:r>
+              <w:rPr>
+                <w:rFonts w:ascii="Consolas" w:hAnsi="Consolas"/>
+                <w:sz w:val="18"/>
+              </w:rPr>
               <w:t>entry '…' is not 4-byte aligned</w:t>
             </w:r>
           </w:p>
@@ -5354,12 +5860,7 @@
     </w:p>
     <w:p>
       <w:r>
-        <w:t>Every routine and data pointer a CSUB can reach, with its slot offset from the</w:t>
-      </w:r>
-    </w:p>
-    <w:p>
-      <w:r>
-        <w:t xml:space="preserve">table base. With </w:t>
+        <w:t xml:space="preserve">Every routine and data pointer a CSUB can reach, with its slot offset from the table base. With </w:t>
       </w:r>
       <w:r>
         <w:rPr>
@@ -5369,12 +5870,7 @@
         <w:t>PicoCFunctions.h</w:t>
       </w:r>
       <w:r>
-        <w:t xml:space="preserve"> you use the name directly; the offset matters</w:t>
-      </w:r>
-    </w:p>
-    <w:p>
-      <w:r>
-        <w:t xml:space="preserve">only if you resolve the table by hand. </w:t>
+        <w:t xml:space="preserve"> you use the name directly; the offset matters only if you resolve the table by hand. </w:t>
       </w:r>
       <w:r>
         <w:rPr>
@@ -5383,17 +5879,7 @@
         <w:t>Slots are append‑only</w:t>
       </w:r>
       <w:r>
-        <w:t xml:space="preserve"> — a given offset</w:t>
-      </w:r>
-    </w:p>
-    <w:p>
-      <w:r>
-        <w:t>always means the same thing across firmware versions, so a compiled CSUB keeps</w:t>
-      </w:r>
-    </w:p>
-    <w:p>
-      <w:r>
-        <w:t>working.</w:t>
+        <w:t xml:space="preserve"> — a given offset always means the same thing across firmware versions, so a compiled CSUB keeps working.</w:t>
       </w:r>
     </w:p>
     <w:p>
@@ -7154,7 +7640,757 @@
               <w:t>int IDiv(int a, int b)</w:t>
             </w:r>
             <w:r>
-              <w:t xml:space="preserve"> — integer divide</w:t>
+              <w:t xml:space="preserve"> — 32‑bit integer divide</w:t>
+            </w:r>
+          </w:p>
+        </w:tc>
+      </w:tr>
+      <w:tr>
+        <w:tc>
+          <w:tcPr>
+            <w:tcW w:type="dxa" w:w="2880"/>
+          </w:tcPr>
+          <w:p>
+            <w:r/>
+            <w:r>
+              <w:rPr>
+                <w:rFonts w:ascii="Consolas" w:hAnsi="Consolas"/>
+                <w:sz w:val="18"/>
+              </w:rPr>
+              <w:t>IMod</w:t>
+            </w:r>
+          </w:p>
+        </w:tc>
+        <w:tc>
+          <w:tcPr>
+            <w:tcW w:type="dxa" w:w="2880"/>
+          </w:tcPr>
+          <w:p>
+            <w:r/>
+            <w:r>
+              <w:t>0x13C</w:t>
+            </w:r>
+          </w:p>
+        </w:tc>
+        <w:tc>
+          <w:tcPr>
+            <w:tcW w:type="dxa" w:w="2880"/>
+          </w:tcPr>
+          <w:p>
+            <w:r/>
+            <w:r>
+              <w:rPr>
+                <w:rFonts w:ascii="Consolas" w:hAnsi="Consolas"/>
+                <w:sz w:val="18"/>
+              </w:rPr>
+              <w:t>int IMod(int a, int b)</w:t>
+            </w:r>
+            <w:r>
+              <w:t xml:space="preserve"> — 32‑bit integer remainder</w:t>
+            </w:r>
+          </w:p>
+        </w:tc>
+      </w:tr>
+      <w:tr>
+        <w:tc>
+          <w:tcPr>
+            <w:tcW w:type="dxa" w:w="2880"/>
+          </w:tcPr>
+          <w:p>
+            <w:r/>
+            <w:r>
+              <w:rPr>
+                <w:rFonts w:ascii="Consolas" w:hAnsi="Consolas"/>
+                <w:sz w:val="18"/>
+              </w:rPr>
+              <w:t>LMul</w:t>
+            </w:r>
+          </w:p>
+        </w:tc>
+        <w:tc>
+          <w:tcPr>
+            <w:tcW w:type="dxa" w:w="2880"/>
+          </w:tcPr>
+          <w:p>
+            <w:r/>
+            <w:r>
+              <w:t>0x140</w:t>
+            </w:r>
+          </w:p>
+        </w:tc>
+        <w:tc>
+          <w:tcPr>
+            <w:tcW w:type="dxa" w:w="2880"/>
+          </w:tcPr>
+          <w:p>
+            <w:r/>
+            <w:r>
+              <w:rPr>
+                <w:rFonts w:ascii="Consolas" w:hAnsi="Consolas"/>
+                <w:sz w:val="18"/>
+              </w:rPr>
+              <w:t>long long LMul(long long, long long)</w:t>
+            </w:r>
+            <w:r>
+              <w:t xml:space="preserve"> — a × b</w:t>
+            </w:r>
+          </w:p>
+        </w:tc>
+      </w:tr>
+      <w:tr>
+        <w:tc>
+          <w:tcPr>
+            <w:tcW w:type="dxa" w:w="2880"/>
+          </w:tcPr>
+          <w:p>
+            <w:r/>
+            <w:r>
+              <w:rPr>
+                <w:rFonts w:ascii="Consolas" w:hAnsi="Consolas"/>
+                <w:sz w:val="18"/>
+              </w:rPr>
+              <w:t>LDiv</w:t>
+            </w:r>
+          </w:p>
+        </w:tc>
+        <w:tc>
+          <w:tcPr>
+            <w:tcW w:type="dxa" w:w="2880"/>
+          </w:tcPr>
+          <w:p>
+            <w:r/>
+            <w:r>
+              <w:t>0x144</w:t>
+            </w:r>
+          </w:p>
+        </w:tc>
+        <w:tc>
+          <w:tcPr>
+            <w:tcW w:type="dxa" w:w="2880"/>
+          </w:tcPr>
+          <w:p>
+            <w:r/>
+            <w:r>
+              <w:rPr>
+                <w:rFonts w:ascii="Consolas" w:hAnsi="Consolas"/>
+                <w:sz w:val="18"/>
+              </w:rPr>
+              <w:t>long long LDiv(long long, long long)</w:t>
+            </w:r>
+            <w:r>
+              <w:t xml:space="preserve"> — a ÷ b (MMBasic </w:t>
+            </w:r>
+            <w:r>
+              <w:rPr>
+                <w:rFonts w:ascii="Consolas" w:hAnsi="Consolas"/>
+                <w:sz w:val="18"/>
+              </w:rPr>
+              <w:t>\</w:t>
+            </w:r>
+            <w:r>
+              <w:t>)</w:t>
+            </w:r>
+          </w:p>
+        </w:tc>
+      </w:tr>
+      <w:tr>
+        <w:tc>
+          <w:tcPr>
+            <w:tcW w:type="dxa" w:w="2880"/>
+          </w:tcPr>
+          <w:p>
+            <w:r/>
+            <w:r>
+              <w:rPr>
+                <w:rFonts w:ascii="Consolas" w:hAnsi="Consolas"/>
+                <w:sz w:val="18"/>
+              </w:rPr>
+              <w:t>LMod</w:t>
+            </w:r>
+          </w:p>
+        </w:tc>
+        <w:tc>
+          <w:tcPr>
+            <w:tcW w:type="dxa" w:w="2880"/>
+          </w:tcPr>
+          <w:p>
+            <w:r/>
+            <w:r>
+              <w:t>0x148</w:t>
+            </w:r>
+          </w:p>
+        </w:tc>
+        <w:tc>
+          <w:tcPr>
+            <w:tcW w:type="dxa" w:w="2880"/>
+          </w:tcPr>
+          <w:p>
+            <w:r/>
+            <w:r>
+              <w:rPr>
+                <w:rFonts w:ascii="Consolas" w:hAnsi="Consolas"/>
+                <w:sz w:val="18"/>
+              </w:rPr>
+              <w:t>long long LMod(long long, long long)</w:t>
+            </w:r>
+            <w:r>
+              <w:t xml:space="preserve"> — a % b (MMBasic </w:t>
+            </w:r>
+            <w:r>
+              <w:rPr>
+                <w:rFonts w:ascii="Consolas" w:hAnsi="Consolas"/>
+                <w:sz w:val="18"/>
+              </w:rPr>
+              <w:t>MOD</w:t>
+            </w:r>
+            <w:r>
+              <w:t>)</w:t>
+            </w:r>
+          </w:p>
+        </w:tc>
+      </w:tr>
+      <w:tr>
+        <w:tc>
+          <w:tcPr>
+            <w:tcW w:type="dxa" w:w="2880"/>
+          </w:tcPr>
+          <w:p>
+            <w:r/>
+            <w:r>
+              <w:rPr>
+                <w:rFonts w:ascii="Consolas" w:hAnsi="Consolas"/>
+                <w:sz w:val="18"/>
+              </w:rPr>
+              <w:t>LShl</w:t>
+            </w:r>
+          </w:p>
+        </w:tc>
+        <w:tc>
+          <w:tcPr>
+            <w:tcW w:type="dxa" w:w="2880"/>
+          </w:tcPr>
+          <w:p>
+            <w:r/>
+            <w:r>
+              <w:t>0x14C</w:t>
+            </w:r>
+          </w:p>
+        </w:tc>
+        <w:tc>
+          <w:tcPr>
+            <w:tcW w:type="dxa" w:w="2880"/>
+          </w:tcPr>
+          <w:p>
+            <w:r/>
+            <w:r>
+              <w:rPr>
+                <w:rFonts w:ascii="Consolas" w:hAnsi="Consolas"/>
+                <w:sz w:val="18"/>
+              </w:rPr>
+              <w:t>long long LShl(long long, int n)</w:t>
+            </w:r>
+            <w:r>
+              <w:t xml:space="preserve"> — a &lt;&lt; n</w:t>
+            </w:r>
+          </w:p>
+        </w:tc>
+      </w:tr>
+      <w:tr>
+        <w:tc>
+          <w:tcPr>
+            <w:tcW w:type="dxa" w:w="2880"/>
+          </w:tcPr>
+          <w:p>
+            <w:r/>
+            <w:r>
+              <w:rPr>
+                <w:rFonts w:ascii="Consolas" w:hAnsi="Consolas"/>
+                <w:sz w:val="18"/>
+              </w:rPr>
+              <w:t>LAsr</w:t>
+            </w:r>
+          </w:p>
+        </w:tc>
+        <w:tc>
+          <w:tcPr>
+            <w:tcW w:type="dxa" w:w="2880"/>
+          </w:tcPr>
+          <w:p>
+            <w:r/>
+            <w:r>
+              <w:t>0x150</w:t>
+            </w:r>
+          </w:p>
+        </w:tc>
+        <w:tc>
+          <w:tcPr>
+            <w:tcW w:type="dxa" w:w="2880"/>
+          </w:tcPr>
+          <w:p>
+            <w:r/>
+            <w:r>
+              <w:rPr>
+                <w:rFonts w:ascii="Consolas" w:hAnsi="Consolas"/>
+                <w:sz w:val="18"/>
+              </w:rPr>
+              <w:t>long long LAsr(long long, int n)</w:t>
+            </w:r>
+            <w:r>
+              <w:t xml:space="preserve"> — a &gt;&gt; n, </w:t>
+            </w:r>
+            <w:r>
+              <w:rPr>
+                <w:b/>
+              </w:rPr>
+              <w:t>arithmetic</w:t>
+            </w:r>
+            <w:r>
+              <w:t xml:space="preserve"> (sign propagating)</w:t>
+            </w:r>
+          </w:p>
+        </w:tc>
+      </w:tr>
+      <w:tr>
+        <w:tc>
+          <w:tcPr>
+            <w:tcW w:type="dxa" w:w="2880"/>
+          </w:tcPr>
+          <w:p>
+            <w:r/>
+            <w:r>
+              <w:rPr>
+                <w:rFonts w:ascii="Consolas" w:hAnsi="Consolas"/>
+                <w:sz w:val="18"/>
+              </w:rPr>
+              <w:t>LLsr</w:t>
+            </w:r>
+          </w:p>
+        </w:tc>
+        <w:tc>
+          <w:tcPr>
+            <w:tcW w:type="dxa" w:w="2880"/>
+          </w:tcPr>
+          <w:p>
+            <w:r/>
+            <w:r>
+              <w:t>0x154</w:t>
+            </w:r>
+          </w:p>
+        </w:tc>
+        <w:tc>
+          <w:tcPr>
+            <w:tcW w:type="dxa" w:w="2880"/>
+          </w:tcPr>
+          <w:p>
+            <w:r/>
+            <w:r>
+              <w:rPr>
+                <w:rFonts w:ascii="Consolas" w:hAnsi="Consolas"/>
+                <w:sz w:val="18"/>
+              </w:rPr>
+              <w:t>unsigned long long LLsr(unsigned long long, int n)</w:t>
+            </w:r>
+            <w:r>
+              <w:t xml:space="preserve"> — a &gt;&gt; n, </w:t>
+            </w:r>
+            <w:r>
+              <w:rPr>
+                <w:b/>
+              </w:rPr>
+              <w:t>logical</w:t>
+            </w:r>
+            <w:r>
+              <w:t xml:space="preserve">; this is what MMBasic's </w:t>
+            </w:r>
+            <w:r>
+              <w:rPr>
+                <w:rFonts w:ascii="Consolas" w:hAnsi="Consolas"/>
+                <w:sz w:val="18"/>
+              </w:rPr>
+              <w:t>&gt;&gt;</w:t>
+            </w:r>
+            <w:r>
+              <w:t xml:space="preserve"> does</w:t>
+            </w:r>
+          </w:p>
+        </w:tc>
+      </w:tr>
+      <w:tr>
+        <w:tc>
+          <w:tcPr>
+            <w:tcW w:type="dxa" w:w="2880"/>
+          </w:tcPr>
+          <w:p>
+            <w:r/>
+            <w:r>
+              <w:rPr>
+                <w:rFonts w:ascii="Consolas" w:hAnsi="Consolas"/>
+                <w:sz w:val="18"/>
+              </w:rPr>
+              <w:t>memcpy</w:t>
+            </w:r>
+          </w:p>
+        </w:tc>
+        <w:tc>
+          <w:tcPr>
+            <w:tcW w:type="dxa" w:w="2880"/>
+          </w:tcPr>
+          <w:p>
+            <w:r/>
+            <w:r>
+              <w:t>0x158</w:t>
+            </w:r>
+          </w:p>
+        </w:tc>
+        <w:tc>
+          <w:tcPr>
+            <w:tcW w:type="dxa" w:w="2880"/>
+          </w:tcPr>
+          <w:p>
+            <w:r/>
+            <w:r>
+              <w:rPr>
+                <w:rFonts w:ascii="Consolas" w:hAnsi="Consolas"/>
+                <w:sz w:val="18"/>
+              </w:rPr>
+              <w:t>void *memcpy(void *, const void *, size_t)</w:t>
+            </w:r>
+          </w:p>
+        </w:tc>
+      </w:tr>
+      <w:tr>
+        <w:tc>
+          <w:tcPr>
+            <w:tcW w:type="dxa" w:w="2880"/>
+          </w:tcPr>
+          <w:p>
+            <w:r/>
+            <w:r>
+              <w:rPr>
+                <w:rFonts w:ascii="Consolas" w:hAnsi="Consolas"/>
+                <w:sz w:val="18"/>
+              </w:rPr>
+              <w:t>memset</w:t>
+            </w:r>
+          </w:p>
+        </w:tc>
+        <w:tc>
+          <w:tcPr>
+            <w:tcW w:type="dxa" w:w="2880"/>
+          </w:tcPr>
+          <w:p>
+            <w:r/>
+            <w:r>
+              <w:t>0x15C</w:t>
+            </w:r>
+          </w:p>
+        </w:tc>
+        <w:tc>
+          <w:tcPr>
+            <w:tcW w:type="dxa" w:w="2880"/>
+          </w:tcPr>
+          <w:p>
+            <w:r/>
+            <w:r>
+              <w:rPr>
+                <w:rFonts w:ascii="Consolas" w:hAnsi="Consolas"/>
+                <w:sz w:val="18"/>
+              </w:rPr>
+              <w:t>void *memset(void *, int, size_t)</w:t>
+            </w:r>
+          </w:p>
+        </w:tc>
+      </w:tr>
+      <w:tr>
+        <w:tc>
+          <w:tcPr>
+            <w:tcW w:type="dxa" w:w="2880"/>
+          </w:tcPr>
+          <w:p>
+            <w:r/>
+            <w:r>
+              <w:rPr>
+                <w:rFonts w:ascii="Consolas" w:hAnsi="Consolas"/>
+                <w:sz w:val="18"/>
+              </w:rPr>
+              <w:t>memmove</w:t>
+            </w:r>
+          </w:p>
+        </w:tc>
+        <w:tc>
+          <w:tcPr>
+            <w:tcW w:type="dxa" w:w="2880"/>
+          </w:tcPr>
+          <w:p>
+            <w:r/>
+            <w:r>
+              <w:t>0x160</w:t>
+            </w:r>
+          </w:p>
+        </w:tc>
+        <w:tc>
+          <w:tcPr>
+            <w:tcW w:type="dxa" w:w="2880"/>
+          </w:tcPr>
+          <w:p>
+            <w:r/>
+            <w:r>
+              <w:rPr>
+                <w:rFonts w:ascii="Consolas" w:hAnsi="Consolas"/>
+                <w:sz w:val="18"/>
+              </w:rPr>
+              <w:t>void *memmove(void *, const void *, size_t)</w:t>
+            </w:r>
+          </w:p>
+        </w:tc>
+      </w:tr>
+      <w:tr>
+        <w:tc>
+          <w:tcPr>
+            <w:tcW w:type="dxa" w:w="2880"/>
+          </w:tcPr>
+          <w:p>
+            <w:r/>
+            <w:r>
+              <w:rPr>
+                <w:rFonts w:ascii="Consolas" w:hAnsi="Consolas"/>
+                <w:sz w:val="18"/>
+              </w:rPr>
+              <w:t>Log</w:t>
+            </w:r>
+          </w:p>
+        </w:tc>
+        <w:tc>
+          <w:tcPr>
+            <w:tcW w:type="dxa" w:w="2880"/>
+          </w:tcPr>
+          <w:p>
+            <w:r/>
+            <w:r>
+              <w:t>0x1A0</w:t>
+            </w:r>
+          </w:p>
+        </w:tc>
+        <w:tc>
+          <w:tcPr>
+            <w:tcW w:type="dxa" w:w="2880"/>
+          </w:tcPr>
+          <w:p>
+            <w:r/>
+            <w:r>
+              <w:rPr>
+                <w:rFonts w:ascii="Consolas" w:hAnsi="Consolas"/>
+                <w:sz w:val="18"/>
+              </w:rPr>
+              <w:t>MMFLOAT log(MMFLOAT)</w:t>
+            </w:r>
+          </w:p>
+        </w:tc>
+      </w:tr>
+      <w:tr>
+        <w:tc>
+          <w:tcPr>
+            <w:tcW w:type="dxa" w:w="2880"/>
+          </w:tcPr>
+          <w:p>
+            <w:r/>
+            <w:r>
+              <w:rPr>
+                <w:rFonts w:ascii="Consolas" w:hAnsi="Consolas"/>
+                <w:sz w:val="18"/>
+              </w:rPr>
+              <w:t>Tan</w:t>
+            </w:r>
+          </w:p>
+        </w:tc>
+        <w:tc>
+          <w:tcPr>
+            <w:tcW w:type="dxa" w:w="2880"/>
+          </w:tcPr>
+          <w:p>
+            <w:r/>
+            <w:r>
+              <w:t>0x1A4</w:t>
+            </w:r>
+          </w:p>
+        </w:tc>
+        <w:tc>
+          <w:tcPr>
+            <w:tcW w:type="dxa" w:w="2880"/>
+          </w:tcPr>
+          <w:p>
+            <w:r/>
+            <w:r>
+              <w:rPr>
+                <w:rFonts w:ascii="Consolas" w:hAnsi="Consolas"/>
+                <w:sz w:val="18"/>
+              </w:rPr>
+              <w:t>MMFLOAT tan(MMFLOAT)</w:t>
+            </w:r>
+          </w:p>
+        </w:tc>
+      </w:tr>
+      <w:tr>
+        <w:tc>
+          <w:tcPr>
+            <w:tcW w:type="dxa" w:w="2880"/>
+          </w:tcPr>
+          <w:p>
+            <w:r/>
+            <w:r>
+              <w:rPr>
+                <w:rFonts w:ascii="Consolas" w:hAnsi="Consolas"/>
+                <w:sz w:val="18"/>
+              </w:rPr>
+              <w:t>RndVal</w:t>
+            </w:r>
+          </w:p>
+        </w:tc>
+        <w:tc>
+          <w:tcPr>
+            <w:tcW w:type="dxa" w:w="2880"/>
+          </w:tcPr>
+          <w:p>
+            <w:r/>
+            <w:r>
+              <w:t>0x19C</w:t>
+            </w:r>
+          </w:p>
+        </w:tc>
+        <w:tc>
+          <w:tcPr>
+            <w:tcW w:type="dxa" w:w="2880"/>
+          </w:tcPr>
+          <w:p>
+            <w:r/>
+            <w:r>
+              <w:rPr>
+                <w:rFonts w:ascii="Consolas" w:hAnsi="Consolas"/>
+                <w:sz w:val="18"/>
+              </w:rPr>
+              <w:t>MMFLOAT RndVal(void)</w:t>
+            </w:r>
+            <w:r>
+              <w:t xml:space="preserve"> — </w:t>
+            </w:r>
+            <w:r>
+              <w:rPr>
+                <w:rFonts w:ascii="Consolas" w:hAnsi="Consolas"/>
+                <w:sz w:val="18"/>
+              </w:rPr>
+              <w:t>RND</w:t>
+            </w:r>
+            <w:r>
+              <w:t>, same generator as BASIC</w:t>
+            </w:r>
+          </w:p>
+        </w:tc>
+      </w:tr>
+      <w:tr>
+        <w:tc>
+          <w:tcPr>
+            <w:tcW w:type="dxa" w:w="2880"/>
+          </w:tcPr>
+          <w:p>
+            <w:r/>
+            <w:r>
+              <w:rPr>
+                <w:rFonts w:ascii="Consolas" w:hAnsi="Consolas"/>
+                <w:sz w:val="18"/>
+              </w:rPr>
+              <w:t>TimerVal</w:t>
+            </w:r>
+          </w:p>
+        </w:tc>
+        <w:tc>
+          <w:tcPr>
+            <w:tcW w:type="dxa" w:w="2880"/>
+          </w:tcPr>
+          <w:p>
+            <w:r/>
+            <w:r>
+              <w:t>0x198</w:t>
+            </w:r>
+          </w:p>
+        </w:tc>
+        <w:tc>
+          <w:tcPr>
+            <w:tcW w:type="dxa" w:w="2880"/>
+          </w:tcPr>
+          <w:p>
+            <w:r/>
+            <w:r>
+              <w:rPr>
+                <w:rFonts w:ascii="Consolas" w:hAnsi="Consolas"/>
+                <w:sz w:val="18"/>
+              </w:rPr>
+              <w:t>MMFLOAT TimerVal(void)</w:t>
+            </w:r>
+            <w:r>
+              <w:t xml:space="preserve"> — </w:t>
+            </w:r>
+            <w:r>
+              <w:rPr>
+                <w:rFonts w:ascii="Consolas" w:hAnsi="Consolas"/>
+                <w:sz w:val="18"/>
+              </w:rPr>
+              <w:t>TIMER</w:t>
+            </w:r>
+            <w:r>
+              <w:t>, milliseconds</w:t>
+            </w:r>
+          </w:p>
+        </w:tc>
+      </w:tr>
+      <w:tr>
+        <w:tc>
+          <w:tcPr>
+            <w:tcW w:type="dxa" w:w="2880"/>
+          </w:tcPr>
+          <w:p>
+            <w:r/>
+            <w:r>
+              <w:rPr>
+                <w:rFonts w:ascii="Consolas" w:hAnsi="Consolas"/>
+                <w:sz w:val="18"/>
+              </w:rPr>
+              <w:t>TimerSet</w:t>
+            </w:r>
+          </w:p>
+        </w:tc>
+        <w:tc>
+          <w:tcPr>
+            <w:tcW w:type="dxa" w:w="2880"/>
+          </w:tcPr>
+          <w:p>
+            <w:r/>
+            <w:r>
+              <w:t>0x1AC</w:t>
+            </w:r>
+          </w:p>
+        </w:tc>
+        <w:tc>
+          <w:tcPr>
+            <w:tcW w:type="dxa" w:w="2880"/>
+          </w:tcPr>
+          <w:p>
+            <w:r/>
+            <w:r>
+              <w:rPr>
+                <w:rFonts w:ascii="Consolas" w:hAnsi="Consolas"/>
+                <w:sz w:val="18"/>
+              </w:rPr>
+              <w:t>void TimerSet(long long ms)</w:t>
+            </w:r>
+            <w:r>
+              <w:t xml:space="preserve"> — </w:t>
+            </w:r>
+            <w:r>
+              <w:rPr>
+                <w:rFonts w:ascii="Consolas" w:hAnsi="Consolas"/>
+                <w:sz w:val="18"/>
+              </w:rPr>
+              <w:t>TIMER = n</w:t>
             </w:r>
           </w:p>
         </w:tc>
@@ -7382,10 +8618,8 @@
         </w:rPr>
         <w:t>RP2350</w:t>
       </w:r>
-    </w:p>
-    <w:p>
-      <w:r>
-        <w:t xml:space="preserve">(firmware built </w:t>
+      <w:r>
+        <w:t xml:space="preserve"> (firmware built </w:t>
       </w:r>
       <w:r>
         <w:rPr>
@@ -7414,17 +8648,7 @@
         <w:t>FPU</w:t>
       </w:r>
       <w:r>
-        <w:t>, so single precision</w:t>
-      </w:r>
-    </w:p>
-    <w:p>
-      <w:r>
-        <w:t>is markedly faster than double — worth using in hot CSUB maths. BASIC numbers are</w:t>
-      </w:r>
-    </w:p>
-    <w:p>
-      <w:r>
-        <w:t xml:space="preserve">still </w:t>
+        <w:t xml:space="preserve">, so single precision is markedly faster than double — worth using in hot CSUB maths. BASIC numbers are still </w:t>
       </w:r>
       <w:r>
         <w:rPr>
@@ -7454,10 +8678,8 @@
         <w:t>pf()</w:t>
       </w:r>
       <w:r>
-        <w:t xml:space="preserve"> values to</w:t>
-      </w:r>
-    </w:p>
-    <w:p>
+        <w:t xml:space="preserve"> values to </w:t>
+      </w:r>
       <w:r>
         <w:rPr>
           <w:rFonts w:ascii="Consolas" w:hAnsi="Consolas"/>
@@ -7496,10 +8718,8 @@
         <w:t>StoI</w:t>
       </w:r>
       <w:r>
-        <w:t xml:space="preserve"> to write results back (see</w:t>
-      </w:r>
-    </w:p>
-    <w:p>
+        <w:t xml:space="preserve"> to write results back (see </w:t>
+      </w:r>
       <w:r>
         <w:rPr>
           <w:rFonts w:ascii="Consolas" w:hAnsi="Consolas"/>
@@ -8222,23 +9442,16 @@
         <w:pStyle w:val="IntenseQuote"/>
       </w:pPr>
       <w:r>
-        <w:t>On the RP2040 (no FPU) these are *software* single precision — still faster</w:t>
-      </w:r>
-    </w:p>
-    <w:p>
-      <w:pPr>
-        <w:pStyle w:val="IntenseQuote"/>
-      </w:pPr>
-      <w:r>
-        <w:t>than software double, but not FPU‑accelerated. The double routines above use</w:t>
-      </w:r>
-    </w:p>
-    <w:p>
-      <w:pPr>
-        <w:pStyle w:val="IntenseQuote"/>
-      </w:pPr>
-      <w:r>
-        <w:t>the DCP coprocessor on RP2350.</w:t>
+        <w:t xml:space="preserve">On the RP2040 (no FPU) these are </w:t>
+      </w:r>
+      <w:r>
+        <w:rPr>
+          <w:i/>
+        </w:rPr>
+        <w:t>software</w:t>
+      </w:r>
+      <w:r>
+        <w:t xml:space="preserve"> single precision — still faster than software double, but not FPU‑accelerated. The double routines above use the DCP coprocessor on RP2350.</w:t>
       </w:r>
     </w:p>
     <w:p>
@@ -8246,7 +9459,131 @@
         <w:pStyle w:val="Heading2"/>
       </w:pPr>
       <w:r>
-        <w:t>Graphics</w:t>
+        <w:t>Pins</w:t>
+      </w:r>
+    </w:p>
+    <w:p>
+      <w:r>
+        <w:rPr>
+          <w:rFonts w:ascii="Consolas" w:hAnsi="Consolas"/>
+          <w:sz w:val="18"/>
+        </w:rPr>
+        <w:t>SETPIN</w:t>
+      </w:r>
+      <w:r>
+        <w:t xml:space="preserve"> and the rest of the configuration belong in BASIC, where they happen once. What a CSUB is for is watching or driving a pin in a tight loop, and these are the interpreter's own routines behind </w:t>
+      </w:r>
+      <w:r>
+        <w:rPr>
+          <w:rFonts w:ascii="Consolas" w:hAnsi="Consolas"/>
+          <w:sz w:val="18"/>
+        </w:rPr>
+        <w:t>PIN(n)</w:t>
+      </w:r>
+      <w:r>
+        <w:t xml:space="preserve"> and </w:t>
+      </w:r>
+      <w:r>
+        <w:rPr>
+          <w:rFonts w:ascii="Consolas" w:hAnsi="Consolas"/>
+          <w:sz w:val="18"/>
+        </w:rPr>
+        <w:t>PIN(n) = v</w:t>
+      </w:r>
+      <w:r>
+        <w:t>, so a CSUB and BASIC cannot read a pin differently.</w:t>
+      </w:r>
+    </w:p>
+    <w:p>
+      <w:r>
+        <w:rPr>
+          <w:rFonts w:ascii="Consolas" w:hAnsi="Consolas"/>
+          <w:sz w:val="18"/>
+        </w:rPr>
+        <w:t>PinVal</w:t>
+      </w:r>
+      <w:r>
+        <w:t xml:space="preserve"> returns whatever the pin's mode means — a digital level, a raw ADC count, a filtered voltage, a frequency or a period — exactly as </w:t>
+      </w:r>
+      <w:r>
+        <w:rPr>
+          <w:rFonts w:ascii="Consolas" w:hAnsi="Consolas"/>
+          <w:sz w:val="18"/>
+        </w:rPr>
+        <w:t>PIN(n)</w:t>
+      </w:r>
+      <w:r>
+        <w:t xml:space="preserve"> does. The pin number is the one </w:t>
+      </w:r>
+      <w:r>
+        <w:rPr>
+          <w:rFonts w:ascii="Consolas" w:hAnsi="Consolas"/>
+          <w:sz w:val="18"/>
+        </w:rPr>
+        <w:t>PIN()</w:t>
+      </w:r>
+      <w:r>
+        <w:t xml:space="preserve"> takes, which for a </w:t>
+      </w:r>
+      <w:r>
+        <w:rPr>
+          <w:rFonts w:ascii="Consolas" w:hAnsi="Consolas"/>
+          <w:sz w:val="18"/>
+        </w:rPr>
+        <w:t>GPnn</w:t>
+      </w:r>
+      <w:r>
+        <w:t xml:space="preserve"> is </w:t>
+      </w:r>
+      <w:r>
+        <w:rPr>
+          <w:rFonts w:ascii="Consolas" w:hAnsi="Consolas"/>
+          <w:sz w:val="18"/>
+        </w:rPr>
+        <w:t>MM.INFO(PINNO GPnn)</w:t>
+      </w:r>
+      <w:r>
+        <w:t>.</w:t>
+      </w:r>
+    </w:p>
+    <w:p>
+      <w:r>
+        <w:rPr>
+          <w:b/>
+        </w:rPr>
+        <w:t>Neither can report an error</w:t>
+      </w:r>
+      <w:r>
+        <w:t xml:space="preserve">, because a routine reachable from a CSUB must not call </w:t>
+      </w:r>
+      <w:r>
+        <w:rPr>
+          <w:rFonts w:ascii="Consolas" w:hAnsi="Consolas"/>
+          <w:sz w:val="18"/>
+        </w:rPr>
+        <w:t>error()</w:t>
+      </w:r>
+      <w:r>
+        <w:t xml:space="preserve">. An invalid pin, a pin that is not an input, or an ADC busy with a DMA transfer reads </w:t>
+      </w:r>
+      <w:r>
+        <w:rPr>
+          <w:b/>
+        </w:rPr>
+        <w:t>0</w:t>
+      </w:r>
+      <w:r>
+        <w:t xml:space="preserve"> rather than stopping the program. </w:t>
+      </w:r>
+      <w:r>
+        <w:rPr>
+          <w:rFonts w:ascii="Consolas" w:hAnsi="Consolas"/>
+          <w:sz w:val="18"/>
+        </w:rPr>
+        <w:t>PIN()</w:t>
+      </w:r>
+      <w:r>
+        <w:t xml:space="preserve"> in BASIC still raises all of those.</w:t>
       </w:r>
     </w:p>
     <w:tbl>
@@ -8317,18 +9654,18 @@
                 <w:rFonts w:ascii="Consolas" w:hAnsi="Consolas"/>
                 <w:sz w:val="18"/>
               </w:rPr>
-              <w:t>DrawPixel</w:t>
-            </w:r>
-          </w:p>
-        </w:tc>
-        <w:tc>
-          <w:tcPr>
-            <w:tcW w:type="dxa" w:w="2880"/>
-          </w:tcPr>
-          <w:p>
-            <w:r/>
-            <w:r>
-              <w:t>0xEC</w:t>
+              <w:t>PinVal</w:t>
+            </w:r>
+          </w:p>
+        </w:tc>
+        <w:tc>
+          <w:tcPr>
+            <w:tcW w:type="dxa" w:w="2880"/>
+          </w:tcPr>
+          <w:p>
+            <w:r/>
+            <w:r>
+              <w:t>0x1B8</w:t>
             </w:r>
           </w:p>
         </w:tc>
@@ -8343,10 +9680,17 @@
                 <w:rFonts w:ascii="Consolas" w:hAnsi="Consolas"/>
                 <w:sz w:val="18"/>
               </w:rPr>
-              <w:t>void DrawPixel(int x, int y, int rgb)</w:t>
-            </w:r>
-            <w:r>
-              <w:t xml:space="preserve"> — plot one pixel; firmware packs the colour for the active mode (format‑independent)</w:t>
+              <w:t>MMFLOAT PinVal(int pin)</w:t>
+            </w:r>
+            <w:r>
+              <w:t xml:space="preserve"> — </w:t>
+            </w:r>
+            <w:r>
+              <w:rPr>
+                <w:rFonts w:ascii="Consolas" w:hAnsi="Consolas"/>
+                <w:sz w:val="18"/>
+              </w:rPr>
+              <w:t>PIN(n)</w:t>
             </w:r>
           </w:p>
         </w:tc>
@@ -8363,18 +9707,18 @@
                 <w:rFonts w:ascii="Consolas" w:hAnsi="Consolas"/>
                 <w:sz w:val="18"/>
               </w:rPr>
-              <w:t>DrawLine</w:t>
-            </w:r>
-          </w:p>
-        </w:tc>
-        <w:tc>
-          <w:tcPr>
-            <w:tcW w:type="dxa" w:w="2880"/>
-          </w:tcPr>
-          <w:p>
-            <w:r/>
-            <w:r>
-              <w:t>0x40</w:t>
+              <w:t>PinPut</w:t>
+            </w:r>
+          </w:p>
+        </w:tc>
+        <w:tc>
+          <w:tcPr>
+            <w:tcW w:type="dxa" w:w="2880"/>
+          </w:tcPr>
+          <w:p>
+            <w:r/>
+            <w:r>
+              <w:t>0x1BC</w:t>
             </w:r>
           </w:p>
         </w:tc>
@@ -8389,7 +9733,17 @@
                 <w:rFonts w:ascii="Consolas" w:hAnsi="Consolas"/>
                 <w:sz w:val="18"/>
               </w:rPr>
-              <w:t>void DrawLine(int x1,int y1,int x2,int y2,int w,int c)</w:t>
+              <w:t>void PinPut(int pin, int val)</w:t>
+            </w:r>
+            <w:r>
+              <w:t xml:space="preserve"> — </w:t>
+            </w:r>
+            <w:r>
+              <w:rPr>
+                <w:rFonts w:ascii="Consolas" w:hAnsi="Consolas"/>
+                <w:sz w:val="18"/>
+              </w:rPr>
+              <w:t>PIN(n) = v</w:t>
             </w:r>
           </w:p>
         </w:tc>
@@ -8406,18 +9760,18 @@
                 <w:rFonts w:ascii="Consolas" w:hAnsi="Consolas"/>
                 <w:sz w:val="18"/>
               </w:rPr>
-              <w:t>DrawRectangle</w:t>
-            </w:r>
-          </w:p>
-        </w:tc>
-        <w:tc>
-          <w:tcPr>
-            <w:tcW w:type="dxa" w:w="2880"/>
-          </w:tcPr>
-          <w:p>
-            <w:r/>
-            <w:r>
-              <w:t>0x38</w:t>
+              <w:t>ExtCurrentConfig</w:t>
+            </w:r>
+          </w:p>
+        </w:tc>
+        <w:tc>
+          <w:tcPr>
+            <w:tcW w:type="dxa" w:w="2880"/>
+          </w:tcPr>
+          <w:p>
+            <w:r/>
+            <w:r>
+              <w:t>0x1C0</w:t>
             </w:r>
           </w:p>
         </w:tc>
@@ -8432,412 +9786,40 @@
                 <w:rFonts w:ascii="Consolas" w:hAnsi="Consolas"/>
                 <w:sz w:val="18"/>
               </w:rPr>
-              <w:t>void DrawRectangle(int x1,int y1,int x2,int y2,int c)</w:t>
-            </w:r>
-            <w:r>
-              <w:t xml:space="preserve"> — filled (inclusive)</w:t>
-            </w:r>
-          </w:p>
-        </w:tc>
-      </w:tr>
-      <w:tr>
-        <w:tc>
-          <w:tcPr>
-            <w:tcW w:type="dxa" w:w="2880"/>
-          </w:tcPr>
-          <w:p>
-            <w:r/>
+              <w:t>volatile int *</w:t>
+            </w:r>
+            <w:r>
+              <w:t xml:space="preserve"> — what </w:t>
+            </w:r>
             <w:r>
               <w:rPr>
                 <w:rFonts w:ascii="Consolas" w:hAnsi="Consolas"/>
                 <w:sz w:val="18"/>
               </w:rPr>
-              <w:t>DrawCircle</w:t>
-            </w:r>
-          </w:p>
-        </w:tc>
-        <w:tc>
-          <w:tcPr>
-            <w:tcW w:type="dxa" w:w="2880"/>
-          </w:tcPr>
-          <w:p>
-            <w:r/>
-            <w:r>
-              <w:t>0x94</w:t>
-            </w:r>
-          </w:p>
-        </w:tc>
-        <w:tc>
-          <w:tcPr>
-            <w:tcW w:type="dxa" w:w="2880"/>
-          </w:tcPr>
-          <w:p>
-            <w:r/>
+              <w:t>SETPIN</w:t>
+            </w:r>
+            <w:r>
+              <w:t xml:space="preserve"> made each pin (</w:t>
+            </w:r>
             <w:r>
               <w:rPr>
                 <w:rFonts w:ascii="Consolas" w:hAnsi="Consolas"/>
                 <w:sz w:val="18"/>
               </w:rPr>
-              <w:t>void DrawCircle(int x,int y,int r,int w,int c,int fill,MMFLOAT aspect)</w:t>
-            </w:r>
-          </w:p>
-        </w:tc>
-      </w:tr>
-      <w:tr>
-        <w:tc>
-          <w:tcPr>
-            <w:tcW w:type="dxa" w:w="2880"/>
-          </w:tcPr>
-          <w:p>
-            <w:r/>
+              <w:t>EXT_DIG_IN</w:t>
+            </w:r>
+            <w:r>
+              <w:t xml:space="preserve">, </w:t>
+            </w:r>
             <w:r>
               <w:rPr>
                 <w:rFonts w:ascii="Consolas" w:hAnsi="Consolas"/>
                 <w:sz w:val="18"/>
               </w:rPr>
-              <w:t>DrawTriangle</w:t>
-            </w:r>
-          </w:p>
-        </w:tc>
-        <w:tc>
-          <w:tcPr>
-            <w:tcW w:type="dxa" w:w="2880"/>
-          </w:tcPr>
-          <w:p>
-            <w:r/>
-            <w:r>
-              <w:t>0x98</w:t>
-            </w:r>
-          </w:p>
-        </w:tc>
-        <w:tc>
-          <w:tcPr>
-            <w:tcW w:type="dxa" w:w="2880"/>
-          </w:tcPr>
-          <w:p>
-            <w:r/>
-            <w:r>
-              <w:rPr>
-                <w:rFonts w:ascii="Consolas" w:hAnsi="Consolas"/>
-                <w:sz w:val="18"/>
-              </w:rPr>
-              <w:t>void DrawTriangle(int x0,int y0,int x1,int y1,int x2,int y2,int c,int fill)</w:t>
-            </w:r>
-          </w:p>
-        </w:tc>
-      </w:tr>
-      <w:tr>
-        <w:tc>
-          <w:tcPr>
-            <w:tcW w:type="dxa" w:w="2880"/>
-          </w:tcPr>
-          <w:p>
-            <w:r/>
-            <w:r>
-              <w:rPr>
-                <w:rFonts w:ascii="Consolas" w:hAnsi="Consolas"/>
-                <w:sz w:val="18"/>
-              </w:rPr>
-              <w:t>DrawBitmap</w:t>
-            </w:r>
-          </w:p>
-        </w:tc>
-        <w:tc>
-          <w:tcPr>
-            <w:tcW w:type="dxa" w:w="2880"/>
-          </w:tcPr>
-          <w:p>
-            <w:r/>
-            <w:r>
-              <w:t>0x3C</w:t>
-            </w:r>
-          </w:p>
-        </w:tc>
-        <w:tc>
-          <w:tcPr>
-            <w:tcW w:type="dxa" w:w="2880"/>
-          </w:tcPr>
-          <w:p>
-            <w:r/>
-            <w:r>
-              <w:rPr>
-                <w:rFonts w:ascii="Consolas" w:hAnsi="Consolas"/>
-                <w:sz w:val="18"/>
-              </w:rPr>
-              <w:t>void DrawBitmap(int x,int y,int w,int h,int scale,int fg,int bg,unsigned char *bmp)</w:t>
-            </w:r>
-          </w:p>
-        </w:tc>
-      </w:tr>
-      <w:tr>
-        <w:tc>
-          <w:tcPr>
-            <w:tcW w:type="dxa" w:w="2880"/>
-          </w:tcPr>
-          <w:p>
-            <w:r/>
-            <w:r>
-              <w:rPr>
-                <w:rFonts w:ascii="Consolas" w:hAnsi="Consolas"/>
-                <w:sz w:val="18"/>
-              </w:rPr>
-              <w:t>DrawBuffer</w:t>
-            </w:r>
-          </w:p>
-        </w:tc>
-        <w:tc>
-          <w:tcPr>
-            <w:tcW w:type="dxa" w:w="2880"/>
-          </w:tcPr>
-          <w:p>
-            <w:r/>
-            <w:r>
-              <w:t>0x68</w:t>
-            </w:r>
-          </w:p>
-        </w:tc>
-        <w:tc>
-          <w:tcPr>
-            <w:tcW w:type="dxa" w:w="2880"/>
-          </w:tcPr>
-          <w:p>
-            <w:r/>
-            <w:r>
-              <w:rPr>
-                <w:rFonts w:ascii="Consolas" w:hAnsi="Consolas"/>
-                <w:sz w:val="18"/>
-              </w:rPr>
-              <w:t>void DrawBuffer(int x1,int y1,int x2,int y2,char *src)</w:t>
-            </w:r>
-            <w:r>
-              <w:t xml:space="preserve"> — blit a pixel block in</w:t>
-            </w:r>
-          </w:p>
-        </w:tc>
-      </w:tr>
-      <w:tr>
-        <w:tc>
-          <w:tcPr>
-            <w:tcW w:type="dxa" w:w="2880"/>
-          </w:tcPr>
-          <w:p>
-            <w:r/>
-            <w:r>
-              <w:rPr>
-                <w:rFonts w:ascii="Consolas" w:hAnsi="Consolas"/>
-                <w:sz w:val="18"/>
-              </w:rPr>
-              <w:t>ReadBuffer</w:t>
-            </w:r>
-          </w:p>
-        </w:tc>
-        <w:tc>
-          <w:tcPr>
-            <w:tcW w:type="dxa" w:w="2880"/>
-          </w:tcPr>
-          <w:p>
-            <w:r/>
-            <w:r>
-              <w:t>0x6C</w:t>
-            </w:r>
-          </w:p>
-        </w:tc>
-        <w:tc>
-          <w:tcPr>
-            <w:tcW w:type="dxa" w:w="2880"/>
-          </w:tcPr>
-          <w:p>
-            <w:r/>
-            <w:r>
-              <w:rPr>
-                <w:rFonts w:ascii="Consolas" w:hAnsi="Consolas"/>
-                <w:sz w:val="18"/>
-              </w:rPr>
-              <w:t>void ReadBuffer(int x1,int y1,int x2,int y2,char *dst)</w:t>
-            </w:r>
-            <w:r>
-              <w:t xml:space="preserve"> — read a pixel block out</w:t>
-            </w:r>
-          </w:p>
-        </w:tc>
-      </w:tr>
-      <w:tr>
-        <w:tc>
-          <w:tcPr>
-            <w:tcW w:type="dxa" w:w="2880"/>
-          </w:tcPr>
-          <w:p>
-            <w:r/>
-            <w:r>
-              <w:rPr>
-                <w:rFonts w:ascii="Consolas" w:hAnsi="Consolas"/>
-                <w:sz w:val="18"/>
-              </w:rPr>
-              <w:t>ScrollLCD</w:t>
-            </w:r>
-          </w:p>
-        </w:tc>
-        <w:tc>
-          <w:tcPr>
-            <w:tcW w:type="dxa" w:w="2880"/>
-          </w:tcPr>
-          <w:p>
-            <w:r/>
-            <w:r>
-              <w:t>0x80</w:t>
-            </w:r>
-          </w:p>
-        </w:tc>
-        <w:tc>
-          <w:tcPr>
-            <w:tcW w:type="dxa" w:w="2880"/>
-          </w:tcPr>
-          <w:p>
-            <w:r/>
-            <w:r>
-              <w:rPr>
-                <w:rFonts w:ascii="Consolas" w:hAnsi="Consolas"/>
-                <w:sz w:val="18"/>
-              </w:rPr>
-              <w:t>void ScrollLCD(int lines, int blank)</w:t>
-            </w:r>
-          </w:p>
-        </w:tc>
-      </w:tr>
-      <w:tr>
-        <w:tc>
-          <w:tcPr>
-            <w:tcW w:type="dxa" w:w="2880"/>
-          </w:tcPr>
-          <w:p>
-            <w:r/>
-            <w:r>
-              <w:rPr>
-                <w:rFonts w:ascii="Consolas" w:hAnsi="Consolas"/>
-                <w:sz w:val="18"/>
-              </w:rPr>
-              <w:t>FontTable</w:t>
-            </w:r>
-          </w:p>
-        </w:tc>
-        <w:tc>
-          <w:tcPr>
-            <w:tcW w:type="dxa" w:w="2880"/>
-          </w:tcPr>
-          <w:p>
-            <w:r/>
-            <w:r>
-              <w:t>0x44</w:t>
-            </w:r>
-          </w:p>
-        </w:tc>
-        <w:tc>
-          <w:tcPr>
-            <w:tcW w:type="dxa" w:w="2880"/>
-          </w:tcPr>
-          <w:p>
-            <w:r/>
-            <w:r>
-              <w:rPr>
-                <w:rFonts w:ascii="Consolas" w:hAnsi="Consolas"/>
-                <w:sz w:val="18"/>
-              </w:rPr>
-              <w:t>const unsigned char *FontTable[]</w:t>
-            </w:r>
-            <w:r>
-              <w:t xml:space="preserve"> — installed font data</w:t>
-            </w:r>
-          </w:p>
-        </w:tc>
-      </w:tr>
-      <w:tr>
-        <w:tc>
-          <w:tcPr>
-            <w:tcW w:type="dxa" w:w="2880"/>
-          </w:tcPr>
-          <w:p>
-            <w:r/>
-            <w:r>
-              <w:rPr>
-                <w:rFonts w:ascii="Consolas" w:hAnsi="Consolas"/>
-                <w:sz w:val="18"/>
-              </w:rPr>
-              <w:t>HRes</w:t>
-            </w:r>
-          </w:p>
-        </w:tc>
-        <w:tc>
-          <w:tcPr>
-            <w:tcW w:type="dxa" w:w="2880"/>
-          </w:tcPr>
-          <w:p>
-            <w:r/>
-            <w:r>
-              <w:t>0x4C</w:t>
-            </w:r>
-          </w:p>
-        </w:tc>
-        <w:tc>
-          <w:tcPr>
-            <w:tcW w:type="dxa" w:w="2880"/>
-          </w:tcPr>
-          <w:p>
-            <w:r/>
-            <w:r>
-              <w:rPr>
-                <w:rFonts w:ascii="Consolas" w:hAnsi="Consolas"/>
-                <w:sz w:val="18"/>
-              </w:rPr>
-              <w:t>unsigned int</w:t>
-            </w:r>
-            <w:r>
-              <w:t xml:space="preserve"> — current horizontal resolution</w:t>
-            </w:r>
-          </w:p>
-        </w:tc>
-      </w:tr>
-      <w:tr>
-        <w:tc>
-          <w:tcPr>
-            <w:tcW w:type="dxa" w:w="2880"/>
-          </w:tcPr>
-          <w:p>
-            <w:r/>
-            <w:r>
-              <w:rPr>
-                <w:rFonts w:ascii="Consolas" w:hAnsi="Consolas"/>
-                <w:sz w:val="18"/>
-              </w:rPr>
-              <w:t>VRes</w:t>
-            </w:r>
-          </w:p>
-        </w:tc>
-        <w:tc>
-          <w:tcPr>
-            <w:tcW w:type="dxa" w:w="2880"/>
-          </w:tcPr>
-          <w:p>
-            <w:r/>
-            <w:r>
-              <w:t>0x50</w:t>
-            </w:r>
-          </w:p>
-        </w:tc>
-        <w:tc>
-          <w:tcPr>
-            <w:tcW w:type="dxa" w:w="2880"/>
-          </w:tcPr>
-          <w:p>
-            <w:r/>
-            <w:r>
-              <w:rPr>
-                <w:rFonts w:ascii="Consolas" w:hAnsi="Consolas"/>
-                <w:sz w:val="18"/>
-              </w:rPr>
-              <w:t>unsigned int</w:t>
-            </w:r>
-            <w:r>
-              <w:t xml:space="preserve"> — current vertical resolution</w:t>
+              <w:t>EXT_ANA_IN</w:t>
+            </w:r>
+            <w:r>
+              <w:t xml:space="preserve"> …), indexed by pin number</w:t>
             </w:r>
           </w:p>
         </w:tc>
@@ -8849,11 +9831,533 @@
       </w:pPr>
     </w:p>
     <w:p>
+      <w:r>
+        <w:t xml:space="preserve">The lower-level </w:t>
+      </w:r>
+      <w:r>
+        <w:rPr>
+          <w:rFonts w:ascii="Consolas" w:hAnsi="Consolas"/>
+          <w:sz w:val="18"/>
+        </w:rPr>
+        <w:t>ExtSet</w:t>
+      </w:r>
+      <w:r>
+        <w:t xml:space="preserve">, </w:t>
+      </w:r>
+      <w:r>
+        <w:rPr>
+          <w:rFonts w:ascii="Consolas" w:hAnsi="Consolas"/>
+          <w:sz w:val="18"/>
+        </w:rPr>
+        <w:t>ExtInp</w:t>
+      </w:r>
+      <w:r>
+        <w:t xml:space="preserve">, </w:t>
+      </w:r>
+      <w:r>
+        <w:rPr>
+          <w:rFonts w:ascii="Consolas" w:hAnsi="Consolas"/>
+          <w:sz w:val="18"/>
+        </w:rPr>
+        <w:t>ExtCfg</w:t>
+      </w:r>
+      <w:r>
+        <w:t xml:space="preserve">, </w:t>
+      </w:r>
+      <w:r>
+        <w:rPr>
+          <w:rFonts w:ascii="Consolas" w:hAnsi="Consolas"/>
+          <w:sz w:val="18"/>
+        </w:rPr>
+        <w:t>PinRead</w:t>
+      </w:r>
+      <w:r>
+        <w:t xml:space="preserve"> and </w:t>
+      </w:r>
+      <w:r>
+        <w:rPr>
+          <w:rFonts w:ascii="Consolas" w:hAnsi="Consolas"/>
+          <w:sz w:val="18"/>
+        </w:rPr>
+        <w:t>PinSetBit</w:t>
+      </w:r>
+      <w:r>
+        <w:t xml:space="preserve"> are also available (see Console, formatting and program control above) and bypass the mode dispatch; use </w:t>
+      </w:r>
+      <w:r>
+        <w:rPr>
+          <w:rFonts w:ascii="Consolas" w:hAnsi="Consolas"/>
+          <w:sz w:val="18"/>
+        </w:rPr>
+        <w:t>PinVal</w:t>
+      </w:r>
+      <w:r>
+        <w:t xml:space="preserve"> unless you know exactly what the pin is.</w:t>
+      </w:r>
+    </w:p>
+    <w:p>
+      <w:r>
+        <w:rPr>
+          <w:rFonts w:ascii="Consolas" w:hAnsi="Consolas"/>
+          <w:b/>
+          <w:sz w:val="18"/>
+        </w:rPr>
+        <w:t>PinSetBit</w:t>
+      </w:r>
+      <w:r>
+        <w:rPr>
+          <w:b/>
+        </w:rPr>
+        <w:t xml:space="preserve"> is the fast path, and it is worth knowing about.</w:t>
+      </w:r>
+      <w:r>
+        <w:t xml:space="preserve"> </w:t>
+      </w:r>
+      <w:r>
+        <w:rPr>
+          <w:rFonts w:ascii="Consolas" w:hAnsi="Consolas"/>
+          <w:sz w:val="18"/>
+        </w:rPr>
+        <w:t>PIN(n) = v</w:t>
+      </w:r>
+      <w:r>
+        <w:t xml:space="preserve"> goes through </w:t>
+      </w:r>
+      <w:r>
+        <w:rPr>
+          <w:rFonts w:ascii="Consolas" w:hAnsi="Consolas"/>
+          <w:sz w:val="18"/>
+        </w:rPr>
+        <w:t>ExtSet</w:t>
+      </w:r>
+      <w:r>
+        <w:t xml:space="preserve">, which checks the pin's mode and then calls </w:t>
+      </w:r>
+      <w:r>
+        <w:rPr>
+          <w:rFonts w:ascii="Consolas" w:hAnsi="Consolas"/>
+          <w:sz w:val="18"/>
+        </w:rPr>
+        <w:t>PinSetBit(LATSET)</w:t>
+      </w:r>
+      <w:r>
+        <w:t xml:space="preserve"> or </w:t>
+      </w:r>
+      <w:r>
+        <w:rPr>
+          <w:rFonts w:ascii="Consolas" w:hAnsi="Consolas"/>
+          <w:sz w:val="18"/>
+        </w:rPr>
+        <w:t>PinSetBit(LATCLR)</w:t>
+      </w:r>
+      <w:r>
+        <w:t xml:space="preserve"> — and each of </w:t>
+      </w:r>
+      <w:r>
+        <w:rPr>
+          <w:i/>
+        </w:rPr>
+        <w:t>those</w:t>
+      </w:r>
+      <w:r>
+        <w:t xml:space="preserve"> re-establishes the pull configuration before writing the level, three SDK calls a write. </w:t>
+      </w:r>
+      <w:r>
+        <w:rPr>
+          <w:rFonts w:ascii="Consolas" w:hAnsi="Consolas"/>
+          <w:sz w:val="18"/>
+        </w:rPr>
+        <w:t>PinSetBit(pin, LATINV)</w:t>
+      </w:r>
+      <w:r>
+        <w:t xml:space="preserve"> is one </w:t>
+      </w:r>
+      <w:r>
+        <w:rPr>
+          <w:rFonts w:ascii="Consolas" w:hAnsi="Consolas"/>
+          <w:sz w:val="18"/>
+        </w:rPr>
+        <w:t>gpio_xor_mask64</w:t>
+      </w:r>
+      <w:r>
+        <w:t xml:space="preserve"> and nothing else. There is no MMBasic statement for it, because </w:t>
+      </w:r>
+      <w:r>
+        <w:rPr>
+          <w:rFonts w:ascii="Consolas" w:hAnsi="Consolas"/>
+          <w:sz w:val="18"/>
+        </w:rPr>
+        <w:t>PIN(n) = v</w:t>
+      </w:r>
+      <w:r>
+        <w:t xml:space="preserve"> has to name a level, so it is reachable only from a CSUB.</w:t>
+      </w:r>
+    </w:p>
+    <w:p>
+      <w:r>
+        <w:t>Measured on an RP2040 at 315 MHz, toggling one DOUT pin (</w:t>
+      </w:r>
+      <w:r>
+        <w:rPr>
+          <w:rFonts w:ascii="Consolas" w:hAnsi="Consolas"/>
+          <w:sz w:val="18"/>
+        </w:rPr>
+        <w:t>Bas/pinbench.bas</w:t>
+      </w:r>
+      <w:r>
+        <w:t>, which times an empty loop too so the pin cost is separated from the loop's):</w:t>
+      </w:r>
+    </w:p>
+    <w:tbl>
+      <w:tblPr>
+        <w:tblStyle w:val="TableGrid"/>
+        <w:tblW w:type="auto" w:w="0"/>
+        <w:tblLayout w:type="autofit"/>
+        <w:tblLook w:firstColumn="1" w:firstRow="1" w:lastColumn="0" w:lastRow="0" w:noHBand="0" w:noVBand="1" w:val="04A0"/>
+      </w:tblPr>
+      <w:tblGrid>
+        <w:gridCol w:w="2160"/>
+        <w:gridCol w:w="2160"/>
+        <w:gridCol w:w="2160"/>
+        <w:gridCol w:w="2160"/>
+      </w:tblGrid>
+      <w:tr>
+        <w:tc>
+          <w:tcPr>
+            <w:tcW w:type="dxa" w:w="2160"/>
+          </w:tcPr>
+          <w:p>
+            <w:r/>
+          </w:p>
+        </w:tc>
+        <w:tc>
+          <w:tcPr>
+            <w:tcW w:type="dxa" w:w="2160"/>
+          </w:tcPr>
+          <w:p>
+            <w:r/>
+            <w:r>
+              <w:rPr>
+                <w:b/>
+              </w:rPr>
+              <w:t>ns per transition</w:t>
+            </w:r>
+          </w:p>
+        </w:tc>
+        <w:tc>
+          <w:tcPr>
+            <w:tcW w:type="dxa" w:w="2160"/>
+          </w:tcPr>
+          <w:p>
+            <w:r/>
+            <w:r>
+              <w:rPr>
+                <w:b/>
+              </w:rPr>
+              <w:t>cycles</w:t>
+            </w:r>
+          </w:p>
+        </w:tc>
+        <w:tc>
+          <w:tcPr>
+            <w:tcW w:type="dxa" w:w="2160"/>
+          </w:tcPr>
+          <w:p>
+            <w:r/>
+            <w:r>
+              <w:rPr>
+                <w:b/>
+              </w:rPr>
+              <w:t>rate</w:t>
+            </w:r>
+          </w:p>
+        </w:tc>
+      </w:tr>
+      <w:tr>
+        <w:tc>
+          <w:tcPr>
+            <w:tcW w:type="dxa" w:w="2160"/>
+          </w:tcPr>
+          <w:p>
+            <w:r/>
+            <w:r>
+              <w:t xml:space="preserve">interpreted </w:t>
+            </w:r>
+            <w:r>
+              <w:rPr>
+                <w:rFonts w:ascii="Consolas" w:hAnsi="Consolas"/>
+                <w:sz w:val="18"/>
+              </w:rPr>
+              <w:t>PIN(n) = v</w:t>
+            </w:r>
+          </w:p>
+        </w:tc>
+        <w:tc>
+          <w:tcPr>
+            <w:tcW w:type="dxa" w:w="2160"/>
+          </w:tcPr>
+          <w:p>
+            <w:r/>
+            <w:r>
+              <w:t>7135</w:t>
+            </w:r>
+          </w:p>
+        </w:tc>
+        <w:tc>
+          <w:tcPr>
+            <w:tcW w:type="dxa" w:w="2160"/>
+          </w:tcPr>
+          <w:p>
+            <w:r/>
+            <w:r>
+              <w:t>2248</w:t>
+            </w:r>
+          </w:p>
+        </w:tc>
+        <w:tc>
+          <w:tcPr>
+            <w:tcW w:type="dxa" w:w="2160"/>
+          </w:tcPr>
+          <w:p>
+            <w:r/>
+            <w:r>
+              <w:t>126 kHz</w:t>
+            </w:r>
+          </w:p>
+        </w:tc>
+      </w:tr>
+      <w:tr>
+        <w:tc>
+          <w:tcPr>
+            <w:tcW w:type="dxa" w:w="2160"/>
+          </w:tcPr>
+          <w:p>
+            <w:r/>
+            <w:r>
+              <w:t xml:space="preserve">CSUB, </w:t>
+            </w:r>
+            <w:r>
+              <w:rPr>
+                <w:rFonts w:ascii="Consolas" w:hAnsi="Consolas"/>
+                <w:sz w:val="18"/>
+              </w:rPr>
+              <w:t>PIN(n) = v</w:t>
+            </w:r>
+          </w:p>
+        </w:tc>
+        <w:tc>
+          <w:tcPr>
+            <w:tcW w:type="dxa" w:w="2160"/>
+          </w:tcPr>
+          <w:p>
+            <w:r/>
+            <w:r>
+              <w:t>572</w:t>
+            </w:r>
+          </w:p>
+        </w:tc>
+        <w:tc>
+          <w:tcPr>
+            <w:tcW w:type="dxa" w:w="2160"/>
+          </w:tcPr>
+          <w:p>
+            <w:r/>
+            <w:r>
+              <w:t>180</w:t>
+            </w:r>
+          </w:p>
+        </w:tc>
+        <w:tc>
+          <w:tcPr>
+            <w:tcW w:type="dxa" w:w="2160"/>
+          </w:tcPr>
+          <w:p>
+            <w:r/>
+            <w:r>
+              <w:t>1.6 MHz</w:t>
+            </w:r>
+          </w:p>
+        </w:tc>
+      </w:tr>
+      <w:tr>
+        <w:tc>
+          <w:tcPr>
+            <w:tcW w:type="dxa" w:w="2160"/>
+          </w:tcPr>
+          <w:p>
+            <w:r/>
+            <w:r>
+              <w:t xml:space="preserve">CSUB, </w:t>
+            </w:r>
+            <w:r>
+              <w:rPr>
+                <w:rFonts w:ascii="Consolas" w:hAnsi="Consolas"/>
+                <w:sz w:val="18"/>
+              </w:rPr>
+              <w:t>PinSetBit(pin, LATINV)</w:t>
+            </w:r>
+          </w:p>
+        </w:tc>
+        <w:tc>
+          <w:tcPr>
+            <w:tcW w:type="dxa" w:w="2160"/>
+          </w:tcPr>
+          <w:p>
+            <w:r/>
+            <w:r>
+              <w:t>134</w:t>
+            </w:r>
+          </w:p>
+        </w:tc>
+        <w:tc>
+          <w:tcPr>
+            <w:tcW w:type="dxa" w:w="2160"/>
+          </w:tcPr>
+          <w:p>
+            <w:r/>
+            <w:r>
+              <w:t>42</w:t>
+            </w:r>
+          </w:p>
+        </w:tc>
+        <w:tc>
+          <w:tcPr>
+            <w:tcW w:type="dxa" w:w="2160"/>
+          </w:tcPr>
+          <w:p>
+            <w:r/>
+            <w:r>
+              <w:rPr>
+                <w:b/>
+              </w:rPr>
+              <w:t>5.5 MHz</w:t>
+            </w:r>
+          </w:p>
+        </w:tc>
+      </w:tr>
+    </w:tbl>
+    <w:p>
+      <w:pPr>
+        <w:spacing w:after="40"/>
+      </w:pPr>
+    </w:p>
+    <w:p>
+      <w:r>
+        <w:t xml:space="preserve">53x over the interpreter, and 4.3x over the converted </w:t>
+      </w:r>
+      <w:r>
+        <w:rPr>
+          <w:rFonts w:ascii="Consolas" w:hAnsi="Consolas"/>
+          <w:sz w:val="18"/>
+        </w:rPr>
+        <w:t>PIN(n) = v</w:t>
+      </w:r>
+      <w:r>
+        <w:t xml:space="preserve">. Use it when the pin is a known </w:t>
+      </w:r>
+      <w:r>
+        <w:rPr>
+          <w:rFonts w:ascii="Consolas" w:hAnsi="Consolas"/>
+          <w:sz w:val="18"/>
+        </w:rPr>
+        <w:t>DOUT</w:t>
+      </w:r>
+      <w:r>
+        <w:t xml:space="preserve"> and you are toggling rather than setting a level — </w:t>
+      </w:r>
+      <w:r>
+        <w:rPr>
+          <w:rFonts w:ascii="Consolas" w:hAnsi="Consolas"/>
+          <w:sz w:val="18"/>
+        </w:rPr>
+        <w:t>ExtSet</w:t>
+      </w:r>
+      <w:r>
+        <w:t>'s bookkeeping is what you are skipping, so skip it only when you know it does not matter.</w:t>
+      </w:r>
+    </w:p>
+    <w:p>
       <w:pPr>
         <w:pStyle w:val="Heading2"/>
       </w:pPr>
       <w:r>
-        <w:t>Framebuffer (direct access)</w:t>
+        <w:t>MMBasic strings</w:t>
+      </w:r>
+    </w:p>
+    <w:p>
+      <w:r>
+        <w:t xml:space="preserve">Added in 6.03.02b9. An MMBasic string is a </w:t>
+      </w:r>
+      <w:r>
+        <w:rPr>
+          <w:b/>
+        </w:rPr>
+        <w:t>length byte followed by the data</w:t>
+      </w:r>
+      <w:r>
+        <w:t xml:space="preserve">: </w:t>
+      </w:r>
+      <w:r>
+        <w:rPr>
+          <w:rFonts w:ascii="Consolas" w:hAnsi="Consolas"/>
+          <w:sz w:val="18"/>
+        </w:rPr>
+        <w:t>s[0]</w:t>
+      </w:r>
+      <w:r>
+        <w:t xml:space="preserve"> is the length and </w:t>
+      </w:r>
+      <w:r>
+        <w:rPr>
+          <w:rFonts w:ascii="Consolas" w:hAnsi="Consolas"/>
+          <w:sz w:val="18"/>
+        </w:rPr>
+        <w:t>s+1</w:t>
+      </w:r>
+      <w:r>
+        <w:t xml:space="preserve"> the first character, so it is not a C string and </w:t>
+      </w:r>
+      <w:r>
+        <w:rPr>
+          <w:rFonts w:ascii="Consolas" w:hAnsi="Consolas"/>
+          <w:sz w:val="18"/>
+        </w:rPr>
+        <w:t>strlen</w:t>
+      </w:r>
+      <w:r>
+        <w:t>/</w:t>
+      </w:r>
+      <w:r>
+        <w:rPr>
+          <w:rFonts w:ascii="Consolas" w:hAnsi="Consolas"/>
+          <w:sz w:val="18"/>
+        </w:rPr>
+        <w:t>strcpy</w:t>
+      </w:r>
+      <w:r>
+        <w:t xml:space="preserve"> do not apply to it.</w:t>
+      </w:r>
+    </w:p>
+    <w:p>
+      <w:r>
+        <w:rPr>
+          <w:rFonts w:ascii="Consolas" w:hAnsi="Consolas"/>
+          <w:sz w:val="18"/>
+        </w:rPr>
+        <w:t>MtoC</w:t>
+      </w:r>
+      <w:r>
+        <w:t xml:space="preserve"> and </w:t>
+      </w:r>
+      <w:r>
+        <w:rPr>
+          <w:rFonts w:ascii="Consolas" w:hAnsi="Consolas"/>
+          <w:sz w:val="18"/>
+        </w:rPr>
+        <w:t>CtoM</w:t>
+      </w:r>
+      <w:r>
+        <w:t xml:space="preserve"> convert in place, between that form and a NUL-terminated C string, and each returns its argument.</w:t>
       </w:r>
     </w:p>
     <w:tbl>
@@ -8924,18 +10428,18 @@
                 <w:rFonts w:ascii="Consolas" w:hAnsi="Consolas"/>
                 <w:sz w:val="18"/>
               </w:rPr>
-              <w:t>WriteBuf</w:t>
-            </w:r>
-          </w:p>
-        </w:tc>
-        <w:tc>
-          <w:tcPr>
-            <w:tcW w:type="dxa" w:w="2880"/>
-          </w:tcPr>
-          <w:p>
-            <w:r/>
-            <w:r>
-              <w:t>0xDC</w:t>
+              <w:t>MtoC</w:t>
+            </w:r>
+          </w:p>
+        </w:tc>
+        <w:tc>
+          <w:tcPr>
+            <w:tcW w:type="dxa" w:w="2880"/>
+          </w:tcPr>
+          <w:p>
+            <w:r/>
+            <w:r>
+              <w:t>0x164</w:t>
             </w:r>
           </w:p>
         </w:tc>
@@ -8950,29 +10454,56 @@
                 <w:rFonts w:ascii="Consolas" w:hAnsi="Consolas"/>
                 <w:sz w:val="18"/>
               </w:rPr>
-              <w:t>unsigned char *</w:t>
-            </w:r>
-            <w:r>
-              <w:t xml:space="preserve"> — current </w:t>
-            </w:r>
-            <w:r>
-              <w:rPr>
-                <w:b/>
-              </w:rPr>
-              <w:t>write</w:t>
-            </w:r>
-            <w:r>
-              <w:t xml:space="preserve"> framebuffer. Bytes are mode‑specific (RGB121 = 4 bpp / 2 px‑per‑byte; RGB332 = 1 byte/px), so use only when you know your mode. Prefer </w:t>
-            </w:r>
+              <w:t>unsigned char *MtoC(unsigned char *s)</w:t>
+            </w:r>
+            <w:r>
+              <w:t xml:space="preserve"> — MMBasic form to C string, in place</w:t>
+            </w:r>
+          </w:p>
+        </w:tc>
+      </w:tr>
+      <w:tr>
+        <w:tc>
+          <w:tcPr>
+            <w:tcW w:type="dxa" w:w="2880"/>
+          </w:tcPr>
+          <w:p>
+            <w:r/>
             <w:r>
               <w:rPr>
                 <w:rFonts w:ascii="Consolas" w:hAnsi="Consolas"/>
                 <w:sz w:val="18"/>
               </w:rPr>
-              <w:t>DrawPixel</w:t>
-            </w:r>
-            <w:r>
-              <w:t xml:space="preserve"> otherwise.</w:t>
+              <w:t>CtoM</w:t>
+            </w:r>
+          </w:p>
+        </w:tc>
+        <w:tc>
+          <w:tcPr>
+            <w:tcW w:type="dxa" w:w="2880"/>
+          </w:tcPr>
+          <w:p>
+            <w:r/>
+            <w:r>
+              <w:t>0x168</w:t>
+            </w:r>
+          </w:p>
+        </w:tc>
+        <w:tc>
+          <w:tcPr>
+            <w:tcW w:type="dxa" w:w="2880"/>
+          </w:tcPr>
+          <w:p>
+            <w:r/>
+            <w:r>
+              <w:rPr>
+                <w:rFonts w:ascii="Consolas" w:hAnsi="Consolas"/>
+                <w:sz w:val="18"/>
+              </w:rPr>
+              <w:t>unsigned char *CtoM(unsigned char *s)</w:t>
+            </w:r>
+            <w:r>
+              <w:t xml:space="preserve"> — C string to MMBasic form, in place</w:t>
             </w:r>
           </w:p>
         </w:tc>
@@ -8989,18 +10520,18 @@
                 <w:rFonts w:ascii="Consolas" w:hAnsi="Consolas"/>
                 <w:sz w:val="18"/>
               </w:rPr>
-              <w:t>FrameBuf</w:t>
-            </w:r>
-          </w:p>
-        </w:tc>
-        <w:tc>
-          <w:tcPr>
-            <w:tcW w:type="dxa" w:w="2880"/>
-          </w:tcPr>
-          <w:p>
-            <w:r/>
-            <w:r>
-              <w:t>0xE0</w:t>
+              <w:t>Mstrcpy</w:t>
+            </w:r>
+          </w:p>
+        </w:tc>
+        <w:tc>
+          <w:tcPr>
+            <w:tcW w:type="dxa" w:w="2880"/>
+          </w:tcPr>
+          <w:p>
+            <w:r/>
+            <w:r>
+              <w:t>0x16C</w:t>
             </w:r>
           </w:p>
         </w:tc>
@@ -9015,10 +10546,7 @@
                 <w:rFonts w:ascii="Consolas" w:hAnsi="Consolas"/>
                 <w:sz w:val="18"/>
               </w:rPr>
-              <w:t>unsigned char *</w:t>
-            </w:r>
-            <w:r>
-              <w:t xml:space="preserve"> — frame layer</w:t>
+              <w:t>void Mstrcpy(unsigned char *dst, unsigned char *src)</w:t>
             </w:r>
           </w:p>
         </w:tc>
@@ -9035,18 +10563,18 @@
                 <w:rFonts w:ascii="Consolas" w:hAnsi="Consolas"/>
                 <w:sz w:val="18"/>
               </w:rPr>
-              <w:t>LayerBuf</w:t>
-            </w:r>
-          </w:p>
-        </w:tc>
-        <w:tc>
-          <w:tcPr>
-            <w:tcW w:type="dxa" w:w="2880"/>
-          </w:tcPr>
-          <w:p>
-            <w:r/>
-            <w:r>
-              <w:t>0xE4</w:t>
+              <w:t>Mstrcat</w:t>
+            </w:r>
+          </w:p>
+        </w:tc>
+        <w:tc>
+          <w:tcPr>
+            <w:tcW w:type="dxa" w:w="2880"/>
+          </w:tcPr>
+          <w:p>
+            <w:r/>
+            <w:r>
+              <w:t>0x170</w:t>
             </w:r>
           </w:p>
         </w:tc>
@@ -9061,10 +10589,7 @@
                 <w:rFonts w:ascii="Consolas" w:hAnsi="Consolas"/>
                 <w:sz w:val="18"/>
               </w:rPr>
-              <w:t>unsigned char *</w:t>
-            </w:r>
-            <w:r>
-              <w:t xml:space="preserve"> — overlay layer</w:t>
+              <w:t>void Mstrcat(unsigned char *dst, const unsigned char *src)</w:t>
             </w:r>
           </w:p>
         </w:tc>
@@ -9081,18 +10606,18 @@
                 <w:rFonts w:ascii="Consolas" w:hAnsi="Consolas"/>
                 <w:sz w:val="18"/>
               </w:rPr>
-              <w:t>DisplayBuf</w:t>
-            </w:r>
-          </w:p>
-        </w:tc>
-        <w:tc>
-          <w:tcPr>
-            <w:tcW w:type="dxa" w:w="2880"/>
-          </w:tcPr>
-          <w:p>
-            <w:r/>
-            <w:r>
-              <w:t>0xE8</w:t>
+              <w:t>Mstrcmp</w:t>
+            </w:r>
+          </w:p>
+        </w:tc>
+        <w:tc>
+          <w:tcPr>
+            <w:tcW w:type="dxa" w:w="2880"/>
+          </w:tcPr>
+          <w:p>
+            <w:r/>
+            <w:r>
+              <w:t>0x174</w:t>
             </w:r>
           </w:p>
         </w:tc>
@@ -9107,56 +10632,7 @@
                 <w:rFonts w:ascii="Consolas" w:hAnsi="Consolas"/>
                 <w:sz w:val="18"/>
               </w:rPr>
-              <w:t>unsigned char *</w:t>
-            </w:r>
-            <w:r>
-              <w:t xml:space="preserve"> — display layer</w:t>
-            </w:r>
-          </w:p>
-        </w:tc>
-      </w:tr>
-      <w:tr>
-        <w:tc>
-          <w:tcPr>
-            <w:tcW w:type="dxa" w:w="2880"/>
-          </w:tcPr>
-          <w:p>
-            <w:r/>
-            <w:r>
-              <w:rPr>
-                <w:rFonts w:ascii="Consolas" w:hAnsi="Consolas"/>
-                <w:sz w:val="18"/>
-              </w:rPr>
-              <w:t>Display_Refresh</w:t>
-            </w:r>
-          </w:p>
-        </w:tc>
-        <w:tc>
-          <w:tcPr>
-            <w:tcW w:type="dxa" w:w="2880"/>
-          </w:tcPr>
-          <w:p>
-            <w:r/>
-            <w:r>
-              <w:t>0xF0</w:t>
-            </w:r>
-          </w:p>
-        </w:tc>
-        <w:tc>
-          <w:tcPr>
-            <w:tcW w:type="dxa" w:w="2880"/>
-          </w:tcPr>
-          <w:p>
-            <w:r/>
-            <w:r>
-              <w:rPr>
-                <w:rFonts w:ascii="Consolas" w:hAnsi="Consolas"/>
-                <w:sz w:val="18"/>
-              </w:rPr>
-              <w:t>void Display_Refresh(void)</w:t>
-            </w:r>
-            <w:r>
-              <w:t xml:space="preserve"> — push direct writes to a buffered/SPI panel (no‑op on DMA‑scanned VGA/HDMI)</w:t>
+              <w:t>int Mstrcmp(const unsigned char *, const unsigned char *)</w:t>
             </w:r>
           </w:p>
         </w:tc>
@@ -9168,11 +10644,101 @@
       </w:pPr>
     </w:p>
     <w:p>
-      <w:pPr>
-        <w:pStyle w:val="Heading2"/>
-      </w:pPr>
-      <w:r>
-        <w:t>Audio</w:t>
+      <w:r>
+        <w:t xml:space="preserve">These are the interpreter's </w:t>
+      </w:r>
+      <w:r>
+        <w:rPr>
+          <w:b/>
+        </w:rPr>
+        <w:t>own</w:t>
+      </w:r>
+      <w:r>
+        <w:t xml:space="preserve"> implementations of the string functions, so a CSUB and BASIC cannot disagree about what </w:t>
+      </w:r>
+      <w:r>
+        <w:rPr>
+          <w:rFonts w:ascii="Consolas" w:hAnsi="Consolas"/>
+          <w:sz w:val="18"/>
+        </w:rPr>
+        <w:t>MID$</w:t>
+      </w:r>
+      <w:r>
+        <w:t xml:space="preserve"> means. Each takes the destination as its first argument and returns it; </w:t>
+      </w:r>
+      <w:r>
+        <w:rPr>
+          <w:rFonts w:ascii="Consolas" w:hAnsi="Consolas"/>
+          <w:sz w:val="18"/>
+        </w:rPr>
+        <w:t>GetTempStrMemory</w:t>
+      </w:r>
+      <w:r>
+        <w:t xml:space="preserve"> (0x30) gives you a buffer of the right size.</w:t>
+      </w:r>
+    </w:p>
+    <w:p>
+      <w:r>
+        <w:t xml:space="preserve">They never call </w:t>
+      </w:r>
+      <w:r>
+        <w:rPr>
+          <w:rFonts w:ascii="Consolas" w:hAnsi="Consolas"/>
+          <w:sz w:val="18"/>
+        </w:rPr>
+        <w:t>error()</w:t>
+      </w:r>
+      <w:r>
+        <w:t xml:space="preserve">, because </w:t>
+      </w:r>
+      <w:r>
+        <w:rPr>
+          <w:rFonts w:ascii="Consolas" w:hAnsi="Consolas"/>
+          <w:sz w:val="18"/>
+        </w:rPr>
+        <w:t>error()</w:t>
+      </w:r>
+      <w:r>
+        <w:t xml:space="preserve"> does a </w:t>
+      </w:r>
+      <w:r>
+        <w:rPr>
+          <w:rFonts w:ascii="Consolas" w:hAnsi="Consolas"/>
+          <w:sz w:val="18"/>
+        </w:rPr>
+        <w:t>longjmp</w:t>
+      </w:r>
+      <w:r>
+        <w:t xml:space="preserve"> that would abandon your CSUB's stack frame. </w:t>
+      </w:r>
+      <w:r>
+        <w:rPr>
+          <w:b/>
+        </w:rPr>
+        <w:t>They clamp instead</w:t>
+      </w:r>
+      <w:r>
+        <w:t xml:space="preserve">: an out-of-range </w:t>
+      </w:r>
+      <w:r>
+        <w:rPr>
+          <w:rFonts w:ascii="Consolas" w:hAnsi="Consolas"/>
+          <w:sz w:val="18"/>
+        </w:rPr>
+        <w:t>start</w:t>
+      </w:r>
+      <w:r>
+        <w:t xml:space="preserve"> or </w:t>
+      </w:r>
+      <w:r>
+        <w:rPr>
+          <w:rFonts w:ascii="Consolas" w:hAnsi="Consolas"/>
+          <w:sz w:val="18"/>
+        </w:rPr>
+        <w:t>count</w:t>
+      </w:r>
+      <w:r>
+        <w:t xml:space="preserve"> is silently brought into range rather than reported. Check the arguments yourself if you need MMBasic's error.</w:t>
       </w:r>
     </w:p>
     <w:tbl>
@@ -9243,18 +10809,18 @@
                 <w:rFonts w:ascii="Consolas" w:hAnsi="Consolas"/>
                 <w:sz w:val="18"/>
               </w:rPr>
-              <w:t>AudioOutput</w:t>
-            </w:r>
-          </w:p>
-        </w:tc>
-        <w:tc>
-          <w:tcPr>
-            <w:tcW w:type="dxa" w:w="2880"/>
-          </w:tcPr>
-          <w:p>
-            <w:r/>
-            <w:r>
-              <w:t>0xC4</w:t>
+              <w:t>StrLeft</w:t>
+            </w:r>
+          </w:p>
+        </w:tc>
+        <w:tc>
+          <w:tcPr>
+            <w:tcW w:type="dxa" w:w="2880"/>
+          </w:tcPr>
+          <w:p>
+            <w:r/>
+            <w:r>
+              <w:t>0x178</w:t>
             </w:r>
           </w:p>
         </w:tc>
@@ -9269,7 +10835,17 @@
                 <w:rFonts w:ascii="Consolas" w:hAnsi="Consolas"/>
                 <w:sz w:val="18"/>
               </w:rPr>
-              <w:t>void AudioOutput(uint16_t left, uint16_t right)</w:t>
+              <w:t>unsigned char *StrLeft(unsigned char *dst, const unsigned char *s, int n)</w:t>
+            </w:r>
+            <w:r>
+              <w:t xml:space="preserve"> — </w:t>
+            </w:r>
+            <w:r>
+              <w:rPr>
+                <w:rFonts w:ascii="Consolas" w:hAnsi="Consolas"/>
+                <w:sz w:val="18"/>
+              </w:rPr>
+              <w:t>LEFT$</w:t>
             </w:r>
           </w:p>
         </w:tc>
@@ -9286,18 +10862,18 @@
                 <w:rFonts w:ascii="Consolas" w:hAnsi="Consolas"/>
                 <w:sz w:val="18"/>
               </w:rPr>
-              <w:t>AUDIO_WRAP</w:t>
-            </w:r>
-          </w:p>
-        </w:tc>
-        <w:tc>
-          <w:tcPr>
-            <w:tcW w:type="dxa" w:w="2880"/>
-          </w:tcPr>
-          <w:p>
-            <w:r/>
-            <w:r>
-              <w:t>0xCC</w:t>
+              <w:t>StrRight</w:t>
+            </w:r>
+          </w:p>
+        </w:tc>
+        <w:tc>
+          <w:tcPr>
+            <w:tcW w:type="dxa" w:w="2880"/>
+          </w:tcPr>
+          <w:p>
+            <w:r/>
+            <w:r>
+              <w:t>0x17C</w:t>
             </w:r>
           </w:p>
         </w:tc>
@@ -9312,10 +10888,472 @@
                 <w:rFonts w:ascii="Consolas" w:hAnsi="Consolas"/>
                 <w:sz w:val="18"/>
               </w:rPr>
-              <w:t>uint16_t</w:t>
-            </w:r>
-            <w:r>
-              <w:t xml:space="preserve"> — current audio PWM wrap (full‑scale) value</w:t>
+              <w:t>unsigned char *StrRight(unsigned char *dst, const unsigned char *s, int n)</w:t>
+            </w:r>
+            <w:r>
+              <w:t xml:space="preserve"> — </w:t>
+            </w:r>
+            <w:r>
+              <w:rPr>
+                <w:rFonts w:ascii="Consolas" w:hAnsi="Consolas"/>
+                <w:sz w:val="18"/>
+              </w:rPr>
+              <w:t>RIGHT$</w:t>
+            </w:r>
+          </w:p>
+        </w:tc>
+      </w:tr>
+      <w:tr>
+        <w:tc>
+          <w:tcPr>
+            <w:tcW w:type="dxa" w:w="2880"/>
+          </w:tcPr>
+          <w:p>
+            <w:r/>
+            <w:r>
+              <w:rPr>
+                <w:rFonts w:ascii="Consolas" w:hAnsi="Consolas"/>
+                <w:sz w:val="18"/>
+              </w:rPr>
+              <w:t>StrCase</w:t>
+            </w:r>
+          </w:p>
+        </w:tc>
+        <w:tc>
+          <w:tcPr>
+            <w:tcW w:type="dxa" w:w="2880"/>
+          </w:tcPr>
+          <w:p>
+            <w:r/>
+            <w:r>
+              <w:t>0x180</w:t>
+            </w:r>
+          </w:p>
+        </w:tc>
+        <w:tc>
+          <w:tcPr>
+            <w:tcW w:type="dxa" w:w="2880"/>
+          </w:tcPr>
+          <w:p>
+            <w:r/>
+            <w:r>
+              <w:rPr>
+                <w:rFonts w:ascii="Consolas" w:hAnsi="Consolas"/>
+                <w:sz w:val="18"/>
+              </w:rPr>
+              <w:t>unsigned char *StrCase(unsigned char *dst, const unsigned char *s, int upper)</w:t>
+            </w:r>
+            <w:r>
+              <w:t xml:space="preserve"> — </w:t>
+            </w:r>
+            <w:r>
+              <w:rPr>
+                <w:rFonts w:ascii="Consolas" w:hAnsi="Consolas"/>
+                <w:sz w:val="18"/>
+              </w:rPr>
+              <w:t>UCASE$</w:t>
+            </w:r>
+            <w:r>
+              <w:t xml:space="preserve"> when upper, </w:t>
+            </w:r>
+            <w:r>
+              <w:rPr>
+                <w:rFonts w:ascii="Consolas" w:hAnsi="Consolas"/>
+                <w:sz w:val="18"/>
+              </w:rPr>
+              <w:t>LCASE$</w:t>
+            </w:r>
+            <w:r>
+              <w:t xml:space="preserve"> when 0</w:t>
+            </w:r>
+          </w:p>
+        </w:tc>
+      </w:tr>
+      <w:tr>
+        <w:tc>
+          <w:tcPr>
+            <w:tcW w:type="dxa" w:w="2880"/>
+          </w:tcPr>
+          <w:p>
+            <w:r/>
+            <w:r>
+              <w:rPr>
+                <w:rFonts w:ascii="Consolas" w:hAnsi="Consolas"/>
+                <w:sz w:val="18"/>
+              </w:rPr>
+              <w:t>StrMid</w:t>
+            </w:r>
+          </w:p>
+        </w:tc>
+        <w:tc>
+          <w:tcPr>
+            <w:tcW w:type="dxa" w:w="2880"/>
+          </w:tcPr>
+          <w:p>
+            <w:r/>
+            <w:r>
+              <w:t>0x184</w:t>
+            </w:r>
+          </w:p>
+        </w:tc>
+        <w:tc>
+          <w:tcPr>
+            <w:tcW w:type="dxa" w:w="2880"/>
+          </w:tcPr>
+          <w:p>
+            <w:r/>
+            <w:r>
+              <w:rPr>
+                <w:rFonts w:ascii="Consolas" w:hAnsi="Consolas"/>
+                <w:sz w:val="18"/>
+              </w:rPr>
+              <w:t>unsigned char *StrMid(unsigned char *dst, const unsigned char *s, int spos, int nbr)</w:t>
+            </w:r>
+            <w:r>
+              <w:t xml:space="preserve"> — </w:t>
+            </w:r>
+            <w:r>
+              <w:rPr>
+                <w:rFonts w:ascii="Consolas" w:hAnsi="Consolas"/>
+                <w:sz w:val="18"/>
+              </w:rPr>
+              <w:t>MID$</w:t>
+            </w:r>
+            <w:r>
+              <w:t>, spos is 1-based</w:t>
+            </w:r>
+          </w:p>
+        </w:tc>
+      </w:tr>
+      <w:tr>
+        <w:tc>
+          <w:tcPr>
+            <w:tcW w:type="dxa" w:w="2880"/>
+          </w:tcPr>
+          <w:p>
+            <w:r/>
+            <w:r>
+              <w:rPr>
+                <w:rFonts w:ascii="Consolas" w:hAnsi="Consolas"/>
+                <w:sz w:val="18"/>
+              </w:rPr>
+              <w:t>StrChar</w:t>
+            </w:r>
+          </w:p>
+        </w:tc>
+        <w:tc>
+          <w:tcPr>
+            <w:tcW w:type="dxa" w:w="2880"/>
+          </w:tcPr>
+          <w:p>
+            <w:r/>
+            <w:r>
+              <w:t>0x188</w:t>
+            </w:r>
+          </w:p>
+        </w:tc>
+        <w:tc>
+          <w:tcPr>
+            <w:tcW w:type="dxa" w:w="2880"/>
+          </w:tcPr>
+          <w:p>
+            <w:r/>
+            <w:r>
+              <w:rPr>
+                <w:rFonts w:ascii="Consolas" w:hAnsi="Consolas"/>
+                <w:sz w:val="18"/>
+              </w:rPr>
+              <w:t>unsigned char *StrChar(unsigned char *dst, int c)</w:t>
+            </w:r>
+            <w:r>
+              <w:t xml:space="preserve"> — </w:t>
+            </w:r>
+            <w:r>
+              <w:rPr>
+                <w:rFonts w:ascii="Consolas" w:hAnsi="Consolas"/>
+                <w:sz w:val="18"/>
+              </w:rPr>
+              <w:t>CHR$</w:t>
+            </w:r>
+          </w:p>
+        </w:tc>
+      </w:tr>
+      <w:tr>
+        <w:tc>
+          <w:tcPr>
+            <w:tcW w:type="dxa" w:w="2880"/>
+          </w:tcPr>
+          <w:p>
+            <w:r/>
+            <w:r>
+              <w:rPr>
+                <w:rFonts w:ascii="Consolas" w:hAnsi="Consolas"/>
+                <w:sz w:val="18"/>
+              </w:rPr>
+              <w:t>StrFill</w:t>
+            </w:r>
+          </w:p>
+        </w:tc>
+        <w:tc>
+          <w:tcPr>
+            <w:tcW w:type="dxa" w:w="2880"/>
+          </w:tcPr>
+          <w:p>
+            <w:r/>
+            <w:r>
+              <w:t>0x18C</w:t>
+            </w:r>
+          </w:p>
+        </w:tc>
+        <w:tc>
+          <w:tcPr>
+            <w:tcW w:type="dxa" w:w="2880"/>
+          </w:tcPr>
+          <w:p>
+            <w:r/>
+            <w:r>
+              <w:rPr>
+                <w:rFonts w:ascii="Consolas" w:hAnsi="Consolas"/>
+                <w:sz w:val="18"/>
+              </w:rPr>
+              <w:t>unsigned char *StrFill(unsigned char *dst, int ch, int n)</w:t>
+            </w:r>
+            <w:r>
+              <w:t xml:space="preserve"> — </w:t>
+            </w:r>
+            <w:r>
+              <w:rPr>
+                <w:rFonts w:ascii="Consolas" w:hAnsi="Consolas"/>
+                <w:sz w:val="18"/>
+              </w:rPr>
+              <w:t>SPACE$</w:t>
+            </w:r>
+            <w:r>
+              <w:t xml:space="preserve"> (ch=' ') and </w:t>
+            </w:r>
+            <w:r>
+              <w:rPr>
+                <w:rFonts w:ascii="Consolas" w:hAnsi="Consolas"/>
+                <w:sz w:val="18"/>
+              </w:rPr>
+              <w:t>STRING$</w:t>
+            </w:r>
+          </w:p>
+        </w:tc>
+      </w:tr>
+      <w:tr>
+        <w:tc>
+          <w:tcPr>
+            <w:tcW w:type="dxa" w:w="2880"/>
+          </w:tcPr>
+          <w:p>
+            <w:r/>
+            <w:r>
+              <w:rPr>
+                <w:rFonts w:ascii="Consolas" w:hAnsi="Consolas"/>
+                <w:sz w:val="18"/>
+              </w:rPr>
+              <w:t>StrInstr</w:t>
+            </w:r>
+          </w:p>
+        </w:tc>
+        <w:tc>
+          <w:tcPr>
+            <w:tcW w:type="dxa" w:w="2880"/>
+          </w:tcPr>
+          <w:p>
+            <w:r/>
+            <w:r>
+              <w:t>0x190</w:t>
+            </w:r>
+          </w:p>
+        </w:tc>
+        <w:tc>
+          <w:tcPr>
+            <w:tcW w:type="dxa" w:w="2880"/>
+          </w:tcPr>
+          <w:p>
+            <w:r/>
+            <w:r>
+              <w:rPr>
+                <w:rFonts w:ascii="Consolas" w:hAnsi="Consolas"/>
+                <w:sz w:val="18"/>
+              </w:rPr>
+              <w:t>int StrInstr(const unsigned char *s1, const unsigned char *s2, int start)</w:t>
+            </w:r>
+            <w:r>
+              <w:t xml:space="preserve"> — </w:t>
+            </w:r>
+            <w:r>
+              <w:rPr>
+                <w:rFonts w:ascii="Consolas" w:hAnsi="Consolas"/>
+                <w:sz w:val="18"/>
+              </w:rPr>
+              <w:t>INSTR</w:t>
+            </w:r>
+            <w:r>
+              <w:t>, 1-based, 0 if not found</w:t>
+            </w:r>
+          </w:p>
+        </w:tc>
+      </w:tr>
+      <w:tr>
+        <w:tc>
+          <w:tcPr>
+            <w:tcW w:type="dxa" w:w="2880"/>
+          </w:tcPr>
+          <w:p>
+            <w:r/>
+            <w:r>
+              <w:rPr>
+                <w:rFonts w:ascii="Consolas" w:hAnsi="Consolas"/>
+                <w:sz w:val="18"/>
+              </w:rPr>
+              <w:t>StrFormat</w:t>
+            </w:r>
+          </w:p>
+        </w:tc>
+        <w:tc>
+          <w:tcPr>
+            <w:tcW w:type="dxa" w:w="2880"/>
+          </w:tcPr>
+          <w:p>
+            <w:r/>
+            <w:r>
+              <w:t>0x194</w:t>
+            </w:r>
+          </w:p>
+        </w:tc>
+        <w:tc>
+          <w:tcPr>
+            <w:tcW w:type="dxa" w:w="2880"/>
+          </w:tcPr>
+          <w:p>
+            <w:r/>
+            <w:r>
+              <w:rPr>
+                <w:rFonts w:ascii="Consolas" w:hAnsi="Consolas"/>
+                <w:sz w:val="18"/>
+              </w:rPr>
+              <w:t>unsigned char *StrFormat(unsigned char *dst, MMFLOAT f, long long i64, int isint, int m, int n, int ch)</w:t>
+            </w:r>
+            <w:r>
+              <w:t xml:space="preserve"> — </w:t>
+            </w:r>
+            <w:r>
+              <w:rPr>
+                <w:rFonts w:ascii="Consolas" w:hAnsi="Consolas"/>
+                <w:sz w:val="18"/>
+              </w:rPr>
+              <w:t>STR$</w:t>
+            </w:r>
+            <w:r>
+              <w:t xml:space="preserve">; pass </w:t>
+            </w:r>
+            <w:r>
+              <w:rPr>
+                <w:rFonts w:ascii="Consolas" w:hAnsi="Consolas"/>
+                <w:sz w:val="18"/>
+              </w:rPr>
+              <w:t>isint</w:t>
+            </w:r>
+            <w:r>
+              <w:t xml:space="preserve"> to choose which of </w:t>
+            </w:r>
+            <w:r>
+              <w:rPr>
+                <w:rFonts w:ascii="Consolas" w:hAnsi="Consolas"/>
+                <w:sz w:val="18"/>
+              </w:rPr>
+              <w:t>f</w:t>
+            </w:r>
+            <w:r>
+              <w:t>/</w:t>
+            </w:r>
+            <w:r>
+              <w:rPr>
+                <w:rFonts w:ascii="Consolas" w:hAnsi="Consolas"/>
+                <w:sz w:val="18"/>
+              </w:rPr>
+              <w:t>i64</w:t>
+            </w:r>
+            <w:r>
+              <w:t xml:space="preserve"> is read, and </w:t>
+            </w:r>
+            <w:r>
+              <w:rPr>
+                <w:rFonts w:ascii="Consolas" w:hAnsi="Consolas"/>
+                <w:sz w:val="18"/>
+              </w:rPr>
+              <w:t>STR_AUTO_PRECISION</w:t>
+            </w:r>
+            <w:r>
+              <w:t xml:space="preserve"> for n to get BASIC's default</w:t>
+            </w:r>
+          </w:p>
+        </w:tc>
+      </w:tr>
+      <w:tr>
+        <w:tc>
+          <w:tcPr>
+            <w:tcW w:type="dxa" w:w="2880"/>
+          </w:tcPr>
+          <w:p>
+            <w:r/>
+            <w:r>
+              <w:rPr>
+                <w:rFonts w:ascii="Consolas" w:hAnsi="Consolas"/>
+                <w:sz w:val="18"/>
+              </w:rPr>
+              <w:t>StrVal</w:t>
+            </w:r>
+          </w:p>
+        </w:tc>
+        <w:tc>
+          <w:tcPr>
+            <w:tcW w:type="dxa" w:w="2880"/>
+          </w:tcPr>
+          <w:p>
+            <w:r/>
+            <w:r>
+              <w:t>0x1A8</w:t>
+            </w:r>
+          </w:p>
+        </w:tc>
+        <w:tc>
+          <w:tcPr>
+            <w:tcW w:type="dxa" w:w="2880"/>
+          </w:tcPr>
+          <w:p>
+            <w:r/>
+            <w:r>
+              <w:rPr>
+                <w:rFonts w:ascii="Consolas" w:hAnsi="Consolas"/>
+                <w:sz w:val="18"/>
+              </w:rPr>
+              <w:t>int StrVal(const unsigned char *p, MMFLOAT *f, long long *i)</w:t>
+            </w:r>
+            <w:r>
+              <w:t xml:space="preserve"> — </w:t>
+            </w:r>
+            <w:r>
+              <w:rPr>
+                <w:rFonts w:ascii="Consolas" w:hAnsi="Consolas"/>
+                <w:sz w:val="18"/>
+              </w:rPr>
+              <w:t>VAL</w:t>
+            </w:r>
+            <w:r>
+              <w:t xml:space="preserve">, on a </w:t>
+            </w:r>
+            <w:r>
+              <w:rPr>
+                <w:b/>
+              </w:rPr>
+              <w:t>C</w:t>
+            </w:r>
+            <w:r>
+              <w:t xml:space="preserve"> string; returns non-zero if the result is an integer</w:t>
             </w:r>
           </w:p>
         </w:tc>
@@ -9331,7 +11369,7 @@
         <w:pStyle w:val="Heading2"/>
       </w:pPr>
       <w:r>
-        <w:t>System data and interrupt vectors</w:t>
+        <w:t>Graphics</w:t>
       </w:r>
     </w:p>
     <w:tbl>
@@ -9402,18 +11440,18 @@
                 <w:rFonts w:ascii="Consolas" w:hAnsi="Consolas"/>
                 <w:sz w:val="18"/>
               </w:rPr>
-              <w:t>Option</w:t>
-            </w:r>
-          </w:p>
-        </w:tc>
-        <w:tc>
-          <w:tcPr>
-            <w:tcW w:type="dxa" w:w="2880"/>
-          </w:tcPr>
-          <w:p>
-            <w:r/>
-            <w:r>
-              <w:t>0x8C</w:t>
+              <w:t>DrawPixel</w:t>
+            </w:r>
+          </w:p>
+        </w:tc>
+        <w:tc>
+          <w:tcPr>
+            <w:tcW w:type="dxa" w:w="2880"/>
+          </w:tcPr>
+          <w:p>
+            <w:r/>
+            <w:r>
+              <w:t>0xEC</w:t>
             </w:r>
           </w:p>
         </w:tc>
@@ -9428,10 +11466,10 @@
                 <w:rFonts w:ascii="Consolas" w:hAnsi="Consolas"/>
                 <w:sz w:val="18"/>
               </w:rPr>
-              <w:t>struct option_s *</w:t>
-            </w:r>
-            <w:r>
-              <w:t xml:space="preserve"> — the firmware option/settings structure</w:t>
+              <w:t>void DrawPixel(int x, int y, int rgb)</w:t>
+            </w:r>
+            <w:r>
+              <w:t xml:space="preserve"> — plot one pixel; firmware packs the colour for the active mode (format‑independent)</w:t>
             </w:r>
           </w:p>
         </w:tc>
@@ -9448,6 +11486,1091 @@
                 <w:rFonts w:ascii="Consolas" w:hAnsi="Consolas"/>
                 <w:sz w:val="18"/>
               </w:rPr>
+              <w:t>DrawLine</w:t>
+            </w:r>
+          </w:p>
+        </w:tc>
+        <w:tc>
+          <w:tcPr>
+            <w:tcW w:type="dxa" w:w="2880"/>
+          </w:tcPr>
+          <w:p>
+            <w:r/>
+            <w:r>
+              <w:t>0x40</w:t>
+            </w:r>
+          </w:p>
+        </w:tc>
+        <w:tc>
+          <w:tcPr>
+            <w:tcW w:type="dxa" w:w="2880"/>
+          </w:tcPr>
+          <w:p>
+            <w:r/>
+            <w:r>
+              <w:rPr>
+                <w:rFonts w:ascii="Consolas" w:hAnsi="Consolas"/>
+                <w:sz w:val="18"/>
+              </w:rPr>
+              <w:t>void DrawLine(int x1,int y1,int x2,int y2,int w,int c)</w:t>
+            </w:r>
+          </w:p>
+        </w:tc>
+      </w:tr>
+      <w:tr>
+        <w:tc>
+          <w:tcPr>
+            <w:tcW w:type="dxa" w:w="2880"/>
+          </w:tcPr>
+          <w:p>
+            <w:r/>
+            <w:r>
+              <w:rPr>
+                <w:rFonts w:ascii="Consolas" w:hAnsi="Consolas"/>
+                <w:sz w:val="18"/>
+              </w:rPr>
+              <w:t>DrawRectangle</w:t>
+            </w:r>
+          </w:p>
+        </w:tc>
+        <w:tc>
+          <w:tcPr>
+            <w:tcW w:type="dxa" w:w="2880"/>
+          </w:tcPr>
+          <w:p>
+            <w:r/>
+            <w:r>
+              <w:t>0x38</w:t>
+            </w:r>
+          </w:p>
+        </w:tc>
+        <w:tc>
+          <w:tcPr>
+            <w:tcW w:type="dxa" w:w="2880"/>
+          </w:tcPr>
+          <w:p>
+            <w:r/>
+            <w:r>
+              <w:rPr>
+                <w:rFonts w:ascii="Consolas" w:hAnsi="Consolas"/>
+                <w:sz w:val="18"/>
+              </w:rPr>
+              <w:t>void DrawRectangle(int x1,int y1,int x2,int y2,int c)</w:t>
+            </w:r>
+            <w:r>
+              <w:t xml:space="preserve"> — filled (inclusive)</w:t>
+            </w:r>
+          </w:p>
+        </w:tc>
+      </w:tr>
+      <w:tr>
+        <w:tc>
+          <w:tcPr>
+            <w:tcW w:type="dxa" w:w="2880"/>
+          </w:tcPr>
+          <w:p>
+            <w:r/>
+            <w:r>
+              <w:rPr>
+                <w:rFonts w:ascii="Consolas" w:hAnsi="Consolas"/>
+                <w:sz w:val="18"/>
+              </w:rPr>
+              <w:t>DrawCircle</w:t>
+            </w:r>
+          </w:p>
+        </w:tc>
+        <w:tc>
+          <w:tcPr>
+            <w:tcW w:type="dxa" w:w="2880"/>
+          </w:tcPr>
+          <w:p>
+            <w:r/>
+            <w:r>
+              <w:t>0x94</w:t>
+            </w:r>
+          </w:p>
+        </w:tc>
+        <w:tc>
+          <w:tcPr>
+            <w:tcW w:type="dxa" w:w="2880"/>
+          </w:tcPr>
+          <w:p>
+            <w:r/>
+            <w:r>
+              <w:rPr>
+                <w:rFonts w:ascii="Consolas" w:hAnsi="Consolas"/>
+                <w:sz w:val="18"/>
+              </w:rPr>
+              <w:t>void DrawCircle(int x,int y,int r,int w,int c,int fill,MMFLOAT aspect)</w:t>
+            </w:r>
+          </w:p>
+        </w:tc>
+      </w:tr>
+      <w:tr>
+        <w:tc>
+          <w:tcPr>
+            <w:tcW w:type="dxa" w:w="2880"/>
+          </w:tcPr>
+          <w:p>
+            <w:r/>
+            <w:r>
+              <w:rPr>
+                <w:rFonts w:ascii="Consolas" w:hAnsi="Consolas"/>
+                <w:sz w:val="18"/>
+              </w:rPr>
+              <w:t>DrawTriangle</w:t>
+            </w:r>
+          </w:p>
+        </w:tc>
+        <w:tc>
+          <w:tcPr>
+            <w:tcW w:type="dxa" w:w="2880"/>
+          </w:tcPr>
+          <w:p>
+            <w:r/>
+            <w:r>
+              <w:t>0x98</w:t>
+            </w:r>
+          </w:p>
+        </w:tc>
+        <w:tc>
+          <w:tcPr>
+            <w:tcW w:type="dxa" w:w="2880"/>
+          </w:tcPr>
+          <w:p>
+            <w:r/>
+            <w:r>
+              <w:rPr>
+                <w:rFonts w:ascii="Consolas" w:hAnsi="Consolas"/>
+                <w:sz w:val="18"/>
+              </w:rPr>
+              <w:t>void DrawTriangle(int x0,int y0,int x1,int y1,int x2,int y2,int c,int fill)</w:t>
+            </w:r>
+          </w:p>
+        </w:tc>
+      </w:tr>
+      <w:tr>
+        <w:tc>
+          <w:tcPr>
+            <w:tcW w:type="dxa" w:w="2880"/>
+          </w:tcPr>
+          <w:p>
+            <w:r/>
+            <w:r>
+              <w:rPr>
+                <w:rFonts w:ascii="Consolas" w:hAnsi="Consolas"/>
+                <w:sz w:val="18"/>
+              </w:rPr>
+              <w:t>DrawBitmap</w:t>
+            </w:r>
+          </w:p>
+        </w:tc>
+        <w:tc>
+          <w:tcPr>
+            <w:tcW w:type="dxa" w:w="2880"/>
+          </w:tcPr>
+          <w:p>
+            <w:r/>
+            <w:r>
+              <w:t>0x3C</w:t>
+            </w:r>
+          </w:p>
+        </w:tc>
+        <w:tc>
+          <w:tcPr>
+            <w:tcW w:type="dxa" w:w="2880"/>
+          </w:tcPr>
+          <w:p>
+            <w:r/>
+            <w:r>
+              <w:rPr>
+                <w:rFonts w:ascii="Consolas" w:hAnsi="Consolas"/>
+                <w:sz w:val="18"/>
+              </w:rPr>
+              <w:t>void DrawBitmap(int x,int y,int w,int h,int scale,int fg,int bg,unsigned char *bmp)</w:t>
+            </w:r>
+          </w:p>
+        </w:tc>
+      </w:tr>
+      <w:tr>
+        <w:tc>
+          <w:tcPr>
+            <w:tcW w:type="dxa" w:w="2880"/>
+          </w:tcPr>
+          <w:p>
+            <w:r/>
+            <w:r>
+              <w:rPr>
+                <w:rFonts w:ascii="Consolas" w:hAnsi="Consolas"/>
+                <w:sz w:val="18"/>
+              </w:rPr>
+              <w:t>DrawBuffer</w:t>
+            </w:r>
+          </w:p>
+        </w:tc>
+        <w:tc>
+          <w:tcPr>
+            <w:tcW w:type="dxa" w:w="2880"/>
+          </w:tcPr>
+          <w:p>
+            <w:r/>
+            <w:r>
+              <w:t>0x68</w:t>
+            </w:r>
+          </w:p>
+        </w:tc>
+        <w:tc>
+          <w:tcPr>
+            <w:tcW w:type="dxa" w:w="2880"/>
+          </w:tcPr>
+          <w:p>
+            <w:r/>
+            <w:r>
+              <w:rPr>
+                <w:rFonts w:ascii="Consolas" w:hAnsi="Consolas"/>
+                <w:sz w:val="18"/>
+              </w:rPr>
+              <w:t>void DrawBuffer(int x1,int y1,int x2,int y2,char *src)</w:t>
+            </w:r>
+            <w:r>
+              <w:t xml:space="preserve"> — blit a pixel block in</w:t>
+            </w:r>
+          </w:p>
+        </w:tc>
+      </w:tr>
+      <w:tr>
+        <w:tc>
+          <w:tcPr>
+            <w:tcW w:type="dxa" w:w="2880"/>
+          </w:tcPr>
+          <w:p>
+            <w:r/>
+            <w:r>
+              <w:rPr>
+                <w:rFonts w:ascii="Consolas" w:hAnsi="Consolas"/>
+                <w:sz w:val="18"/>
+              </w:rPr>
+              <w:t>ReadBuffer</w:t>
+            </w:r>
+          </w:p>
+        </w:tc>
+        <w:tc>
+          <w:tcPr>
+            <w:tcW w:type="dxa" w:w="2880"/>
+          </w:tcPr>
+          <w:p>
+            <w:r/>
+            <w:r>
+              <w:t>0x6C</w:t>
+            </w:r>
+          </w:p>
+        </w:tc>
+        <w:tc>
+          <w:tcPr>
+            <w:tcW w:type="dxa" w:w="2880"/>
+          </w:tcPr>
+          <w:p>
+            <w:r/>
+            <w:r>
+              <w:rPr>
+                <w:rFonts w:ascii="Consolas" w:hAnsi="Consolas"/>
+                <w:sz w:val="18"/>
+              </w:rPr>
+              <w:t>void ReadBuffer(int x1,int y1,int x2,int y2,char *dst)</w:t>
+            </w:r>
+            <w:r>
+              <w:t xml:space="preserve"> — read a pixel block out</w:t>
+            </w:r>
+          </w:p>
+        </w:tc>
+      </w:tr>
+      <w:tr>
+        <w:tc>
+          <w:tcPr>
+            <w:tcW w:type="dxa" w:w="2880"/>
+          </w:tcPr>
+          <w:p>
+            <w:r/>
+            <w:r>
+              <w:rPr>
+                <w:rFonts w:ascii="Consolas" w:hAnsi="Consolas"/>
+                <w:sz w:val="18"/>
+              </w:rPr>
+              <w:t>ScrollLCD</w:t>
+            </w:r>
+          </w:p>
+        </w:tc>
+        <w:tc>
+          <w:tcPr>
+            <w:tcW w:type="dxa" w:w="2880"/>
+          </w:tcPr>
+          <w:p>
+            <w:r/>
+            <w:r>
+              <w:t>0x80</w:t>
+            </w:r>
+          </w:p>
+        </w:tc>
+        <w:tc>
+          <w:tcPr>
+            <w:tcW w:type="dxa" w:w="2880"/>
+          </w:tcPr>
+          <w:p>
+            <w:r/>
+            <w:r>
+              <w:rPr>
+                <w:rFonts w:ascii="Consolas" w:hAnsi="Consolas"/>
+                <w:sz w:val="18"/>
+              </w:rPr>
+              <w:t>void ScrollLCD(int lines, int blank)</w:t>
+            </w:r>
+          </w:p>
+        </w:tc>
+      </w:tr>
+      <w:tr>
+        <w:tc>
+          <w:tcPr>
+            <w:tcW w:type="dxa" w:w="2880"/>
+          </w:tcPr>
+          <w:p>
+            <w:r/>
+            <w:r>
+              <w:rPr>
+                <w:rFonts w:ascii="Consolas" w:hAnsi="Consolas"/>
+                <w:sz w:val="18"/>
+              </w:rPr>
+              <w:t>FontTable</w:t>
+            </w:r>
+          </w:p>
+        </w:tc>
+        <w:tc>
+          <w:tcPr>
+            <w:tcW w:type="dxa" w:w="2880"/>
+          </w:tcPr>
+          <w:p>
+            <w:r/>
+            <w:r>
+              <w:t>0x44</w:t>
+            </w:r>
+          </w:p>
+        </w:tc>
+        <w:tc>
+          <w:tcPr>
+            <w:tcW w:type="dxa" w:w="2880"/>
+          </w:tcPr>
+          <w:p>
+            <w:r/>
+            <w:r>
+              <w:rPr>
+                <w:rFonts w:ascii="Consolas" w:hAnsi="Consolas"/>
+                <w:sz w:val="18"/>
+              </w:rPr>
+              <w:t>const unsigned char *FontTable[]</w:t>
+            </w:r>
+            <w:r>
+              <w:t xml:space="preserve"> — installed font data</w:t>
+            </w:r>
+          </w:p>
+        </w:tc>
+      </w:tr>
+      <w:tr>
+        <w:tc>
+          <w:tcPr>
+            <w:tcW w:type="dxa" w:w="2880"/>
+          </w:tcPr>
+          <w:p>
+            <w:r/>
+            <w:r>
+              <w:rPr>
+                <w:rFonts w:ascii="Consolas" w:hAnsi="Consolas"/>
+                <w:sz w:val="18"/>
+              </w:rPr>
+              <w:t>HRes</w:t>
+            </w:r>
+          </w:p>
+        </w:tc>
+        <w:tc>
+          <w:tcPr>
+            <w:tcW w:type="dxa" w:w="2880"/>
+          </w:tcPr>
+          <w:p>
+            <w:r/>
+            <w:r>
+              <w:t>0x4C</w:t>
+            </w:r>
+          </w:p>
+        </w:tc>
+        <w:tc>
+          <w:tcPr>
+            <w:tcW w:type="dxa" w:w="2880"/>
+          </w:tcPr>
+          <w:p>
+            <w:r/>
+            <w:r>
+              <w:rPr>
+                <w:rFonts w:ascii="Consolas" w:hAnsi="Consolas"/>
+                <w:sz w:val="18"/>
+              </w:rPr>
+              <w:t>unsigned int</w:t>
+            </w:r>
+            <w:r>
+              <w:t xml:space="preserve"> — current horizontal resolution</w:t>
+            </w:r>
+          </w:p>
+        </w:tc>
+      </w:tr>
+      <w:tr>
+        <w:tc>
+          <w:tcPr>
+            <w:tcW w:type="dxa" w:w="2880"/>
+          </w:tcPr>
+          <w:p>
+            <w:r/>
+            <w:r>
+              <w:rPr>
+                <w:rFonts w:ascii="Consolas" w:hAnsi="Consolas"/>
+                <w:sz w:val="18"/>
+              </w:rPr>
+              <w:t>VRes</w:t>
+            </w:r>
+          </w:p>
+        </w:tc>
+        <w:tc>
+          <w:tcPr>
+            <w:tcW w:type="dxa" w:w="2880"/>
+          </w:tcPr>
+          <w:p>
+            <w:r/>
+            <w:r>
+              <w:t>0x50</w:t>
+            </w:r>
+          </w:p>
+        </w:tc>
+        <w:tc>
+          <w:tcPr>
+            <w:tcW w:type="dxa" w:w="2880"/>
+          </w:tcPr>
+          <w:p>
+            <w:r/>
+            <w:r>
+              <w:rPr>
+                <w:rFonts w:ascii="Consolas" w:hAnsi="Consolas"/>
+                <w:sz w:val="18"/>
+              </w:rPr>
+              <w:t>unsigned int</w:t>
+            </w:r>
+            <w:r>
+              <w:t xml:space="preserve"> — current vertical resolution</w:t>
+            </w:r>
+          </w:p>
+        </w:tc>
+      </w:tr>
+    </w:tbl>
+    <w:p>
+      <w:pPr>
+        <w:spacing w:after="40"/>
+      </w:pPr>
+    </w:p>
+    <w:p>
+      <w:pPr>
+        <w:pStyle w:val="Heading2"/>
+      </w:pPr>
+      <w:r>
+        <w:t>Framebuffer (direct access)</w:t>
+      </w:r>
+    </w:p>
+    <w:tbl>
+      <w:tblPr>
+        <w:tblStyle w:val="TableGrid"/>
+        <w:tblW w:type="auto" w:w="0"/>
+        <w:tblLayout w:type="autofit"/>
+        <w:tblLook w:firstColumn="1" w:firstRow="1" w:lastColumn="0" w:lastRow="0" w:noHBand="0" w:noVBand="1" w:val="04A0"/>
+      </w:tblPr>
+      <w:tblGrid>
+        <w:gridCol w:w="2880"/>
+        <w:gridCol w:w="2880"/>
+        <w:gridCol w:w="2880"/>
+      </w:tblGrid>
+      <w:tr>
+        <w:tc>
+          <w:tcPr>
+            <w:tcW w:type="dxa" w:w="2880"/>
+          </w:tcPr>
+          <w:p>
+            <w:r/>
+            <w:r>
+              <w:rPr>
+                <w:b/>
+              </w:rPr>
+              <w:t>Name</w:t>
+            </w:r>
+          </w:p>
+        </w:tc>
+        <w:tc>
+          <w:tcPr>
+            <w:tcW w:type="dxa" w:w="2880"/>
+          </w:tcPr>
+          <w:p>
+            <w:r/>
+            <w:r>
+              <w:rPr>
+                <w:b/>
+              </w:rPr>
+              <w:t>Offset</w:t>
+            </w:r>
+          </w:p>
+        </w:tc>
+        <w:tc>
+          <w:tcPr>
+            <w:tcW w:type="dxa" w:w="2880"/>
+          </w:tcPr>
+          <w:p>
+            <w:r/>
+            <w:r>
+              <w:rPr>
+                <w:b/>
+              </w:rPr>
+              <w:t>Prototype / use</w:t>
+            </w:r>
+          </w:p>
+        </w:tc>
+      </w:tr>
+      <w:tr>
+        <w:tc>
+          <w:tcPr>
+            <w:tcW w:type="dxa" w:w="2880"/>
+          </w:tcPr>
+          <w:p>
+            <w:r/>
+            <w:r>
+              <w:rPr>
+                <w:rFonts w:ascii="Consolas" w:hAnsi="Consolas"/>
+                <w:sz w:val="18"/>
+              </w:rPr>
+              <w:t>WriteBuf</w:t>
+            </w:r>
+          </w:p>
+        </w:tc>
+        <w:tc>
+          <w:tcPr>
+            <w:tcW w:type="dxa" w:w="2880"/>
+          </w:tcPr>
+          <w:p>
+            <w:r/>
+            <w:r>
+              <w:t>0xDC</w:t>
+            </w:r>
+          </w:p>
+        </w:tc>
+        <w:tc>
+          <w:tcPr>
+            <w:tcW w:type="dxa" w:w="2880"/>
+          </w:tcPr>
+          <w:p>
+            <w:r/>
+            <w:r>
+              <w:rPr>
+                <w:rFonts w:ascii="Consolas" w:hAnsi="Consolas"/>
+                <w:sz w:val="18"/>
+              </w:rPr>
+              <w:t>unsigned char *</w:t>
+            </w:r>
+            <w:r>
+              <w:t xml:space="preserve"> — current </w:t>
+            </w:r>
+            <w:r>
+              <w:rPr>
+                <w:b/>
+              </w:rPr>
+              <w:t>write</w:t>
+            </w:r>
+            <w:r>
+              <w:t xml:space="preserve"> framebuffer. Bytes are mode‑specific (RGB121 = 4 bpp / 2 px‑per‑byte; RGB332 = 1 byte/px), so use only when you know your mode. Prefer </w:t>
+            </w:r>
+            <w:r>
+              <w:rPr>
+                <w:rFonts w:ascii="Consolas" w:hAnsi="Consolas"/>
+                <w:sz w:val="18"/>
+              </w:rPr>
+              <w:t>DrawPixel</w:t>
+            </w:r>
+            <w:r>
+              <w:t xml:space="preserve"> otherwise.</w:t>
+            </w:r>
+          </w:p>
+        </w:tc>
+      </w:tr>
+      <w:tr>
+        <w:tc>
+          <w:tcPr>
+            <w:tcW w:type="dxa" w:w="2880"/>
+          </w:tcPr>
+          <w:p>
+            <w:r/>
+            <w:r>
+              <w:rPr>
+                <w:rFonts w:ascii="Consolas" w:hAnsi="Consolas"/>
+                <w:sz w:val="18"/>
+              </w:rPr>
+              <w:t>FrameBuf</w:t>
+            </w:r>
+          </w:p>
+        </w:tc>
+        <w:tc>
+          <w:tcPr>
+            <w:tcW w:type="dxa" w:w="2880"/>
+          </w:tcPr>
+          <w:p>
+            <w:r/>
+            <w:r>
+              <w:t>0xE0</w:t>
+            </w:r>
+          </w:p>
+        </w:tc>
+        <w:tc>
+          <w:tcPr>
+            <w:tcW w:type="dxa" w:w="2880"/>
+          </w:tcPr>
+          <w:p>
+            <w:r/>
+            <w:r>
+              <w:rPr>
+                <w:rFonts w:ascii="Consolas" w:hAnsi="Consolas"/>
+                <w:sz w:val="18"/>
+              </w:rPr>
+              <w:t>unsigned char *</w:t>
+            </w:r>
+            <w:r>
+              <w:t xml:space="preserve"> — frame layer</w:t>
+            </w:r>
+          </w:p>
+        </w:tc>
+      </w:tr>
+      <w:tr>
+        <w:tc>
+          <w:tcPr>
+            <w:tcW w:type="dxa" w:w="2880"/>
+          </w:tcPr>
+          <w:p>
+            <w:r/>
+            <w:r>
+              <w:rPr>
+                <w:rFonts w:ascii="Consolas" w:hAnsi="Consolas"/>
+                <w:sz w:val="18"/>
+              </w:rPr>
+              <w:t>LayerBuf</w:t>
+            </w:r>
+          </w:p>
+        </w:tc>
+        <w:tc>
+          <w:tcPr>
+            <w:tcW w:type="dxa" w:w="2880"/>
+          </w:tcPr>
+          <w:p>
+            <w:r/>
+            <w:r>
+              <w:t>0xE4</w:t>
+            </w:r>
+          </w:p>
+        </w:tc>
+        <w:tc>
+          <w:tcPr>
+            <w:tcW w:type="dxa" w:w="2880"/>
+          </w:tcPr>
+          <w:p>
+            <w:r/>
+            <w:r>
+              <w:rPr>
+                <w:rFonts w:ascii="Consolas" w:hAnsi="Consolas"/>
+                <w:sz w:val="18"/>
+              </w:rPr>
+              <w:t>unsigned char *</w:t>
+            </w:r>
+            <w:r>
+              <w:t xml:space="preserve"> — overlay layer</w:t>
+            </w:r>
+          </w:p>
+        </w:tc>
+      </w:tr>
+      <w:tr>
+        <w:tc>
+          <w:tcPr>
+            <w:tcW w:type="dxa" w:w="2880"/>
+          </w:tcPr>
+          <w:p>
+            <w:r/>
+            <w:r>
+              <w:rPr>
+                <w:rFonts w:ascii="Consolas" w:hAnsi="Consolas"/>
+                <w:sz w:val="18"/>
+              </w:rPr>
+              <w:t>DisplayBuf</w:t>
+            </w:r>
+          </w:p>
+        </w:tc>
+        <w:tc>
+          <w:tcPr>
+            <w:tcW w:type="dxa" w:w="2880"/>
+          </w:tcPr>
+          <w:p>
+            <w:r/>
+            <w:r>
+              <w:t>0xE8</w:t>
+            </w:r>
+          </w:p>
+        </w:tc>
+        <w:tc>
+          <w:tcPr>
+            <w:tcW w:type="dxa" w:w="2880"/>
+          </w:tcPr>
+          <w:p>
+            <w:r/>
+            <w:r>
+              <w:rPr>
+                <w:rFonts w:ascii="Consolas" w:hAnsi="Consolas"/>
+                <w:sz w:val="18"/>
+              </w:rPr>
+              <w:t>unsigned char *</w:t>
+            </w:r>
+            <w:r>
+              <w:t xml:space="preserve"> — display layer</w:t>
+            </w:r>
+          </w:p>
+        </w:tc>
+      </w:tr>
+      <w:tr>
+        <w:tc>
+          <w:tcPr>
+            <w:tcW w:type="dxa" w:w="2880"/>
+          </w:tcPr>
+          <w:p>
+            <w:r/>
+            <w:r>
+              <w:rPr>
+                <w:rFonts w:ascii="Consolas" w:hAnsi="Consolas"/>
+                <w:sz w:val="18"/>
+              </w:rPr>
+              <w:t>Display_Refresh</w:t>
+            </w:r>
+          </w:p>
+        </w:tc>
+        <w:tc>
+          <w:tcPr>
+            <w:tcW w:type="dxa" w:w="2880"/>
+          </w:tcPr>
+          <w:p>
+            <w:r/>
+            <w:r>
+              <w:t>0xF0</w:t>
+            </w:r>
+          </w:p>
+        </w:tc>
+        <w:tc>
+          <w:tcPr>
+            <w:tcW w:type="dxa" w:w="2880"/>
+          </w:tcPr>
+          <w:p>
+            <w:r/>
+            <w:r>
+              <w:rPr>
+                <w:rFonts w:ascii="Consolas" w:hAnsi="Consolas"/>
+                <w:sz w:val="18"/>
+              </w:rPr>
+              <w:t>void Display_Refresh(void)</w:t>
+            </w:r>
+            <w:r>
+              <w:t xml:space="preserve"> — push direct writes to a buffered/SPI panel (no‑op on DMA‑scanned VGA/HDMI)</w:t>
+            </w:r>
+          </w:p>
+        </w:tc>
+      </w:tr>
+    </w:tbl>
+    <w:p>
+      <w:pPr>
+        <w:spacing w:after="40"/>
+      </w:pPr>
+    </w:p>
+    <w:p>
+      <w:pPr>
+        <w:pStyle w:val="Heading2"/>
+      </w:pPr>
+      <w:r>
+        <w:t>Audio</w:t>
+      </w:r>
+    </w:p>
+    <w:tbl>
+      <w:tblPr>
+        <w:tblStyle w:val="TableGrid"/>
+        <w:tblW w:type="auto" w:w="0"/>
+        <w:tblLayout w:type="autofit"/>
+        <w:tblLook w:firstColumn="1" w:firstRow="1" w:lastColumn="0" w:lastRow="0" w:noHBand="0" w:noVBand="1" w:val="04A0"/>
+      </w:tblPr>
+      <w:tblGrid>
+        <w:gridCol w:w="2880"/>
+        <w:gridCol w:w="2880"/>
+        <w:gridCol w:w="2880"/>
+      </w:tblGrid>
+      <w:tr>
+        <w:tc>
+          <w:tcPr>
+            <w:tcW w:type="dxa" w:w="2880"/>
+          </w:tcPr>
+          <w:p>
+            <w:r/>
+            <w:r>
+              <w:rPr>
+                <w:b/>
+              </w:rPr>
+              <w:t>Name</w:t>
+            </w:r>
+          </w:p>
+        </w:tc>
+        <w:tc>
+          <w:tcPr>
+            <w:tcW w:type="dxa" w:w="2880"/>
+          </w:tcPr>
+          <w:p>
+            <w:r/>
+            <w:r>
+              <w:rPr>
+                <w:b/>
+              </w:rPr>
+              <w:t>Offset</w:t>
+            </w:r>
+          </w:p>
+        </w:tc>
+        <w:tc>
+          <w:tcPr>
+            <w:tcW w:type="dxa" w:w="2880"/>
+          </w:tcPr>
+          <w:p>
+            <w:r/>
+            <w:r>
+              <w:rPr>
+                <w:b/>
+              </w:rPr>
+              <w:t>Prototype / use</w:t>
+            </w:r>
+          </w:p>
+        </w:tc>
+      </w:tr>
+      <w:tr>
+        <w:tc>
+          <w:tcPr>
+            <w:tcW w:type="dxa" w:w="2880"/>
+          </w:tcPr>
+          <w:p>
+            <w:r/>
+            <w:r>
+              <w:rPr>
+                <w:rFonts w:ascii="Consolas" w:hAnsi="Consolas"/>
+                <w:sz w:val="18"/>
+              </w:rPr>
+              <w:t>AudioOutput</w:t>
+            </w:r>
+          </w:p>
+        </w:tc>
+        <w:tc>
+          <w:tcPr>
+            <w:tcW w:type="dxa" w:w="2880"/>
+          </w:tcPr>
+          <w:p>
+            <w:r/>
+            <w:r>
+              <w:t>0xC4</w:t>
+            </w:r>
+          </w:p>
+        </w:tc>
+        <w:tc>
+          <w:tcPr>
+            <w:tcW w:type="dxa" w:w="2880"/>
+          </w:tcPr>
+          <w:p>
+            <w:r/>
+            <w:r>
+              <w:rPr>
+                <w:rFonts w:ascii="Consolas" w:hAnsi="Consolas"/>
+                <w:sz w:val="18"/>
+              </w:rPr>
+              <w:t>void AudioOutput(uint16_t left, uint16_t right)</w:t>
+            </w:r>
+          </w:p>
+        </w:tc>
+      </w:tr>
+      <w:tr>
+        <w:tc>
+          <w:tcPr>
+            <w:tcW w:type="dxa" w:w="2880"/>
+          </w:tcPr>
+          <w:p>
+            <w:r/>
+            <w:r>
+              <w:rPr>
+                <w:rFonts w:ascii="Consolas" w:hAnsi="Consolas"/>
+                <w:sz w:val="18"/>
+              </w:rPr>
+              <w:t>AUDIO_WRAP</w:t>
+            </w:r>
+          </w:p>
+        </w:tc>
+        <w:tc>
+          <w:tcPr>
+            <w:tcW w:type="dxa" w:w="2880"/>
+          </w:tcPr>
+          <w:p>
+            <w:r/>
+            <w:r>
+              <w:t>0xCC</w:t>
+            </w:r>
+          </w:p>
+        </w:tc>
+        <w:tc>
+          <w:tcPr>
+            <w:tcW w:type="dxa" w:w="2880"/>
+          </w:tcPr>
+          <w:p>
+            <w:r/>
+            <w:r>
+              <w:rPr>
+                <w:rFonts w:ascii="Consolas" w:hAnsi="Consolas"/>
+                <w:sz w:val="18"/>
+              </w:rPr>
+              <w:t>uint16_t</w:t>
+            </w:r>
+            <w:r>
+              <w:t xml:space="preserve"> — current audio PWM wrap (full‑scale) value</w:t>
+            </w:r>
+          </w:p>
+        </w:tc>
+      </w:tr>
+    </w:tbl>
+    <w:p>
+      <w:pPr>
+        <w:spacing w:after="40"/>
+      </w:pPr>
+    </w:p>
+    <w:p>
+      <w:pPr>
+        <w:pStyle w:val="Heading2"/>
+      </w:pPr>
+      <w:r>
+        <w:t>System data and interrupt vectors</w:t>
+      </w:r>
+    </w:p>
+    <w:tbl>
+      <w:tblPr>
+        <w:tblStyle w:val="TableGrid"/>
+        <w:tblW w:type="auto" w:w="0"/>
+        <w:tblLayout w:type="autofit"/>
+        <w:tblLook w:firstColumn="1" w:firstRow="1" w:lastColumn="0" w:lastRow="0" w:noHBand="0" w:noVBand="1" w:val="04A0"/>
+      </w:tblPr>
+      <w:tblGrid>
+        <w:gridCol w:w="2880"/>
+        <w:gridCol w:w="2880"/>
+        <w:gridCol w:w="2880"/>
+      </w:tblGrid>
+      <w:tr>
+        <w:tc>
+          <w:tcPr>
+            <w:tcW w:type="dxa" w:w="2880"/>
+          </w:tcPr>
+          <w:p>
+            <w:r/>
+            <w:r>
+              <w:rPr>
+                <w:b/>
+              </w:rPr>
+              <w:t>Name</w:t>
+            </w:r>
+          </w:p>
+        </w:tc>
+        <w:tc>
+          <w:tcPr>
+            <w:tcW w:type="dxa" w:w="2880"/>
+          </w:tcPr>
+          <w:p>
+            <w:r/>
+            <w:r>
+              <w:rPr>
+                <w:b/>
+              </w:rPr>
+              <w:t>Offset</w:t>
+            </w:r>
+          </w:p>
+        </w:tc>
+        <w:tc>
+          <w:tcPr>
+            <w:tcW w:type="dxa" w:w="2880"/>
+          </w:tcPr>
+          <w:p>
+            <w:r/>
+            <w:r>
+              <w:rPr>
+                <w:b/>
+              </w:rPr>
+              <w:t>Prototype / use</w:t>
+            </w:r>
+          </w:p>
+        </w:tc>
+      </w:tr>
+      <w:tr>
+        <w:tc>
+          <w:tcPr>
+            <w:tcW w:type="dxa" w:w="2880"/>
+          </w:tcPr>
+          <w:p>
+            <w:r/>
+            <w:r>
+              <w:rPr>
+                <w:rFonts w:ascii="Consolas" w:hAnsi="Consolas"/>
+                <w:sz w:val="18"/>
+              </w:rPr>
+              <w:t>Option</w:t>
+            </w:r>
+          </w:p>
+        </w:tc>
+        <w:tc>
+          <w:tcPr>
+            <w:tcW w:type="dxa" w:w="2880"/>
+          </w:tcPr>
+          <w:p>
+            <w:r/>
+            <w:r>
+              <w:t>0x8C</w:t>
+            </w:r>
+          </w:p>
+        </w:tc>
+        <w:tc>
+          <w:tcPr>
+            <w:tcW w:type="dxa" w:w="2880"/>
+          </w:tcPr>
+          <w:p>
+            <w:r/>
+            <w:r>
+              <w:rPr>
+                <w:rFonts w:ascii="Consolas" w:hAnsi="Consolas"/>
+                <w:sz w:val="18"/>
+              </w:rPr>
+              <w:t>struct option_s *</w:t>
+            </w:r>
+            <w:r>
+              <w:t xml:space="preserve"> — the firmware option/settings structure; its layout depends on the variant and chip (§1.5)</w:t>
+            </w:r>
+          </w:p>
+        </w:tc>
+      </w:tr>
+      <w:tr>
+        <w:tc>
+          <w:tcPr>
+            <w:tcW w:type="dxa" w:w="2880"/>
+          </w:tcPr>
+          <w:p>
+            <w:r/>
+            <w:r>
+              <w:rPr>
+                <w:rFonts w:ascii="Consolas" w:hAnsi="Consolas"/>
+                <w:sz w:val="18"/>
+              </w:rPr>
               <w:t>g_vartbl</w:t>
             </w:r>
           </w:p>
@@ -9470,7 +12593,7 @@
           <w:p>
             <w:r/>
             <w:r>
-              <w:t>the BASIC variable table</w:t>
+              <w:t>the BASIC variable table; its entry layout differs between RP2040 and RP2350 (§1.5)</w:t>
             </w:r>
           </w:p>
         </w:tc>
@@ -9725,13 +12848,8 @@
         <w:t>0x84</w:t>
       </w:r>
       <w:r>
-        <w:t>+ assume current firmware. The framebuffer/maths group at</w:t>
-      </w:r>
-    </w:p>
-    <w:p>
-      <w:pPr>
-        <w:pStyle w:val="IntenseQuote"/>
-      </w:pPr>
+        <w:t xml:space="preserve">+ assume current firmware. The framebuffer/maths group at </w:t>
+      </w:r>
       <w:r>
         <w:rPr>
           <w:rFonts w:ascii="Consolas" w:hAnsi="Consolas"/>
